--- a/docs/word/02_Entregable_2_Avance_50.docx
+++ b/docs/word/02_Entregable_2_Avance_50.docx
@@ -1136,7 +1136,7 @@
                 <w:color w:val="222222"/>
                 <w:sz w:val="18"/>
               </w:rPr>
-              <w:t>LocalStorage en el demo; esquema SQL Server preparado.</w:t>
+              <w:t>LocalStorage en demo; MVC con SQL Server local implementado.</w:t>
             </w:r>
           </w:p>
         </w:tc>
@@ -1167,7 +1167,7 @@
                 <w:color w:val="222222"/>
                 <w:sz w:val="18"/>
               </w:rPr>
-              <w:t>database/schema.sql y manual técnico.</w:t>
+              <w:t>backend/BodegaNorte.Api/ y database/schema.sql.</w:t>
             </w:r>
           </w:p>
         </w:tc>
@@ -2172,7 +2172,7 @@
     </w:p>
     <w:p>
       <w:r>
-        <w:t>La solución se organiza en una capa de presentación React, un estado local para el demo y una capa de datos preparada para migrar a SQL Server. La navegación principal se mantiene visible en escritorio y se convierte en un menú en pantallas pequeñas.</w:t>
+        <w:t>La solución implementa estrictamente MVC en tres capas: React y Views/Home/Index.cshtml forman la View; los Controllers reciben las solicitudes y BodegaService aplica las reglas; Models/Contracts.cs y BodegaRepository representan y persisten el modelo en SQL Server LocalDB. El modo demo mantiene LocalStorage solo para ejecutar la interfaz sin servidor.</w:t>
       </w:r>
     </w:p>
     <w:tbl>
@@ -3751,14 +3751,6 @@
         <w:pStyle w:val="ListBullet"/>
       </w:pPr>
       <w:r>
-        <w:t>Conectar el MVP a un backend y SQL Server para operación multiusuario.</w:t>
-      </w:r>
-    </w:p>
-    <w:p>
-      <w:pPr>
-        <w:pStyle w:val="ListBullet"/>
-      </w:pPr>
-      <w:r>
         <w:t>Completar pruebas de aceptación con datos reales autorizados por la organización.</w:t>
       </w:r>
     </w:p>
@@ -3776,6 +3768,14 @@
       </w:pPr>
       <w:r>
         <w:t>Completar nombres, firmas, ubicación, integrantes y fecha en la portada.</w:t>
+      </w:r>
+    </w:p>
+    <w:p>
+      <w:pPr>
+        <w:pStyle w:val="ListBullet"/>
+      </w:pPr>
+      <w:r>
+        <w:t>Configurar autenticación, roles y auditoría antes de una puesta en producción.</w:t>
       </w:r>
     </w:p>
     <w:p>

--- a/docs/word/02_Entregable_2_Avance_50.docx
+++ b/docs/word/02_Entregable_2_Avance_50.docx
@@ -2,9 +2,6 @@
 <file path=word/document.xml><?xml version="1.0" encoding="utf-8"?>
 <w:document xmlns:wpc="http://schemas.microsoft.com/office/word/2010/wordprocessingCanvas" xmlns:mo="http://schemas.microsoft.com/office/mac/office/2008/main" xmlns:mc="http://schemas.openxmlformats.org/markup-compatibility/2006" xmlns:mv="urn:schemas-microsoft-com:mac:vml" xmlns:o="urn:schemas-microsoft-com:office:office" xmlns:r="http://schemas.openxmlformats.org/officeDocument/2006/relationships" xmlns:m="http://schemas.openxmlformats.org/officeDocument/2006/math" xmlns:v="urn:schemas-microsoft-com:vml" xmlns:wp14="http://schemas.microsoft.com/office/word/2010/wordprocessingDrawing" xmlns:wp="http://schemas.openxmlformats.org/drawingml/2006/wordprocessingDrawing" xmlns:w10="urn:schemas-microsoft-com:office:word" xmlns:w="http://schemas.openxmlformats.org/wordprocessingml/2006/main" xmlns:w14="http://schemas.microsoft.com/office/word/2010/wordml" xmlns:wpg="http://schemas.microsoft.com/office/word/2010/wordprocessingGroup" xmlns:wpi="http://schemas.microsoft.com/office/word/2010/wordprocessingInk" xmlns:wne="http://schemas.microsoft.com/office/word/2006/wordml" xmlns:wps="http://schemas.microsoft.com/office/word/2010/wordprocessingShape" mc:Ignorable="w14 wp14">
   <w:body>
-    <w:p>
-      <w:pPr/>
-    </w:p>
     <w:p>
       <w:pPr/>
     </w:p>
@@ -14,7 +11,13 @@
         <w:jc w:val="center"/>
       </w:pPr>
       <w:r>
-        <w:t>Informe de avance al 50% – Entregable 2</w:t>
+        <w:rPr>
+          <w:rFonts w:ascii="Arial" w:hAnsi="Arial" w:eastAsia="Arial"/>
+          <w:b/>
+          <w:color w:val="000000"/>
+          <w:sz w:val="22"/>
+        </w:rPr>
+        <w:t>BODEGA NORTE</w:t>
       </w:r>
     </w:p>
     <w:p>
@@ -23,11 +26,11 @@
       </w:pPr>
       <w:r>
         <w:rPr>
-          <w:rFonts w:ascii="Arial" w:hAnsi="Arial"/>
-          <w:color w:val="1F4E79"/>
-          <w:sz w:val="24"/>
+          <w:rFonts w:ascii="Arial" w:hAnsi="Arial" w:eastAsia="Arial"/>
+          <w:color w:val="000000"/>
+          <w:sz w:val="22"/>
         </w:rPr>
-        <w:t>Sistema de inventario y ventas para la bodega Bodega Norte</w:t>
+        <w:t>Informe de avance del proyecto</w:t>
       </w:r>
     </w:p>
     <w:p>
@@ -36,561 +39,120 @@
       </w:pPr>
       <w:r>
         <w:rPr>
-          <w:rFonts w:ascii="Arial" w:hAnsi="Arial"/>
+          <w:rFonts w:ascii="Arial" w:hAnsi="Arial" w:eastAsia="Arial"/>
           <w:b/>
-          <w:color w:val="10294B"/>
+          <w:color w:val="000000"/>
           <w:sz w:val="22"/>
         </w:rPr>
-        <w:t>DOCUMENTO ACADÉMICO EDITABLE</w:t>
+        <w:t>Experiencias Formativas en Situaciones Reales de Trabajo III (EFSR14908)</w:t>
       </w:r>
     </w:p>
-    <w:p/>
-    <w:tbl>
-      <w:tblPr>
-        <w:tblW w:type="auto" w:w="0"/>
-        <w:jc w:val="center"/>
-        <w:tblLayout w:type="autofit"/>
-        <w:tblLook w:firstColumn="1" w:firstRow="1" w:lastColumn="0" w:lastRow="0" w:noHBand="0" w:noVBand="1" w:val="04A0"/>
-      </w:tblPr>
-      <w:tblGrid>
-        <w:gridCol w:w="4320"/>
-        <w:gridCol w:w="4320"/>
-      </w:tblGrid>
-      <w:tr>
-        <w:tc>
-          <w:tcPr>
-            <w:tcW w:type="dxa" w:w="4320"/>
-            <w:shd w:fill="EAF0F6"/>
-            <w:tcBorders>
-              <w:top w:val="single" w:sz="4" w:space="0" w:color="D9D9D9"/>
-              <w:left w:val="single" w:sz="4" w:space="0" w:color="D9D9D9"/>
-              <w:bottom w:val="single" w:sz="4" w:space="0" w:color="D9D9D9"/>
-              <w:right w:val="single" w:sz="4" w:space="0" w:color="D9D9D9"/>
-              <w:insideH w:val="single" w:sz="4" w:space="0" w:color="D9D9D9"/>
-              <w:insideV w:val="single" w:sz="4" w:space="0" w:color="D9D9D9"/>
-            </w:tcBorders>
-            <w:tcMar>
-              <w:top w:w="80" w:type="dxa"/>
-              <w:start w:w="100" w:type="dxa"/>
-              <w:bottom w:w="80" w:type="dxa"/>
-              <w:end w:w="100" w:type="dxa"/>
-            </w:tcMar>
-            <w:vAlign w:val="center"/>
-          </w:tcPr>
-          <w:p>
-            <w:r>
-              <w:rPr>
-                <w:rFonts w:ascii="Arial" w:hAnsi="Arial"/>
-                <w:b/>
-                <w:color w:val="10294B"/>
-                <w:sz w:val="20"/>
-              </w:rPr>
-              <w:t>Curso</w:t>
-            </w:r>
-          </w:p>
-        </w:tc>
-        <w:tc>
-          <w:tcPr>
-            <w:tcW w:type="dxa" w:w="4320"/>
-            <w:tcBorders>
-              <w:top w:val="single" w:sz="4" w:space="0" w:color="D9D9D9"/>
-              <w:left w:val="single" w:sz="4" w:space="0" w:color="D9D9D9"/>
-              <w:bottom w:val="single" w:sz="4" w:space="0" w:color="D9D9D9"/>
-              <w:right w:val="single" w:sz="4" w:space="0" w:color="D9D9D9"/>
-              <w:insideH w:val="single" w:sz="4" w:space="0" w:color="D9D9D9"/>
-              <w:insideV w:val="single" w:sz="4" w:space="0" w:color="D9D9D9"/>
-            </w:tcBorders>
-            <w:tcMar>
-              <w:top w:w="80" w:type="dxa"/>
-              <w:start w:w="100" w:type="dxa"/>
-              <w:bottom w:w="80" w:type="dxa"/>
-              <w:end w:w="100" w:type="dxa"/>
-            </w:tcMar>
-            <w:vAlign w:val="center"/>
-          </w:tcPr>
-          <w:p>
-            <w:r>
-              <w:rPr>
-                <w:rFonts w:ascii="Arial" w:hAnsi="Arial"/>
-                <w:sz w:val="20"/>
-              </w:rPr>
-              <w:t>EFSR14908 – Experiencia Formativa en Situación Real de Trabajo</w:t>
-            </w:r>
-          </w:p>
-        </w:tc>
-      </w:tr>
-      <w:tr>
-        <w:tc>
-          <w:tcPr>
-            <w:tcW w:type="dxa" w:w="4320"/>
-            <w:shd w:fill="EAF0F6"/>
-            <w:tcBorders>
-              <w:top w:val="single" w:sz="4" w:space="0" w:color="D9D9D9"/>
-              <w:left w:val="single" w:sz="4" w:space="0" w:color="D9D9D9"/>
-              <w:bottom w:val="single" w:sz="4" w:space="0" w:color="D9D9D9"/>
-              <w:right w:val="single" w:sz="4" w:space="0" w:color="D9D9D9"/>
-              <w:insideH w:val="single" w:sz="4" w:space="0" w:color="D9D9D9"/>
-              <w:insideV w:val="single" w:sz="4" w:space="0" w:color="D9D9D9"/>
-            </w:tcBorders>
-            <w:tcMar>
-              <w:top w:w="80" w:type="dxa"/>
-              <w:start w:w="100" w:type="dxa"/>
-              <w:bottom w:w="80" w:type="dxa"/>
-              <w:end w:w="100" w:type="dxa"/>
-            </w:tcMar>
-            <w:vAlign w:val="center"/>
-          </w:tcPr>
-          <w:p>
-            <w:r>
-              <w:rPr>
-                <w:rFonts w:ascii="Arial" w:hAnsi="Arial"/>
-                <w:b/>
-                <w:color w:val="10294B"/>
-                <w:sz w:val="20"/>
-              </w:rPr>
-              <w:t>Docente</w:t>
-            </w:r>
-          </w:p>
-        </w:tc>
-        <w:tc>
-          <w:tcPr>
-            <w:tcW w:type="dxa" w:w="4320"/>
-            <w:tcBorders>
-              <w:top w:val="single" w:sz="4" w:space="0" w:color="D9D9D9"/>
-              <w:left w:val="single" w:sz="4" w:space="0" w:color="D9D9D9"/>
-              <w:bottom w:val="single" w:sz="4" w:space="0" w:color="D9D9D9"/>
-              <w:right w:val="single" w:sz="4" w:space="0" w:color="D9D9D9"/>
-              <w:insideH w:val="single" w:sz="4" w:space="0" w:color="D9D9D9"/>
-              <w:insideV w:val="single" w:sz="4" w:space="0" w:color="D9D9D9"/>
-            </w:tcBorders>
-            <w:tcMar>
-              <w:top w:w="80" w:type="dxa"/>
-              <w:start w:w="100" w:type="dxa"/>
-              <w:bottom w:w="80" w:type="dxa"/>
-              <w:end w:w="100" w:type="dxa"/>
-            </w:tcMar>
-            <w:vAlign w:val="center"/>
-          </w:tcPr>
-          <w:p>
-            <w:r>
-              <w:rPr>
-                <w:rFonts w:ascii="Arial" w:hAnsi="Arial"/>
-                <w:sz w:val="20"/>
-              </w:rPr>
-              <w:t>Judith Jiménez Monago</w:t>
-            </w:r>
-          </w:p>
-        </w:tc>
-      </w:tr>
-      <w:tr>
-        <w:tc>
-          <w:tcPr>
-            <w:tcW w:type="dxa" w:w="4320"/>
-            <w:shd w:fill="EAF0F6"/>
-            <w:tcBorders>
-              <w:top w:val="single" w:sz="4" w:space="0" w:color="D9D9D9"/>
-              <w:left w:val="single" w:sz="4" w:space="0" w:color="D9D9D9"/>
-              <w:bottom w:val="single" w:sz="4" w:space="0" w:color="D9D9D9"/>
-              <w:right w:val="single" w:sz="4" w:space="0" w:color="D9D9D9"/>
-              <w:insideH w:val="single" w:sz="4" w:space="0" w:color="D9D9D9"/>
-              <w:insideV w:val="single" w:sz="4" w:space="0" w:color="D9D9D9"/>
-            </w:tcBorders>
-            <w:tcMar>
-              <w:top w:w="80" w:type="dxa"/>
-              <w:start w:w="100" w:type="dxa"/>
-              <w:bottom w:w="80" w:type="dxa"/>
-              <w:end w:w="100" w:type="dxa"/>
-            </w:tcMar>
-            <w:vAlign w:val="center"/>
-          </w:tcPr>
-          <w:p>
-            <w:r>
-              <w:rPr>
-                <w:rFonts w:ascii="Arial" w:hAnsi="Arial"/>
-                <w:b/>
-                <w:color w:val="10294B"/>
-                <w:sz w:val="20"/>
-              </w:rPr>
-              <w:t>Periodo</w:t>
-            </w:r>
-          </w:p>
-        </w:tc>
-        <w:tc>
-          <w:tcPr>
-            <w:tcW w:type="dxa" w:w="4320"/>
-            <w:tcBorders>
-              <w:top w:val="single" w:sz="4" w:space="0" w:color="D9D9D9"/>
-              <w:left w:val="single" w:sz="4" w:space="0" w:color="D9D9D9"/>
-              <w:bottom w:val="single" w:sz="4" w:space="0" w:color="D9D9D9"/>
-              <w:right w:val="single" w:sz="4" w:space="0" w:color="D9D9D9"/>
-              <w:insideH w:val="single" w:sz="4" w:space="0" w:color="D9D9D9"/>
-              <w:insideV w:val="single" w:sz="4" w:space="0" w:color="D9D9D9"/>
-            </w:tcBorders>
-            <w:tcMar>
-              <w:top w:w="80" w:type="dxa"/>
-              <w:start w:w="100" w:type="dxa"/>
-              <w:bottom w:w="80" w:type="dxa"/>
-              <w:end w:w="100" w:type="dxa"/>
-            </w:tcMar>
-            <w:vAlign w:val="center"/>
-          </w:tcPr>
-          <w:p>
-            <w:r>
-              <w:rPr>
-                <w:rFonts w:ascii="Arial" w:hAnsi="Arial"/>
-                <w:sz w:val="20"/>
-              </w:rPr>
-              <w:t>Periodo académico 2026</w:t>
-            </w:r>
-          </w:p>
-        </w:tc>
-      </w:tr>
-      <w:tr>
-        <w:tc>
-          <w:tcPr>
-            <w:tcW w:type="dxa" w:w="4320"/>
-            <w:shd w:fill="EAF0F6"/>
-            <w:tcBorders>
-              <w:top w:val="single" w:sz="4" w:space="0" w:color="D9D9D9"/>
-              <w:left w:val="single" w:sz="4" w:space="0" w:color="D9D9D9"/>
-              <w:bottom w:val="single" w:sz="4" w:space="0" w:color="D9D9D9"/>
-              <w:right w:val="single" w:sz="4" w:space="0" w:color="D9D9D9"/>
-              <w:insideH w:val="single" w:sz="4" w:space="0" w:color="D9D9D9"/>
-              <w:insideV w:val="single" w:sz="4" w:space="0" w:color="D9D9D9"/>
-            </w:tcBorders>
-            <w:tcMar>
-              <w:top w:w="80" w:type="dxa"/>
-              <w:start w:w="100" w:type="dxa"/>
-              <w:bottom w:w="80" w:type="dxa"/>
-              <w:end w:w="100" w:type="dxa"/>
-            </w:tcMar>
-            <w:vAlign w:val="center"/>
-          </w:tcPr>
-          <w:p>
-            <w:r>
-              <w:rPr>
-                <w:rFonts w:ascii="Arial" w:hAnsi="Arial"/>
-                <w:b/>
-                <w:color w:val="10294B"/>
-                <w:sz w:val="20"/>
-              </w:rPr>
-              <w:t>Entregable</w:t>
-            </w:r>
-          </w:p>
-        </w:tc>
-        <w:tc>
-          <w:tcPr>
-            <w:tcW w:type="dxa" w:w="4320"/>
-            <w:tcBorders>
-              <w:top w:val="single" w:sz="4" w:space="0" w:color="D9D9D9"/>
-              <w:left w:val="single" w:sz="4" w:space="0" w:color="D9D9D9"/>
-              <w:bottom w:val="single" w:sz="4" w:space="0" w:color="D9D9D9"/>
-              <w:right w:val="single" w:sz="4" w:space="0" w:color="D9D9D9"/>
-              <w:insideH w:val="single" w:sz="4" w:space="0" w:color="D9D9D9"/>
-              <w:insideV w:val="single" w:sz="4" w:space="0" w:color="D9D9D9"/>
-            </w:tcBorders>
-            <w:tcMar>
-              <w:top w:w="80" w:type="dxa"/>
-              <w:start w:w="100" w:type="dxa"/>
-              <w:bottom w:w="80" w:type="dxa"/>
-              <w:end w:w="100" w:type="dxa"/>
-            </w:tcMar>
-            <w:vAlign w:val="center"/>
-          </w:tcPr>
-          <w:p>
-            <w:r>
-              <w:rPr>
-                <w:rFonts w:ascii="Arial" w:hAnsi="Arial"/>
-                <w:sz w:val="20"/>
-              </w:rPr>
-              <w:t>Entregable 2: diseño, construcción inicial, pruebas y defensa grupal</w:t>
-            </w:r>
-          </w:p>
-        </w:tc>
-      </w:tr>
-      <w:tr>
-        <w:tc>
-          <w:tcPr>
-            <w:tcW w:type="dxa" w:w="4320"/>
-            <w:shd w:fill="EAF0F6"/>
-            <w:tcBorders>
-              <w:top w:val="single" w:sz="4" w:space="0" w:color="D9D9D9"/>
-              <w:left w:val="single" w:sz="4" w:space="0" w:color="D9D9D9"/>
-              <w:bottom w:val="single" w:sz="4" w:space="0" w:color="D9D9D9"/>
-              <w:right w:val="single" w:sz="4" w:space="0" w:color="D9D9D9"/>
-              <w:insideH w:val="single" w:sz="4" w:space="0" w:color="D9D9D9"/>
-              <w:insideV w:val="single" w:sz="4" w:space="0" w:color="D9D9D9"/>
-            </w:tcBorders>
-            <w:tcMar>
-              <w:top w:w="80" w:type="dxa"/>
-              <w:start w:w="100" w:type="dxa"/>
-              <w:bottom w:w="80" w:type="dxa"/>
-              <w:end w:w="100" w:type="dxa"/>
-            </w:tcMar>
-            <w:vAlign w:val="center"/>
-          </w:tcPr>
-          <w:p>
-            <w:r>
-              <w:rPr>
-                <w:rFonts w:ascii="Arial" w:hAnsi="Arial"/>
-                <w:b/>
-                <w:color w:val="10294B"/>
-                <w:sz w:val="20"/>
-              </w:rPr>
-              <w:t>Estudiante / integrantes</w:t>
-            </w:r>
-          </w:p>
-        </w:tc>
-        <w:tc>
-          <w:tcPr>
-            <w:tcW w:type="dxa" w:w="4320"/>
-            <w:tcBorders>
-              <w:top w:val="single" w:sz="4" w:space="0" w:color="D9D9D9"/>
-              <w:left w:val="single" w:sz="4" w:space="0" w:color="D9D9D9"/>
-              <w:bottom w:val="single" w:sz="4" w:space="0" w:color="D9D9D9"/>
-              <w:right w:val="single" w:sz="4" w:space="0" w:color="D9D9D9"/>
-              <w:insideH w:val="single" w:sz="4" w:space="0" w:color="D9D9D9"/>
-              <w:insideV w:val="single" w:sz="4" w:space="0" w:color="D9D9D9"/>
-            </w:tcBorders>
-            <w:tcMar>
-              <w:top w:w="80" w:type="dxa"/>
-              <w:start w:w="100" w:type="dxa"/>
-              <w:bottom w:w="80" w:type="dxa"/>
-              <w:end w:w="100" w:type="dxa"/>
-            </w:tcMar>
-            <w:vAlign w:val="center"/>
-          </w:tcPr>
-          <w:p>
-            <w:r>
-              <w:rPr>
-                <w:rFonts w:ascii="Arial" w:hAnsi="Arial"/>
-                <w:sz w:val="20"/>
-              </w:rPr>
-              <w:t>[Completar]</w:t>
-            </w:r>
-          </w:p>
-        </w:tc>
-      </w:tr>
-      <w:tr>
-        <w:tc>
-          <w:tcPr>
-            <w:tcW w:type="dxa" w:w="4320"/>
-            <w:shd w:fill="EAF0F6"/>
-            <w:tcBorders>
-              <w:top w:val="single" w:sz="4" w:space="0" w:color="D9D9D9"/>
-              <w:left w:val="single" w:sz="4" w:space="0" w:color="D9D9D9"/>
-              <w:bottom w:val="single" w:sz="4" w:space="0" w:color="D9D9D9"/>
-              <w:right w:val="single" w:sz="4" w:space="0" w:color="D9D9D9"/>
-              <w:insideH w:val="single" w:sz="4" w:space="0" w:color="D9D9D9"/>
-              <w:insideV w:val="single" w:sz="4" w:space="0" w:color="D9D9D9"/>
-            </w:tcBorders>
-            <w:tcMar>
-              <w:top w:w="80" w:type="dxa"/>
-              <w:start w:w="100" w:type="dxa"/>
-              <w:bottom w:w="80" w:type="dxa"/>
-              <w:end w:w="100" w:type="dxa"/>
-            </w:tcMar>
-            <w:vAlign w:val="center"/>
-          </w:tcPr>
-          <w:p>
-            <w:r>
-              <w:rPr>
-                <w:rFonts w:ascii="Arial" w:hAnsi="Arial"/>
-                <w:b/>
-                <w:color w:val="10294B"/>
-                <w:sz w:val="20"/>
-              </w:rPr>
-              <w:t>Coordinador del proyecto</w:t>
-            </w:r>
-          </w:p>
-        </w:tc>
-        <w:tc>
-          <w:tcPr>
-            <w:tcW w:type="dxa" w:w="4320"/>
-            <w:tcBorders>
-              <w:top w:val="single" w:sz="4" w:space="0" w:color="D9D9D9"/>
-              <w:left w:val="single" w:sz="4" w:space="0" w:color="D9D9D9"/>
-              <w:bottom w:val="single" w:sz="4" w:space="0" w:color="D9D9D9"/>
-              <w:right w:val="single" w:sz="4" w:space="0" w:color="D9D9D9"/>
-              <w:insideH w:val="single" w:sz="4" w:space="0" w:color="D9D9D9"/>
-              <w:insideV w:val="single" w:sz="4" w:space="0" w:color="D9D9D9"/>
-            </w:tcBorders>
-            <w:tcMar>
-              <w:top w:w="80" w:type="dxa"/>
-              <w:start w:w="100" w:type="dxa"/>
-              <w:bottom w:w="80" w:type="dxa"/>
-              <w:end w:w="100" w:type="dxa"/>
-            </w:tcMar>
-            <w:vAlign w:val="center"/>
-          </w:tcPr>
-          <w:p>
-            <w:r>
-              <w:rPr>
-                <w:rFonts w:ascii="Arial" w:hAnsi="Arial"/>
-                <w:sz w:val="20"/>
-              </w:rPr>
-              <w:t>[Completar]</w:t>
-            </w:r>
-          </w:p>
-        </w:tc>
-      </w:tr>
-      <w:tr>
-        <w:tc>
-          <w:tcPr>
-            <w:tcW w:type="dxa" w:w="4320"/>
-            <w:shd w:fill="EAF0F6"/>
-            <w:tcBorders>
-              <w:top w:val="single" w:sz="4" w:space="0" w:color="D9D9D9"/>
-              <w:left w:val="single" w:sz="4" w:space="0" w:color="D9D9D9"/>
-              <w:bottom w:val="single" w:sz="4" w:space="0" w:color="D9D9D9"/>
-              <w:right w:val="single" w:sz="4" w:space="0" w:color="D9D9D9"/>
-              <w:insideH w:val="single" w:sz="4" w:space="0" w:color="D9D9D9"/>
-              <w:insideV w:val="single" w:sz="4" w:space="0" w:color="D9D9D9"/>
-            </w:tcBorders>
-            <w:tcMar>
-              <w:top w:w="80" w:type="dxa"/>
-              <w:start w:w="100" w:type="dxa"/>
-              <w:bottom w:w="80" w:type="dxa"/>
-              <w:end w:w="100" w:type="dxa"/>
-            </w:tcMar>
-            <w:vAlign w:val="center"/>
-          </w:tcPr>
-          <w:p>
-            <w:r>
-              <w:rPr>
-                <w:rFonts w:ascii="Arial" w:hAnsi="Arial"/>
-                <w:b/>
-                <w:color w:val="10294B"/>
-                <w:sz w:val="20"/>
-              </w:rPr>
-              <w:t>Institución / bodega</w:t>
-            </w:r>
-          </w:p>
-        </w:tc>
-        <w:tc>
-          <w:tcPr>
-            <w:tcW w:type="dxa" w:w="4320"/>
-            <w:tcBorders>
-              <w:top w:val="single" w:sz="4" w:space="0" w:color="D9D9D9"/>
-              <w:left w:val="single" w:sz="4" w:space="0" w:color="D9D9D9"/>
-              <w:bottom w:val="single" w:sz="4" w:space="0" w:color="D9D9D9"/>
-              <w:right w:val="single" w:sz="4" w:space="0" w:color="D9D9D9"/>
-              <w:insideH w:val="single" w:sz="4" w:space="0" w:color="D9D9D9"/>
-              <w:insideV w:val="single" w:sz="4" w:space="0" w:color="D9D9D9"/>
-            </w:tcBorders>
-            <w:tcMar>
-              <w:top w:w="80" w:type="dxa"/>
-              <w:start w:w="100" w:type="dxa"/>
-              <w:bottom w:w="80" w:type="dxa"/>
-              <w:end w:w="100" w:type="dxa"/>
-            </w:tcMar>
-            <w:vAlign w:val="center"/>
-          </w:tcPr>
-          <w:p>
-            <w:r>
-              <w:rPr>
-                <w:rFonts w:ascii="Arial" w:hAnsi="Arial"/>
-                <w:sz w:val="20"/>
-              </w:rPr>
-              <w:t>Bodega Norte – [completar ubicación]</w:t>
-            </w:r>
-          </w:p>
-        </w:tc>
-      </w:tr>
-      <w:tr>
-        <w:tc>
-          <w:tcPr>
-            <w:tcW w:type="dxa" w:w="4320"/>
-            <w:shd w:fill="EAF0F6"/>
-            <w:tcBorders>
-              <w:top w:val="single" w:sz="4" w:space="0" w:color="D9D9D9"/>
-              <w:left w:val="single" w:sz="4" w:space="0" w:color="D9D9D9"/>
-              <w:bottom w:val="single" w:sz="4" w:space="0" w:color="D9D9D9"/>
-              <w:right w:val="single" w:sz="4" w:space="0" w:color="D9D9D9"/>
-              <w:insideH w:val="single" w:sz="4" w:space="0" w:color="D9D9D9"/>
-              <w:insideV w:val="single" w:sz="4" w:space="0" w:color="D9D9D9"/>
-            </w:tcBorders>
-            <w:tcMar>
-              <w:top w:w="80" w:type="dxa"/>
-              <w:start w:w="100" w:type="dxa"/>
-              <w:bottom w:w="80" w:type="dxa"/>
-              <w:end w:w="100" w:type="dxa"/>
-            </w:tcMar>
-            <w:vAlign w:val="center"/>
-          </w:tcPr>
-          <w:p>
-            <w:r>
-              <w:rPr>
-                <w:rFonts w:ascii="Arial" w:hAnsi="Arial"/>
-                <w:b/>
-                <w:color w:val="10294B"/>
-                <w:sz w:val="20"/>
-              </w:rPr>
-              <w:t>Fecha de entrega</w:t>
-            </w:r>
-          </w:p>
-        </w:tc>
-        <w:tc>
-          <w:tcPr>
-            <w:tcW w:type="dxa" w:w="4320"/>
-            <w:tcBorders>
-              <w:top w:val="single" w:sz="4" w:space="0" w:color="D9D9D9"/>
-              <w:left w:val="single" w:sz="4" w:space="0" w:color="D9D9D9"/>
-              <w:bottom w:val="single" w:sz="4" w:space="0" w:color="D9D9D9"/>
-              <w:right w:val="single" w:sz="4" w:space="0" w:color="D9D9D9"/>
-              <w:insideH w:val="single" w:sz="4" w:space="0" w:color="D9D9D9"/>
-              <w:insideV w:val="single" w:sz="4" w:space="0" w:color="D9D9D9"/>
-            </w:tcBorders>
-            <w:tcMar>
-              <w:top w:w="80" w:type="dxa"/>
-              <w:start w:w="100" w:type="dxa"/>
-              <w:bottom w:w="80" w:type="dxa"/>
-              <w:end w:w="100" w:type="dxa"/>
-            </w:tcMar>
-            <w:vAlign w:val="center"/>
-          </w:tcPr>
-          <w:p>
-            <w:r>
-              <w:rPr>
-                <w:rFonts w:ascii="Arial" w:hAnsi="Arial"/>
-                <w:sz w:val="20"/>
-              </w:rPr>
-              <w:t>[Completar]</w:t>
-            </w:r>
-          </w:p>
-        </w:tc>
-      </w:tr>
-    </w:tbl>
-    <w:p/>
     <w:p>
       <w:pPr>
         <w:jc w:val="center"/>
       </w:pPr>
       <w:r>
         <w:rPr>
-          <w:i/>
-          <w:color w:val="6B7280"/>
-          <w:sz w:val="18"/>
+          <w:rFonts w:ascii="Arial" w:hAnsi="Arial" w:eastAsia="Arial"/>
+          <w:color w:val="000000"/>
+          <w:sz w:val="22"/>
         </w:rPr>
-        <w:t>Elaborado a partir de la estructura y criterios indicados en los documentos de referencia del curso.</w:t>
+        <w:t>Judith Jenny Jimenez Monago</w:t>
+      </w:r>
+    </w:p>
+    <w:p>
+      <w:pPr>
+        <w:jc w:val="center"/>
+      </w:pPr>
+      <w:r>
+        <w:rPr>
+          <w:rFonts w:ascii="Arial" w:hAnsi="Arial" w:eastAsia="Arial"/>
+          <w:color w:val="000000"/>
+          <w:sz w:val="22"/>
+        </w:rPr>
+        <w:t>Ciclo cuarto | Periodo 2026 | Semestre no consignado en los documentos recibidos</w:t>
+      </w:r>
+    </w:p>
+    <w:p>
+      <w:pPr>
+        <w:jc w:val="center"/>
+      </w:pPr>
+      <w:r>
+        <w:rPr>
+          <w:rFonts w:ascii="Arial" w:hAnsi="Arial" w:eastAsia="Arial"/>
+          <w:color w:val="000000"/>
+          <w:sz w:val="22"/>
+        </w:rPr>
+        <w:t>Grupo 10</w:t>
+      </w:r>
+    </w:p>
+    <w:p/>
+    <w:p>
+      <w:pPr>
+        <w:jc w:val="left"/>
+      </w:pPr>
+      <w:r>
+        <w:rPr>
+          <w:rFonts w:ascii="Arial" w:hAnsi="Arial" w:eastAsia="Arial"/>
+          <w:color w:val="000000"/>
+          <w:sz w:val="22"/>
+        </w:rPr>
+        <w:t>Coordinador: Gonzalo Yoel Choque Becerra</w:t>
       </w:r>
     </w:p>
     <w:p>
       <w:r>
+        <w:rPr>
+          <w:rFonts w:ascii="Arial" w:hAnsi="Arial" w:eastAsia="Arial"/>
+          <w:color w:val="000000"/>
+          <w:sz w:val="22"/>
+        </w:rPr>
+        <w:t>Integrantes: Adrian Alexander Berrocal Villanueva; Lalo Alessandro Eugenio Montalvo; Juan Diego Romero Peralta</w:t>
+      </w:r>
+    </w:p>
+    <w:p>
+      <w:r>
+        <w:rPr>
+          <w:rFonts w:ascii="Arial" w:hAnsi="Arial" w:eastAsia="Arial"/>
+          <w:color w:val="000000"/>
+          <w:sz w:val="22"/>
+        </w:rPr>
+        <w:t>Fecha de elaboración: 4 de octubre de 2026</w:t>
+      </w:r>
+    </w:p>
+    <w:p>
+      <w:r>
+        <w:rPr>
+          <w:rFonts w:ascii="Arial" w:hAnsi="Arial" w:eastAsia="Arial"/>
+          <w:color w:val="000000"/>
+          <w:sz w:val="22"/>
+        </w:rPr>
         <w:br w:type="page"/>
       </w:r>
     </w:p>
     <w:p>
       <w:pPr>
         <w:pStyle w:val="Heading1"/>
+        <w:keepNext/>
+        <w:keepLines/>
       </w:pPr>
       <w:r>
-        <w:t>1. Estado del proyecto</w:t>
+        <w:rPr>
+          <w:rFonts w:ascii="Arial" w:hAnsi="Arial" w:eastAsia="Arial"/>
+          <w:color w:val="000000"/>
+          <w:sz w:val="22"/>
+        </w:rPr>
+        <w:t>1. Estado verificable del prototipo</w:t>
       </w:r>
     </w:p>
     <w:p>
       <w:r>
-        <w:t>Al corte del 50%, el proyecto cuenta con una interfaz funcional para dashboard, ventas, inventario, productos, proveedores, reportes y configuración. Se han priorizado los flujos que demuestran valor: revisar stock, registrar una venta y consultar alertas.</w:t>
+        <w:rPr>
+          <w:rFonts w:ascii="Arial" w:hAnsi="Arial" w:eastAsia="Arial"/>
+          <w:color w:val="000000"/>
+          <w:sz w:val="22"/>
+        </w:rPr>
+        <w:t>Este documento describe el estado del código disponible al preparar el paquete, con fecha 4 de octubre de 2026. No certifica que el equipo haya presentado exactamente este avance en la semana 10 ni calcula un porcentaje de ejecución según la rúbrica.</w:t>
       </w:r>
     </w:p>
     <w:tbl>
@@ -607,19 +169,20 @@
       </w:tblGrid>
       <w:tr>
         <w:trPr>
+          <w:cantSplit/>
           <w:tblHeader w:val="true"/>
         </w:trPr>
         <w:tc>
           <w:tcPr>
             <w:tcW w:type="dxa" w:w="2880"/>
-            <w:shd w:fill="10294B"/>
+            <w:shd w:fill="000000"/>
             <w:tcBorders>
-              <w:top w:val="single" w:sz="4" w:space="0" w:color="10294B"/>
-              <w:left w:val="single" w:sz="4" w:space="0" w:color="10294B"/>
-              <w:bottom w:val="single" w:sz="4" w:space="0" w:color="10294B"/>
-              <w:right w:val="single" w:sz="4" w:space="0" w:color="10294B"/>
-              <w:insideH w:val="single" w:sz="4" w:space="0" w:color="10294B"/>
-              <w:insideV w:val="single" w:sz="4" w:space="0" w:color="10294B"/>
+              <w:top w:val="single" w:sz="4" w:space="0" w:color="000000"/>
+              <w:left w:val="single" w:sz="4" w:space="0" w:color="000000"/>
+              <w:bottom w:val="single" w:sz="4" w:space="0" w:color="000000"/>
+              <w:right w:val="single" w:sz="4" w:space="0" w:color="000000"/>
+              <w:insideH w:val="single" w:sz="4" w:space="0" w:color="000000"/>
+              <w:insideV w:val="single" w:sz="4" w:space="0" w:color="000000"/>
             </w:tcBorders>
             <w:tcMar>
               <w:top w:w="80" w:type="dxa"/>
@@ -629,12 +192,15 @@
             </w:tcMar>
           </w:tcPr>
           <w:p>
+            <w:pPr>
+              <w:keepNext/>
+            </w:pPr>
             <w:r>
               <w:rPr>
-                <w:rFonts w:ascii="Arial" w:hAnsi="Arial"/>
+                <w:rFonts w:ascii="Arial" w:hAnsi="Arial" w:eastAsia="Arial"/>
                 <w:b/>
                 <w:color w:val="FFFFFF"/>
-                <w:sz w:val="18"/>
+                <w:sz w:val="22"/>
               </w:rPr>
               <w:t>Área</w:t>
             </w:r>
@@ -643,14 +209,14 @@
         <w:tc>
           <w:tcPr>
             <w:tcW w:type="dxa" w:w="2880"/>
-            <w:shd w:fill="10294B"/>
+            <w:shd w:fill="000000"/>
             <w:tcBorders>
-              <w:top w:val="single" w:sz="4" w:space="0" w:color="10294B"/>
-              <w:left w:val="single" w:sz="4" w:space="0" w:color="10294B"/>
-              <w:bottom w:val="single" w:sz="4" w:space="0" w:color="10294B"/>
-              <w:right w:val="single" w:sz="4" w:space="0" w:color="10294B"/>
-              <w:insideH w:val="single" w:sz="4" w:space="0" w:color="10294B"/>
-              <w:insideV w:val="single" w:sz="4" w:space="0" w:color="10294B"/>
+              <w:top w:val="single" w:sz="4" w:space="0" w:color="000000"/>
+              <w:left w:val="single" w:sz="4" w:space="0" w:color="000000"/>
+              <w:bottom w:val="single" w:sz="4" w:space="0" w:color="000000"/>
+              <w:right w:val="single" w:sz="4" w:space="0" w:color="000000"/>
+              <w:insideH w:val="single" w:sz="4" w:space="0" w:color="000000"/>
+              <w:insideV w:val="single" w:sz="4" w:space="0" w:color="000000"/>
             </w:tcBorders>
             <w:tcMar>
               <w:top w:w="80" w:type="dxa"/>
@@ -660,28 +226,31 @@
             </w:tcMar>
           </w:tcPr>
           <w:p>
+            <w:pPr>
+              <w:keepNext/>
+            </w:pPr>
             <w:r>
               <w:rPr>
-                <w:rFonts w:ascii="Arial" w:hAnsi="Arial"/>
+                <w:rFonts w:ascii="Arial" w:hAnsi="Arial" w:eastAsia="Arial"/>
                 <w:b/>
                 <w:color w:val="FFFFFF"/>
-                <w:sz w:val="18"/>
+                <w:sz w:val="22"/>
               </w:rPr>
-              <w:t>Estado al 50%</w:t>
+              <w:t>Estado del código</w:t>
             </w:r>
           </w:p>
         </w:tc>
         <w:tc>
           <w:tcPr>
             <w:tcW w:type="dxa" w:w="2880"/>
-            <w:shd w:fill="10294B"/>
+            <w:shd w:fill="000000"/>
             <w:tcBorders>
-              <w:top w:val="single" w:sz="4" w:space="0" w:color="10294B"/>
-              <w:left w:val="single" w:sz="4" w:space="0" w:color="10294B"/>
-              <w:bottom w:val="single" w:sz="4" w:space="0" w:color="10294B"/>
-              <w:right w:val="single" w:sz="4" w:space="0" w:color="10294B"/>
-              <w:insideH w:val="single" w:sz="4" w:space="0" w:color="10294B"/>
-              <w:insideV w:val="single" w:sz="4" w:space="0" w:color="10294B"/>
+              <w:top w:val="single" w:sz="4" w:space="0" w:color="000000"/>
+              <w:left w:val="single" w:sz="4" w:space="0" w:color="000000"/>
+              <w:bottom w:val="single" w:sz="4" w:space="0" w:color="000000"/>
+              <w:right w:val="single" w:sz="4" w:space="0" w:color="000000"/>
+              <w:insideH w:val="single" w:sz="4" w:space="0" w:color="000000"/>
+              <w:insideV w:val="single" w:sz="4" w:space="0" w:color="000000"/>
             </w:tcBorders>
             <w:tcMar>
               <w:top w:w="80" w:type="dxa"/>
@@ -691,30 +260,36 @@
             </w:tcMar>
           </w:tcPr>
           <w:p>
+            <w:pPr>
+              <w:keepNext/>
+            </w:pPr>
             <w:r>
               <w:rPr>
-                <w:rFonts w:ascii="Arial" w:hAnsi="Arial"/>
+                <w:rFonts w:ascii="Arial" w:hAnsi="Arial" w:eastAsia="Arial"/>
                 <w:b/>
                 <w:color w:val="FFFFFF"/>
-                <w:sz w:val="18"/>
+                <w:sz w:val="22"/>
               </w:rPr>
-              <w:t>Evidencia</w:t>
+              <w:t>Límite de la evidencia</w:t>
             </w:r>
           </w:p>
         </w:tc>
       </w:tr>
       <w:tr>
+        <w:trPr>
+          <w:cantSplit/>
+        </w:trPr>
         <w:tc>
           <w:tcPr>
             <w:tcW w:type="dxa" w:w="2880"/>
-            <w:shd w:fill="F7F9FB"/>
+            <w:shd w:fill="FFFFFF"/>
             <w:tcBorders>
-              <w:top w:val="single" w:sz="4" w:space="0" w:color="D9D9D9"/>
-              <w:left w:val="single" w:sz="4" w:space="0" w:color="D9D9D9"/>
-              <w:bottom w:val="single" w:sz="4" w:space="0" w:color="D9D9D9"/>
-              <w:right w:val="single" w:sz="4" w:space="0" w:color="D9D9D9"/>
-              <w:insideH w:val="single" w:sz="4" w:space="0" w:color="D9D9D9"/>
-              <w:insideV w:val="single" w:sz="4" w:space="0" w:color="D9D9D9"/>
+              <w:top w:val="single" w:sz="4" w:space="0" w:color="000000"/>
+              <w:left w:val="single" w:sz="4" w:space="0" w:color="000000"/>
+              <w:bottom w:val="single" w:sz="4" w:space="0" w:color="000000"/>
+              <w:right w:val="single" w:sz="4" w:space="0" w:color="000000"/>
+              <w:insideH w:val="single" w:sz="4" w:space="0" w:color="000000"/>
+              <w:insideV w:val="single" w:sz="4" w:space="0" w:color="000000"/>
             </w:tcBorders>
             <w:tcMar>
               <w:top w:w="80" w:type="dxa"/>
@@ -727,9 +302,9 @@
           <w:p>
             <w:r>
               <w:rPr>
-                <w:rFonts w:ascii="Arial" w:hAnsi="Arial"/>
-                <w:color w:val="222222"/>
-                <w:sz w:val="18"/>
+                <w:rFonts w:ascii="Arial" w:hAnsi="Arial" w:eastAsia="Arial"/>
+                <w:color w:val="000000"/>
+                <w:sz w:val="22"/>
               </w:rPr>
               <w:t>Interfaz</w:t>
             </w:r>
@@ -738,14 +313,14 @@
         <w:tc>
           <w:tcPr>
             <w:tcW w:type="dxa" w:w="2880"/>
-            <w:shd w:fill="F7F9FB"/>
+            <w:shd w:fill="FFFFFF"/>
             <w:tcBorders>
-              <w:top w:val="single" w:sz="4" w:space="0" w:color="D9D9D9"/>
-              <w:left w:val="single" w:sz="4" w:space="0" w:color="D9D9D9"/>
-              <w:bottom w:val="single" w:sz="4" w:space="0" w:color="D9D9D9"/>
-              <w:right w:val="single" w:sz="4" w:space="0" w:color="D9D9D9"/>
-              <w:insideH w:val="single" w:sz="4" w:space="0" w:color="D9D9D9"/>
-              <w:insideV w:val="single" w:sz="4" w:space="0" w:color="D9D9D9"/>
+              <w:top w:val="single" w:sz="4" w:space="0" w:color="000000"/>
+              <w:left w:val="single" w:sz="4" w:space="0" w:color="000000"/>
+              <w:bottom w:val="single" w:sz="4" w:space="0" w:color="000000"/>
+              <w:right w:val="single" w:sz="4" w:space="0" w:color="000000"/>
+              <w:insideH w:val="single" w:sz="4" w:space="0" w:color="000000"/>
+              <w:insideV w:val="single" w:sz="4" w:space="0" w:color="000000"/>
             </w:tcBorders>
             <w:tcMar>
               <w:top w:w="80" w:type="dxa"/>
@@ -758,25 +333,25 @@
           <w:p>
             <w:r>
               <w:rPr>
-                <w:rFonts w:ascii="Arial" w:hAnsi="Arial"/>
-                <w:color w:val="222222"/>
-                <w:sz w:val="18"/>
+                <w:rFonts w:ascii="Arial" w:hAnsi="Arial" w:eastAsia="Arial"/>
+                <w:color w:val="000000"/>
+                <w:sz w:val="22"/>
               </w:rPr>
-              <w:t>Completada para desktop y adaptada a móvil.</w:t>
+              <w:t>Hay vistas para inicio, venta, productos, inventario, reportes y configuración.</w:t>
             </w:r>
           </w:p>
         </w:tc>
         <w:tc>
           <w:tcPr>
             <w:tcW w:type="dxa" w:w="2880"/>
-            <w:shd w:fill="F7F9FB"/>
+            <w:shd w:fill="FFFFFF"/>
             <w:tcBorders>
-              <w:top w:val="single" w:sz="4" w:space="0" w:color="D9D9D9"/>
-              <w:left w:val="single" w:sz="4" w:space="0" w:color="D9D9D9"/>
-              <w:bottom w:val="single" w:sz="4" w:space="0" w:color="D9D9D9"/>
-              <w:right w:val="single" w:sz="4" w:space="0" w:color="D9D9D9"/>
-              <w:insideH w:val="single" w:sz="4" w:space="0" w:color="D9D9D9"/>
-              <w:insideV w:val="single" w:sz="4" w:space="0" w:color="D9D9D9"/>
+              <w:top w:val="single" w:sz="4" w:space="0" w:color="000000"/>
+              <w:left w:val="single" w:sz="4" w:space="0" w:color="000000"/>
+              <w:bottom w:val="single" w:sz="4" w:space="0" w:color="000000"/>
+              <w:right w:val="single" w:sz="4" w:space="0" w:color="000000"/>
+              <w:insideH w:val="single" w:sz="4" w:space="0" w:color="000000"/>
+              <w:insideV w:val="single" w:sz="4" w:space="0" w:color="000000"/>
             </w:tcBorders>
             <w:tcMar>
               <w:top w:w="80" w:type="dxa"/>
@@ -789,26 +364,30 @@
           <w:p>
             <w:r>
               <w:rPr>
-                <w:rFonts w:ascii="Arial" w:hAnsi="Arial"/>
-                <w:color w:val="222222"/>
-                <w:sz w:val="18"/>
+                <w:rFonts w:ascii="Arial" w:hAnsi="Arial" w:eastAsia="Arial"/>
+                <w:color w:val="000000"/>
+                <w:sz w:val="22"/>
               </w:rPr>
-              <w:t>Capturas visuales y navegación en la aplicación.</w:t>
+              <w:t>Pendiente aceptación manual del Grupo 10.</w:t>
             </w:r>
           </w:p>
         </w:tc>
       </w:tr>
       <w:tr>
+        <w:trPr>
+          <w:cantSplit/>
+        </w:trPr>
         <w:tc>
           <w:tcPr>
             <w:tcW w:type="dxa" w:w="2880"/>
+            <w:shd w:fill="FFFFFF"/>
             <w:tcBorders>
-              <w:top w:val="single" w:sz="4" w:space="0" w:color="D9D9D9"/>
-              <w:left w:val="single" w:sz="4" w:space="0" w:color="D9D9D9"/>
-              <w:bottom w:val="single" w:sz="4" w:space="0" w:color="D9D9D9"/>
-              <w:right w:val="single" w:sz="4" w:space="0" w:color="D9D9D9"/>
-              <w:insideH w:val="single" w:sz="4" w:space="0" w:color="D9D9D9"/>
-              <w:insideV w:val="single" w:sz="4" w:space="0" w:color="D9D9D9"/>
+              <w:top w:val="single" w:sz="4" w:space="0" w:color="000000"/>
+              <w:left w:val="single" w:sz="4" w:space="0" w:color="000000"/>
+              <w:bottom w:val="single" w:sz="4" w:space="0" w:color="000000"/>
+              <w:right w:val="single" w:sz="4" w:space="0" w:color="000000"/>
+              <w:insideH w:val="single" w:sz="4" w:space="0" w:color="000000"/>
+              <w:insideV w:val="single" w:sz="4" w:space="0" w:color="000000"/>
             </w:tcBorders>
             <w:tcMar>
               <w:top w:w="80" w:type="dxa"/>
@@ -821,24 +400,25 @@
           <w:p>
             <w:r>
               <w:rPr>
-                <w:rFonts w:ascii="Arial" w:hAnsi="Arial"/>
-                <w:color w:val="222222"/>
-                <w:sz w:val="18"/>
+                <w:rFonts w:ascii="Arial" w:hAnsi="Arial" w:eastAsia="Arial"/>
+                <w:color w:val="000000"/>
+                <w:sz w:val="22"/>
               </w:rPr>
-              <w:t>Ventas</w:t>
+              <w:t>Ventas API</w:t>
             </w:r>
           </w:p>
         </w:tc>
         <w:tc>
           <w:tcPr>
             <w:tcW w:type="dxa" w:w="2880"/>
+            <w:shd w:fill="FFFFFF"/>
             <w:tcBorders>
-              <w:top w:val="single" w:sz="4" w:space="0" w:color="D9D9D9"/>
-              <w:left w:val="single" w:sz="4" w:space="0" w:color="D9D9D9"/>
-              <w:bottom w:val="single" w:sz="4" w:space="0" w:color="D9D9D9"/>
-              <w:right w:val="single" w:sz="4" w:space="0" w:color="D9D9D9"/>
-              <w:insideH w:val="single" w:sz="4" w:space="0" w:color="D9D9D9"/>
-              <w:insideV w:val="single" w:sz="4" w:space="0" w:color="D9D9D9"/>
+              <w:top w:val="single" w:sz="4" w:space="0" w:color="000000"/>
+              <w:left w:val="single" w:sz="4" w:space="0" w:color="000000"/>
+              <w:bottom w:val="single" w:sz="4" w:space="0" w:color="000000"/>
+              <w:right w:val="single" w:sz="4" w:space="0" w:color="000000"/>
+              <w:insideH w:val="single" w:sz="4" w:space="0" w:color="000000"/>
+              <w:insideV w:val="single" w:sz="4" w:space="0" w:color="000000"/>
             </w:tcBorders>
             <w:tcMar>
               <w:top w:w="80" w:type="dxa"/>
@@ -851,24 +431,25 @@
           <w:p>
             <w:r>
               <w:rPr>
-                <w:rFonts w:ascii="Arial" w:hAnsi="Arial"/>
-                <w:color w:val="222222"/>
-                <w:sz w:val="18"/>
+                <w:rFonts w:ascii="Arial" w:hAnsi="Arial" w:eastAsia="Arial"/>
+                <w:color w:val="000000"/>
+                <w:sz w:val="22"/>
               </w:rPr>
-              <w:t>Flujo de venta validado con actualización de stock.</w:t>
+              <w:t>El código valida stock y descuenta unidades dentro de una transacción PostgreSQL.</w:t>
             </w:r>
           </w:p>
         </w:tc>
         <w:tc>
           <w:tcPr>
             <w:tcW w:type="dxa" w:w="2880"/>
+            <w:shd w:fill="FFFFFF"/>
             <w:tcBorders>
-              <w:top w:val="single" w:sz="4" w:space="0" w:color="D9D9D9"/>
-              <w:left w:val="single" w:sz="4" w:space="0" w:color="D9D9D9"/>
-              <w:bottom w:val="single" w:sz="4" w:space="0" w:color="D9D9D9"/>
-              <w:right w:val="single" w:sz="4" w:space="0" w:color="D9D9D9"/>
-              <w:insideH w:val="single" w:sz="4" w:space="0" w:color="D9D9D9"/>
-              <w:insideV w:val="single" w:sz="4" w:space="0" w:color="D9D9D9"/>
+              <w:top w:val="single" w:sz="4" w:space="0" w:color="000000"/>
+              <w:left w:val="single" w:sz="4" w:space="0" w:color="000000"/>
+              <w:bottom w:val="single" w:sz="4" w:space="0" w:color="000000"/>
+              <w:right w:val="single" w:sz="4" w:space="0" w:color="000000"/>
+              <w:insideH w:val="single" w:sz="4" w:space="0" w:color="000000"/>
+              <w:insideV w:val="single" w:sz="4" w:space="0" w:color="000000"/>
             </w:tcBorders>
             <w:tcMar>
               <w:top w:w="80" w:type="dxa"/>
@@ -881,27 +462,30 @@
           <w:p>
             <w:r>
               <w:rPr>
-                <w:rFonts w:ascii="Arial" w:hAnsi="Arial"/>
-                <w:color w:val="222222"/>
-                <w:sz w:val="18"/>
+                <w:rFonts w:ascii="Arial" w:hAnsi="Arial" w:eastAsia="Arial"/>
+                <w:color w:val="000000"/>
+                <w:sz w:val="22"/>
               </w:rPr>
-              <w:t>Caso IT-02 y mensaje de venta registrada.</w:t>
+              <w:t>Conexión y prueba remota pendientes de configurar.</w:t>
             </w:r>
           </w:p>
         </w:tc>
       </w:tr>
       <w:tr>
+        <w:trPr>
+          <w:cantSplit/>
+        </w:trPr>
         <w:tc>
           <w:tcPr>
             <w:tcW w:type="dxa" w:w="2880"/>
-            <w:shd w:fill="F7F9FB"/>
+            <w:shd w:fill="FFFFFF"/>
             <w:tcBorders>
-              <w:top w:val="single" w:sz="4" w:space="0" w:color="D9D9D9"/>
-              <w:left w:val="single" w:sz="4" w:space="0" w:color="D9D9D9"/>
-              <w:bottom w:val="single" w:sz="4" w:space="0" w:color="D9D9D9"/>
-              <w:right w:val="single" w:sz="4" w:space="0" w:color="D9D9D9"/>
-              <w:insideH w:val="single" w:sz="4" w:space="0" w:color="D9D9D9"/>
-              <w:insideV w:val="single" w:sz="4" w:space="0" w:color="D9D9D9"/>
+              <w:top w:val="single" w:sz="4" w:space="0" w:color="000000"/>
+              <w:left w:val="single" w:sz="4" w:space="0" w:color="000000"/>
+              <w:bottom w:val="single" w:sz="4" w:space="0" w:color="000000"/>
+              <w:right w:val="single" w:sz="4" w:space="0" w:color="000000"/>
+              <w:insideH w:val="single" w:sz="4" w:space="0" w:color="000000"/>
+              <w:insideV w:val="single" w:sz="4" w:space="0" w:color="000000"/>
             </w:tcBorders>
             <w:tcMar>
               <w:top w:w="80" w:type="dxa"/>
@@ -914,25 +498,25 @@
           <w:p>
             <w:r>
               <w:rPr>
-                <w:rFonts w:ascii="Arial" w:hAnsi="Arial"/>
-                <w:color w:val="222222"/>
-                <w:sz w:val="18"/>
+                <w:rFonts w:ascii="Arial" w:hAnsi="Arial" w:eastAsia="Arial"/>
+                <w:color w:val="000000"/>
+                <w:sz w:val="22"/>
               </w:rPr>
-              <w:t>Inventario</w:t>
+              <w:t>Base de datos</w:t>
             </w:r>
           </w:p>
         </w:tc>
         <w:tc>
           <w:tcPr>
             <w:tcW w:type="dxa" w:w="2880"/>
-            <w:shd w:fill="F7F9FB"/>
+            <w:shd w:fill="FFFFFF"/>
             <w:tcBorders>
-              <w:top w:val="single" w:sz="4" w:space="0" w:color="D9D9D9"/>
-              <w:left w:val="single" w:sz="4" w:space="0" w:color="D9D9D9"/>
-              <w:bottom w:val="single" w:sz="4" w:space="0" w:color="D9D9D9"/>
-              <w:right w:val="single" w:sz="4" w:space="0" w:color="D9D9D9"/>
-              <w:insideH w:val="single" w:sz="4" w:space="0" w:color="D9D9D9"/>
-              <w:insideV w:val="single" w:sz="4" w:space="0" w:color="D9D9D9"/>
+              <w:top w:val="single" w:sz="4" w:space="0" w:color="000000"/>
+              <w:left w:val="single" w:sz="4" w:space="0" w:color="000000"/>
+              <w:bottom w:val="single" w:sz="4" w:space="0" w:color="000000"/>
+              <w:right w:val="single" w:sz="4" w:space="0" w:color="000000"/>
+              <w:insideH w:val="single" w:sz="4" w:space="0" w:color="000000"/>
+              <w:insideV w:val="single" w:sz="4" w:space="0" w:color="000000"/>
             </w:tcBorders>
             <w:tcMar>
               <w:top w:w="80" w:type="dxa"/>
@@ -945,25 +529,25 @@
           <w:p>
             <w:r>
               <w:rPr>
-                <w:rFonts w:ascii="Arial" w:hAnsi="Arial"/>
-                <w:color w:val="222222"/>
-                <w:sz w:val="18"/>
+                <w:rFonts w:ascii="Arial" w:hAnsi="Arial" w:eastAsia="Arial"/>
+                <w:color w:val="000000"/>
+                <w:sz w:val="22"/>
               </w:rPr>
-              <w:t>Listado, búsqueda y filtro por stock bajo.</w:t>
+              <w:t>Esquema SQL con categorías, proveedores, productos, ventas y líneas.</w:t>
             </w:r>
           </w:p>
         </w:tc>
         <w:tc>
           <w:tcPr>
             <w:tcW w:type="dxa" w:w="2880"/>
-            <w:shd w:fill="F7F9FB"/>
+            <w:shd w:fill="FFFFFF"/>
             <w:tcBorders>
-              <w:top w:val="single" w:sz="4" w:space="0" w:color="D9D9D9"/>
-              <w:left w:val="single" w:sz="4" w:space="0" w:color="D9D9D9"/>
-              <w:bottom w:val="single" w:sz="4" w:space="0" w:color="D9D9D9"/>
-              <w:right w:val="single" w:sz="4" w:space="0" w:color="D9D9D9"/>
-              <w:insideH w:val="single" w:sz="4" w:space="0" w:color="D9D9D9"/>
-              <w:insideV w:val="single" w:sz="4" w:space="0" w:color="D9D9D9"/>
+              <w:top w:val="single" w:sz="4" w:space="0" w:color="000000"/>
+              <w:left w:val="single" w:sz="4" w:space="0" w:color="000000"/>
+              <w:bottom w:val="single" w:sz="4" w:space="0" w:color="000000"/>
+              <w:right w:val="single" w:sz="4" w:space="0" w:color="000000"/>
+              <w:insideH w:val="single" w:sz="4" w:space="0" w:color="000000"/>
+              <w:insideV w:val="single" w:sz="4" w:space="0" w:color="000000"/>
             </w:tcBorders>
             <w:tcMar>
               <w:top w:w="80" w:type="dxa"/>
@@ -976,26 +560,30 @@
           <w:p>
             <w:r>
               <w:rPr>
-                <w:rFonts w:ascii="Arial" w:hAnsi="Arial"/>
-                <w:color w:val="222222"/>
-                <w:sz w:val="18"/>
+                <w:rFonts w:ascii="Arial" w:hAnsi="Arial" w:eastAsia="Arial"/>
+                <w:color w:val="000000"/>
+                <w:sz w:val="22"/>
               </w:rPr>
-              <w:t>Tabla de inventario y filtro Bajo.</w:t>
+              <w:t>Datos de ejemplo; sin uso de una bodega real.</w:t>
             </w:r>
           </w:p>
         </w:tc>
       </w:tr>
       <w:tr>
+        <w:trPr>
+          <w:cantSplit/>
+        </w:trPr>
         <w:tc>
           <w:tcPr>
             <w:tcW w:type="dxa" w:w="2880"/>
+            <w:shd w:fill="FFFFFF"/>
             <w:tcBorders>
-              <w:top w:val="single" w:sz="4" w:space="0" w:color="D9D9D9"/>
-              <w:left w:val="single" w:sz="4" w:space="0" w:color="D9D9D9"/>
-              <w:bottom w:val="single" w:sz="4" w:space="0" w:color="D9D9D9"/>
-              <w:right w:val="single" w:sz="4" w:space="0" w:color="D9D9D9"/>
-              <w:insideH w:val="single" w:sz="4" w:space="0" w:color="D9D9D9"/>
-              <w:insideV w:val="single" w:sz="4" w:space="0" w:color="D9D9D9"/>
+              <w:top w:val="single" w:sz="4" w:space="0" w:color="000000"/>
+              <w:left w:val="single" w:sz="4" w:space="0" w:color="000000"/>
+              <w:bottom w:val="single" w:sz="4" w:space="0" w:color="000000"/>
+              <w:right w:val="single" w:sz="4" w:space="0" w:color="000000"/>
+              <w:insideH w:val="single" w:sz="4" w:space="0" w:color="000000"/>
+              <w:insideV w:val="single" w:sz="4" w:space="0" w:color="000000"/>
             </w:tcBorders>
             <w:tcMar>
               <w:top w:w="80" w:type="dxa"/>
@@ -1008,9 +596,9 @@
           <w:p>
             <w:r>
               <w:rPr>
-                <w:rFonts w:ascii="Arial" w:hAnsi="Arial"/>
-                <w:color w:val="222222"/>
-                <w:sz w:val="18"/>
+                <w:rFonts w:ascii="Arial" w:hAnsi="Arial" w:eastAsia="Arial"/>
+                <w:color w:val="000000"/>
+                <w:sz w:val="22"/>
               </w:rPr>
               <w:t>Reportes</w:t>
             </w:r>
@@ -1019,13 +607,14 @@
         <w:tc>
           <w:tcPr>
             <w:tcW w:type="dxa" w:w="2880"/>
+            <w:shd w:fill="FFFFFF"/>
             <w:tcBorders>
-              <w:top w:val="single" w:sz="4" w:space="0" w:color="D9D9D9"/>
-              <w:left w:val="single" w:sz="4" w:space="0" w:color="D9D9D9"/>
-              <w:bottom w:val="single" w:sz="4" w:space="0" w:color="D9D9D9"/>
-              <w:right w:val="single" w:sz="4" w:space="0" w:color="D9D9D9"/>
-              <w:insideH w:val="single" w:sz="4" w:space="0" w:color="D9D9D9"/>
-              <w:insideV w:val="single" w:sz="4" w:space="0" w:color="D9D9D9"/>
+              <w:top w:val="single" w:sz="4" w:space="0" w:color="000000"/>
+              <w:left w:val="single" w:sz="4" w:space="0" w:color="000000"/>
+              <w:bottom w:val="single" w:sz="4" w:space="0" w:color="000000"/>
+              <w:right w:val="single" w:sz="4" w:space="0" w:color="000000"/>
+              <w:insideH w:val="single" w:sz="4" w:space="0" w:color="000000"/>
+              <w:insideV w:val="single" w:sz="4" w:space="0" w:color="000000"/>
             </w:tcBorders>
             <w:tcMar>
               <w:top w:w="80" w:type="dxa"/>
@@ -1038,24 +627,25 @@
           <w:p>
             <w:r>
               <w:rPr>
-                <w:rFonts w:ascii="Arial" w:hAnsi="Arial"/>
-                <w:color w:val="222222"/>
-                <w:sz w:val="18"/>
+                <w:rFonts w:ascii="Arial" w:hAnsi="Arial" w:eastAsia="Arial"/>
+                <w:color w:val="000000"/>
+                <w:sz w:val="22"/>
               </w:rPr>
-              <w:t>Resumen de ventas y productos con bajo stock.</w:t>
+              <w:t>La interfaz calcula reportes por período y exporta inventario, ventas y movimientos a CSV.</w:t>
             </w:r>
           </w:p>
         </w:tc>
         <w:tc>
           <w:tcPr>
             <w:tcW w:type="dxa" w:w="2880"/>
+            <w:shd w:fill="FFFFFF"/>
             <w:tcBorders>
-              <w:top w:val="single" w:sz="4" w:space="0" w:color="D9D9D9"/>
-              <w:left w:val="single" w:sz="4" w:space="0" w:color="D9D9D9"/>
-              <w:bottom w:val="single" w:sz="4" w:space="0" w:color="D9D9D9"/>
-              <w:right w:val="single" w:sz="4" w:space="0" w:color="D9D9D9"/>
-              <w:insideH w:val="single" w:sz="4" w:space="0" w:color="D9D9D9"/>
-              <w:insideV w:val="single" w:sz="4" w:space="0" w:color="D9D9D9"/>
+              <w:top w:val="single" w:sz="4" w:space="0" w:color="000000"/>
+              <w:left w:val="single" w:sz="4" w:space="0" w:color="000000"/>
+              <w:bottom w:val="single" w:sz="4" w:space="0" w:color="000000"/>
+              <w:right w:val="single" w:sz="4" w:space="0" w:color="000000"/>
+              <w:insideH w:val="single" w:sz="4" w:space="0" w:color="000000"/>
+              <w:insideV w:val="single" w:sz="4" w:space="0" w:color="000000"/>
             </w:tcBorders>
             <w:tcMar>
               <w:top w:w="80" w:type="dxa"/>
@@ -1068,27 +658,30 @@
           <w:p>
             <w:r>
               <w:rPr>
-                <w:rFonts w:ascii="Arial" w:hAnsi="Arial"/>
-                <w:color w:val="222222"/>
-                <w:sz w:val="18"/>
+                <w:rFonts w:ascii="Arial" w:hAnsi="Arial" w:eastAsia="Arial"/>
+                <w:color w:val="000000"/>
+                <w:sz w:val="22"/>
               </w:rPr>
-              <w:t>Módulo Reportes.</w:t>
+              <w:t>Descarga pendiente de prueba visual por el equipo.</w:t>
             </w:r>
           </w:p>
         </w:tc>
       </w:tr>
       <w:tr>
+        <w:trPr>
+          <w:cantSplit/>
+        </w:trPr>
         <w:tc>
           <w:tcPr>
             <w:tcW w:type="dxa" w:w="2880"/>
-            <w:shd w:fill="F7F9FB"/>
+            <w:shd w:fill="FFFFFF"/>
             <w:tcBorders>
-              <w:top w:val="single" w:sz="4" w:space="0" w:color="D9D9D9"/>
-              <w:left w:val="single" w:sz="4" w:space="0" w:color="D9D9D9"/>
-              <w:bottom w:val="single" w:sz="4" w:space="0" w:color="D9D9D9"/>
-              <w:right w:val="single" w:sz="4" w:space="0" w:color="D9D9D9"/>
-              <w:insideH w:val="single" w:sz="4" w:space="0" w:color="D9D9D9"/>
-              <w:insideV w:val="single" w:sz="4" w:space="0" w:color="D9D9D9"/>
+              <w:top w:val="single" w:sz="4" w:space="0" w:color="000000"/>
+              <w:left w:val="single" w:sz="4" w:space="0" w:color="000000"/>
+              <w:bottom w:val="single" w:sz="4" w:space="0" w:color="000000"/>
+              <w:right w:val="single" w:sz="4" w:space="0" w:color="000000"/>
+              <w:insideH w:val="single" w:sz="4" w:space="0" w:color="000000"/>
+              <w:insideV w:val="single" w:sz="4" w:space="0" w:color="000000"/>
             </w:tcBorders>
             <w:tcMar>
               <w:top w:w="80" w:type="dxa"/>
@@ -1101,25 +694,25 @@
           <w:p>
             <w:r>
               <w:rPr>
-                <w:rFonts w:ascii="Arial" w:hAnsi="Arial"/>
-                <w:color w:val="222222"/>
-                <w:sz w:val="18"/>
+                <w:rFonts w:ascii="Arial" w:hAnsi="Arial" w:eastAsia="Arial"/>
+                <w:color w:val="000000"/>
+                <w:sz w:val="22"/>
               </w:rPr>
-              <w:t>Persistencia</w:t>
+              <w:t>Asistente</w:t>
             </w:r>
           </w:p>
         </w:tc>
         <w:tc>
           <w:tcPr>
             <w:tcW w:type="dxa" w:w="2880"/>
-            <w:shd w:fill="F7F9FB"/>
+            <w:shd w:fill="FFFFFF"/>
             <w:tcBorders>
-              <w:top w:val="single" w:sz="4" w:space="0" w:color="D9D9D9"/>
-              <w:left w:val="single" w:sz="4" w:space="0" w:color="D9D9D9"/>
-              <w:bottom w:val="single" w:sz="4" w:space="0" w:color="D9D9D9"/>
-              <w:right w:val="single" w:sz="4" w:space="0" w:color="D9D9D9"/>
-              <w:insideH w:val="single" w:sz="4" w:space="0" w:color="D9D9D9"/>
-              <w:insideV w:val="single" w:sz="4" w:space="0" w:color="D9D9D9"/>
+              <w:top w:val="single" w:sz="4" w:space="0" w:color="000000"/>
+              <w:left w:val="single" w:sz="4" w:space="0" w:color="000000"/>
+              <w:bottom w:val="single" w:sz="4" w:space="0" w:color="000000"/>
+              <w:right w:val="single" w:sz="4" w:space="0" w:color="000000"/>
+              <w:insideH w:val="single" w:sz="4" w:space="0" w:color="000000"/>
+              <w:insideV w:val="single" w:sz="4" w:space="0" w:color="000000"/>
             </w:tcBorders>
             <w:tcMar>
               <w:top w:w="80" w:type="dxa"/>
@@ -1132,25 +725,25 @@
           <w:p>
             <w:r>
               <w:rPr>
-                <w:rFonts w:ascii="Arial" w:hAnsi="Arial"/>
-                <w:color w:val="222222"/>
-                <w:sz w:val="18"/>
+                <w:rFonts w:ascii="Arial" w:hAnsi="Arial" w:eastAsia="Arial"/>
+                <w:color w:val="000000"/>
+                <w:sz w:val="22"/>
               </w:rPr>
-              <w:t>LocalStorage en demo; MVC con SQL Server local implementado.</w:t>
+              <w:t>La demo local ofrece respuestas de muestra; contrato Watson documentado.</w:t>
             </w:r>
           </w:p>
         </w:tc>
         <w:tc>
           <w:tcPr>
             <w:tcW w:type="dxa" w:w="2880"/>
-            <w:shd w:fill="F7F9FB"/>
+            <w:shd w:fill="FFFFFF"/>
             <w:tcBorders>
-              <w:top w:val="single" w:sz="4" w:space="0" w:color="D9D9D9"/>
-              <w:left w:val="single" w:sz="4" w:space="0" w:color="D9D9D9"/>
-              <w:bottom w:val="single" w:sz="4" w:space="0" w:color="D9D9D9"/>
-              <w:right w:val="single" w:sz="4" w:space="0" w:color="D9D9D9"/>
-              <w:insideH w:val="single" w:sz="4" w:space="0" w:color="D9D9D9"/>
-              <w:insideV w:val="single" w:sz="4" w:space="0" w:color="D9D9D9"/>
+              <w:top w:val="single" w:sz="4" w:space="0" w:color="000000"/>
+              <w:left w:val="single" w:sz="4" w:space="0" w:color="000000"/>
+              <w:bottom w:val="single" w:sz="4" w:space="0" w:color="000000"/>
+              <w:right w:val="single" w:sz="4" w:space="0" w:color="000000"/>
+              <w:insideH w:val="single" w:sz="4" w:space="0" w:color="000000"/>
+              <w:insideV w:val="single" w:sz="4" w:space="0" w:color="000000"/>
             </w:tcBorders>
             <w:tcMar>
               <w:top w:w="80" w:type="dxa"/>
@@ -1163,103 +756,11 @@
           <w:p>
             <w:r>
               <w:rPr>
-                <w:rFonts w:ascii="Arial" w:hAnsi="Arial"/>
-                <w:color w:val="222222"/>
-                <w:sz w:val="18"/>
+                <w:rFonts w:ascii="Arial" w:hAnsi="Arial" w:eastAsia="Arial"/>
+                <w:color w:val="000000"/>
+                <w:sz w:val="22"/>
               </w:rPr>
-              <w:t>backend/BodegaNorte.Api/ y database/schema.sql.</w:t>
-            </w:r>
-          </w:p>
-        </w:tc>
-      </w:tr>
-      <w:tr>
-        <w:tc>
-          <w:tcPr>
-            <w:tcW w:type="dxa" w:w="2880"/>
-            <w:tcBorders>
-              <w:top w:val="single" w:sz="4" w:space="0" w:color="D9D9D9"/>
-              <w:left w:val="single" w:sz="4" w:space="0" w:color="D9D9D9"/>
-              <w:bottom w:val="single" w:sz="4" w:space="0" w:color="D9D9D9"/>
-              <w:right w:val="single" w:sz="4" w:space="0" w:color="D9D9D9"/>
-              <w:insideH w:val="single" w:sz="4" w:space="0" w:color="D9D9D9"/>
-              <w:insideV w:val="single" w:sz="4" w:space="0" w:color="D9D9D9"/>
-            </w:tcBorders>
-            <w:tcMar>
-              <w:top w:w="80" w:type="dxa"/>
-              <w:start w:w="100" w:type="dxa"/>
-              <w:bottom w:w="80" w:type="dxa"/>
-              <w:end w:w="100" w:type="dxa"/>
-            </w:tcMar>
-            <w:vAlign w:val="center"/>
-          </w:tcPr>
-          <w:p>
-            <w:r>
-              <w:rPr>
-                <w:rFonts w:ascii="Arial" w:hAnsi="Arial"/>
-                <w:color w:val="222222"/>
-                <w:sz w:val="18"/>
-              </w:rPr>
-              <w:t>Asistente</w:t>
-            </w:r>
-          </w:p>
-        </w:tc>
-        <w:tc>
-          <w:tcPr>
-            <w:tcW w:type="dxa" w:w="2880"/>
-            <w:tcBorders>
-              <w:top w:val="single" w:sz="4" w:space="0" w:color="D9D9D9"/>
-              <w:left w:val="single" w:sz="4" w:space="0" w:color="D9D9D9"/>
-              <w:bottom w:val="single" w:sz="4" w:space="0" w:color="D9D9D9"/>
-              <w:right w:val="single" w:sz="4" w:space="0" w:color="D9D9D9"/>
-              <w:insideH w:val="single" w:sz="4" w:space="0" w:color="D9D9D9"/>
-              <w:insideV w:val="single" w:sz="4" w:space="0" w:color="D9D9D9"/>
-            </w:tcBorders>
-            <w:tcMar>
-              <w:top w:w="80" w:type="dxa"/>
-              <w:start w:w="100" w:type="dxa"/>
-              <w:bottom w:w="80" w:type="dxa"/>
-              <w:end w:w="100" w:type="dxa"/>
-            </w:tcMar>
-            <w:vAlign w:val="center"/>
-          </w:tcPr>
-          <w:p>
-            <w:r>
-              <w:rPr>
-                <w:rFonts w:ascii="Arial" w:hAnsi="Arial"/>
-                <w:color w:val="222222"/>
-                <w:sz w:val="18"/>
-              </w:rPr>
-              <w:t>Contrato de Watson Assistant documentado; demo offline disponible.</w:t>
-            </w:r>
-          </w:p>
-        </w:tc>
-        <w:tc>
-          <w:tcPr>
-            <w:tcW w:type="dxa" w:w="2880"/>
-            <w:tcBorders>
-              <w:top w:val="single" w:sz="4" w:space="0" w:color="D9D9D9"/>
-              <w:left w:val="single" w:sz="4" w:space="0" w:color="D9D9D9"/>
-              <w:bottom w:val="single" w:sz="4" w:space="0" w:color="D9D9D9"/>
-              <w:right w:val="single" w:sz="4" w:space="0" w:color="D9D9D9"/>
-              <w:insideH w:val="single" w:sz="4" w:space="0" w:color="D9D9D9"/>
-              <w:insideV w:val="single" w:sz="4" w:space="0" w:color="D9D9D9"/>
-            </w:tcBorders>
-            <w:tcMar>
-              <w:top w:w="80" w:type="dxa"/>
-              <w:start w:w="100" w:type="dxa"/>
-              <w:bottom w:w="80" w:type="dxa"/>
-              <w:end w:w="100" w:type="dxa"/>
-            </w:tcMar>
-            <w:vAlign w:val="center"/>
-          </w:tcPr>
-          <w:p>
-            <w:r>
-              <w:rPr>
-                <w:rFonts w:ascii="Arial" w:hAnsi="Arial"/>
-                <w:color w:val="222222"/>
-                <w:sz w:val="18"/>
-              </w:rPr>
-              <w:t>Documento de integración y manual técnico.</w:t>
+              <w:t>Servicio Watson no conectado.</w:t>
             </w:r>
           </w:p>
         </w:tc>
@@ -1269,910 +770,16 @@
     <w:p>
       <w:pPr>
         <w:pStyle w:val="Heading1"/>
+        <w:keepNext/>
+        <w:keepLines/>
       </w:pPr>
       <w:r>
-        <w:t>2. Historias de usuario priorizadas</w:t>
-      </w:r>
-    </w:p>
-    <w:tbl>
-      <w:tblPr>
-        <w:tblStyle w:val="TableGrid"/>
-        <w:tblW w:type="auto" w:w="0"/>
-        <w:jc w:val="center"/>
-        <w:tblLook w:firstColumn="1" w:firstRow="1" w:lastColumn="0" w:lastRow="0" w:noHBand="0" w:noVBand="1" w:val="04A0"/>
-      </w:tblPr>
-      <w:tblGrid>
-        <w:gridCol w:w="2160"/>
-        <w:gridCol w:w="2160"/>
-        <w:gridCol w:w="2160"/>
-        <w:gridCol w:w="2160"/>
-      </w:tblGrid>
-      <w:tr>
-        <w:trPr>
-          <w:tblHeader w:val="true"/>
-        </w:trPr>
-        <w:tc>
-          <w:tcPr>
-            <w:tcW w:type="dxa" w:w="2160"/>
-            <w:shd w:fill="10294B"/>
-            <w:tcBorders>
-              <w:top w:val="single" w:sz="4" w:space="0" w:color="10294B"/>
-              <w:left w:val="single" w:sz="4" w:space="0" w:color="10294B"/>
-              <w:bottom w:val="single" w:sz="4" w:space="0" w:color="10294B"/>
-              <w:right w:val="single" w:sz="4" w:space="0" w:color="10294B"/>
-              <w:insideH w:val="single" w:sz="4" w:space="0" w:color="10294B"/>
-              <w:insideV w:val="single" w:sz="4" w:space="0" w:color="10294B"/>
-            </w:tcBorders>
-            <w:tcMar>
-              <w:top w:w="80" w:type="dxa"/>
-              <w:start w:w="100" w:type="dxa"/>
-              <w:bottom w:w="80" w:type="dxa"/>
-              <w:end w:w="100" w:type="dxa"/>
-            </w:tcMar>
-          </w:tcPr>
-          <w:p>
-            <w:r>
-              <w:rPr>
-                <w:rFonts w:ascii="Arial" w:hAnsi="Arial"/>
-                <w:b/>
-                <w:color w:val="FFFFFF"/>
-                <w:sz w:val="18"/>
-              </w:rPr>
-              <w:t>ID</w:t>
-            </w:r>
-          </w:p>
-        </w:tc>
-        <w:tc>
-          <w:tcPr>
-            <w:tcW w:type="dxa" w:w="2160"/>
-            <w:shd w:fill="10294B"/>
-            <w:tcBorders>
-              <w:top w:val="single" w:sz="4" w:space="0" w:color="10294B"/>
-              <w:left w:val="single" w:sz="4" w:space="0" w:color="10294B"/>
-              <w:bottom w:val="single" w:sz="4" w:space="0" w:color="10294B"/>
-              <w:right w:val="single" w:sz="4" w:space="0" w:color="10294B"/>
-              <w:insideH w:val="single" w:sz="4" w:space="0" w:color="10294B"/>
-              <w:insideV w:val="single" w:sz="4" w:space="0" w:color="10294B"/>
-            </w:tcBorders>
-            <w:tcMar>
-              <w:top w:w="80" w:type="dxa"/>
-              <w:start w:w="100" w:type="dxa"/>
-              <w:bottom w:w="80" w:type="dxa"/>
-              <w:end w:w="100" w:type="dxa"/>
-            </w:tcMar>
-          </w:tcPr>
-          <w:p>
-            <w:r>
-              <w:rPr>
-                <w:rFonts w:ascii="Arial" w:hAnsi="Arial"/>
-                <w:b/>
-                <w:color w:val="FFFFFF"/>
-                <w:sz w:val="18"/>
-              </w:rPr>
-              <w:t>Historia</w:t>
-            </w:r>
-          </w:p>
-        </w:tc>
-        <w:tc>
-          <w:tcPr>
-            <w:tcW w:type="dxa" w:w="2160"/>
-            <w:shd w:fill="10294B"/>
-            <w:tcBorders>
-              <w:top w:val="single" w:sz="4" w:space="0" w:color="10294B"/>
-              <w:left w:val="single" w:sz="4" w:space="0" w:color="10294B"/>
-              <w:bottom w:val="single" w:sz="4" w:space="0" w:color="10294B"/>
-              <w:right w:val="single" w:sz="4" w:space="0" w:color="10294B"/>
-              <w:insideH w:val="single" w:sz="4" w:space="0" w:color="10294B"/>
-              <w:insideV w:val="single" w:sz="4" w:space="0" w:color="10294B"/>
-            </w:tcBorders>
-            <w:tcMar>
-              <w:top w:w="80" w:type="dxa"/>
-              <w:start w:w="100" w:type="dxa"/>
-              <w:bottom w:w="80" w:type="dxa"/>
-              <w:end w:w="100" w:type="dxa"/>
-            </w:tcMar>
-          </w:tcPr>
-          <w:p>
-            <w:r>
-              <w:rPr>
-                <w:rFonts w:ascii="Arial" w:hAnsi="Arial"/>
-                <w:b/>
-                <w:color w:val="FFFFFF"/>
-                <w:sz w:val="18"/>
-              </w:rPr>
-              <w:t>Criterio de aceptación</w:t>
-            </w:r>
-          </w:p>
-        </w:tc>
-        <w:tc>
-          <w:tcPr>
-            <w:tcW w:type="dxa" w:w="2160"/>
-            <w:shd w:fill="10294B"/>
-            <w:tcBorders>
-              <w:top w:val="single" w:sz="4" w:space="0" w:color="10294B"/>
-              <w:left w:val="single" w:sz="4" w:space="0" w:color="10294B"/>
-              <w:bottom w:val="single" w:sz="4" w:space="0" w:color="10294B"/>
-              <w:right w:val="single" w:sz="4" w:space="0" w:color="10294B"/>
-              <w:insideH w:val="single" w:sz="4" w:space="0" w:color="10294B"/>
-              <w:insideV w:val="single" w:sz="4" w:space="0" w:color="10294B"/>
-            </w:tcBorders>
-            <w:tcMar>
-              <w:top w:w="80" w:type="dxa"/>
-              <w:start w:w="100" w:type="dxa"/>
-              <w:bottom w:w="80" w:type="dxa"/>
-              <w:end w:w="100" w:type="dxa"/>
-            </w:tcMar>
-          </w:tcPr>
-          <w:p>
-            <w:r>
-              <w:rPr>
-                <w:rFonts w:ascii="Arial" w:hAnsi="Arial"/>
-                <w:b/>
-                <w:color w:val="FFFFFF"/>
-                <w:sz w:val="18"/>
-              </w:rPr>
-              <w:t>Estado</w:t>
-            </w:r>
-          </w:p>
-        </w:tc>
-      </w:tr>
-      <w:tr>
-        <w:tc>
-          <w:tcPr>
-            <w:tcW w:type="dxa" w:w="2160"/>
-            <w:shd w:fill="F7F9FB"/>
-            <w:tcBorders>
-              <w:top w:val="single" w:sz="4" w:space="0" w:color="D9D9D9"/>
-              <w:left w:val="single" w:sz="4" w:space="0" w:color="D9D9D9"/>
-              <w:bottom w:val="single" w:sz="4" w:space="0" w:color="D9D9D9"/>
-              <w:right w:val="single" w:sz="4" w:space="0" w:color="D9D9D9"/>
-              <w:insideH w:val="single" w:sz="4" w:space="0" w:color="D9D9D9"/>
-              <w:insideV w:val="single" w:sz="4" w:space="0" w:color="D9D9D9"/>
-            </w:tcBorders>
-            <w:tcMar>
-              <w:top w:w="80" w:type="dxa"/>
-              <w:start w:w="100" w:type="dxa"/>
-              <w:bottom w:w="80" w:type="dxa"/>
-              <w:end w:w="100" w:type="dxa"/>
-            </w:tcMar>
-            <w:vAlign w:val="center"/>
-          </w:tcPr>
-          <w:p>
-            <w:r>
-              <w:rPr>
-                <w:rFonts w:ascii="Arial" w:hAnsi="Arial"/>
-                <w:color w:val="222222"/>
-                <w:sz w:val="18"/>
-              </w:rPr>
-              <w:t>US-01</w:t>
-            </w:r>
-          </w:p>
-        </w:tc>
-        <w:tc>
-          <w:tcPr>
-            <w:tcW w:type="dxa" w:w="2160"/>
-            <w:shd w:fill="F7F9FB"/>
-            <w:tcBorders>
-              <w:top w:val="single" w:sz="4" w:space="0" w:color="D9D9D9"/>
-              <w:left w:val="single" w:sz="4" w:space="0" w:color="D9D9D9"/>
-              <w:bottom w:val="single" w:sz="4" w:space="0" w:color="D9D9D9"/>
-              <w:right w:val="single" w:sz="4" w:space="0" w:color="D9D9D9"/>
-              <w:insideH w:val="single" w:sz="4" w:space="0" w:color="D9D9D9"/>
-              <w:insideV w:val="single" w:sz="4" w:space="0" w:color="D9D9D9"/>
-            </w:tcBorders>
-            <w:tcMar>
-              <w:top w:w="80" w:type="dxa"/>
-              <w:start w:w="100" w:type="dxa"/>
-              <w:bottom w:w="80" w:type="dxa"/>
-              <w:end w:w="100" w:type="dxa"/>
-            </w:tcMar>
-            <w:vAlign w:val="center"/>
-          </w:tcPr>
-          <w:p>
-            <w:r>
-              <w:rPr>
-                <w:rFonts w:ascii="Arial" w:hAnsi="Arial"/>
-                <w:color w:val="222222"/>
-                <w:sz w:val="18"/>
-              </w:rPr>
-              <w:t>Como administrador, quiero ver indicadores del día.</w:t>
-            </w:r>
-          </w:p>
-        </w:tc>
-        <w:tc>
-          <w:tcPr>
-            <w:tcW w:type="dxa" w:w="2160"/>
-            <w:shd w:fill="F7F9FB"/>
-            <w:tcBorders>
-              <w:top w:val="single" w:sz="4" w:space="0" w:color="D9D9D9"/>
-              <w:left w:val="single" w:sz="4" w:space="0" w:color="D9D9D9"/>
-              <w:bottom w:val="single" w:sz="4" w:space="0" w:color="D9D9D9"/>
-              <w:right w:val="single" w:sz="4" w:space="0" w:color="D9D9D9"/>
-              <w:insideH w:val="single" w:sz="4" w:space="0" w:color="D9D9D9"/>
-              <w:insideV w:val="single" w:sz="4" w:space="0" w:color="D9D9D9"/>
-            </w:tcBorders>
-            <w:tcMar>
-              <w:top w:w="80" w:type="dxa"/>
-              <w:start w:w="100" w:type="dxa"/>
-              <w:bottom w:w="80" w:type="dxa"/>
-              <w:end w:w="100" w:type="dxa"/>
-            </w:tcMar>
-            <w:vAlign w:val="center"/>
-          </w:tcPr>
-          <w:p>
-            <w:r>
-              <w:rPr>
-                <w:rFonts w:ascii="Arial" w:hAnsi="Arial"/>
-                <w:color w:val="222222"/>
-                <w:sz w:val="18"/>
-              </w:rPr>
-              <w:t>Se muestran ventas, ingresos, stock bajo y productos.</w:t>
-            </w:r>
-          </w:p>
-        </w:tc>
-        <w:tc>
-          <w:tcPr>
-            <w:tcW w:type="dxa" w:w="2160"/>
-            <w:shd w:fill="F7F9FB"/>
-            <w:tcBorders>
-              <w:top w:val="single" w:sz="4" w:space="0" w:color="D9D9D9"/>
-              <w:left w:val="single" w:sz="4" w:space="0" w:color="D9D9D9"/>
-              <w:bottom w:val="single" w:sz="4" w:space="0" w:color="D9D9D9"/>
-              <w:right w:val="single" w:sz="4" w:space="0" w:color="D9D9D9"/>
-              <w:insideH w:val="single" w:sz="4" w:space="0" w:color="D9D9D9"/>
-              <w:insideV w:val="single" w:sz="4" w:space="0" w:color="D9D9D9"/>
-            </w:tcBorders>
-            <w:tcMar>
-              <w:top w:w="80" w:type="dxa"/>
-              <w:start w:w="100" w:type="dxa"/>
-              <w:bottom w:w="80" w:type="dxa"/>
-              <w:end w:w="100" w:type="dxa"/>
-            </w:tcMar>
-            <w:vAlign w:val="center"/>
-          </w:tcPr>
-          <w:p>
-            <w:r>
-              <w:rPr>
-                <w:rFonts w:ascii="Arial" w:hAnsi="Arial"/>
-                <w:color w:val="222222"/>
-                <w:sz w:val="18"/>
-              </w:rPr>
-              <w:t>Listo</w:t>
-            </w:r>
-          </w:p>
-        </w:tc>
-      </w:tr>
-      <w:tr>
-        <w:tc>
-          <w:tcPr>
-            <w:tcW w:type="dxa" w:w="2160"/>
-            <w:tcBorders>
-              <w:top w:val="single" w:sz="4" w:space="0" w:color="D9D9D9"/>
-              <w:left w:val="single" w:sz="4" w:space="0" w:color="D9D9D9"/>
-              <w:bottom w:val="single" w:sz="4" w:space="0" w:color="D9D9D9"/>
-              <w:right w:val="single" w:sz="4" w:space="0" w:color="D9D9D9"/>
-              <w:insideH w:val="single" w:sz="4" w:space="0" w:color="D9D9D9"/>
-              <w:insideV w:val="single" w:sz="4" w:space="0" w:color="D9D9D9"/>
-            </w:tcBorders>
-            <w:tcMar>
-              <w:top w:w="80" w:type="dxa"/>
-              <w:start w:w="100" w:type="dxa"/>
-              <w:bottom w:w="80" w:type="dxa"/>
-              <w:end w:w="100" w:type="dxa"/>
-            </w:tcMar>
-            <w:vAlign w:val="center"/>
-          </w:tcPr>
-          <w:p>
-            <w:r>
-              <w:rPr>
-                <w:rFonts w:ascii="Arial" w:hAnsi="Arial"/>
-                <w:color w:val="222222"/>
-                <w:sz w:val="18"/>
-              </w:rPr>
-              <w:t>US-02</w:t>
-            </w:r>
-          </w:p>
-        </w:tc>
-        <w:tc>
-          <w:tcPr>
-            <w:tcW w:type="dxa" w:w="2160"/>
-            <w:tcBorders>
-              <w:top w:val="single" w:sz="4" w:space="0" w:color="D9D9D9"/>
-              <w:left w:val="single" w:sz="4" w:space="0" w:color="D9D9D9"/>
-              <w:bottom w:val="single" w:sz="4" w:space="0" w:color="D9D9D9"/>
-              <w:right w:val="single" w:sz="4" w:space="0" w:color="D9D9D9"/>
-              <w:insideH w:val="single" w:sz="4" w:space="0" w:color="D9D9D9"/>
-              <w:insideV w:val="single" w:sz="4" w:space="0" w:color="D9D9D9"/>
-            </w:tcBorders>
-            <w:tcMar>
-              <w:top w:w="80" w:type="dxa"/>
-              <w:start w:w="100" w:type="dxa"/>
-              <w:bottom w:w="80" w:type="dxa"/>
-              <w:end w:w="100" w:type="dxa"/>
-            </w:tcMar>
-            <w:vAlign w:val="center"/>
-          </w:tcPr>
-          <w:p>
-            <w:r>
-              <w:rPr>
-                <w:rFonts w:ascii="Arial" w:hAnsi="Arial"/>
-                <w:color w:val="222222"/>
-                <w:sz w:val="18"/>
-              </w:rPr>
-              <w:t>Como encargado, quiero registrar productos.</w:t>
-            </w:r>
-          </w:p>
-        </w:tc>
-        <w:tc>
-          <w:tcPr>
-            <w:tcW w:type="dxa" w:w="2160"/>
-            <w:tcBorders>
-              <w:top w:val="single" w:sz="4" w:space="0" w:color="D9D9D9"/>
-              <w:left w:val="single" w:sz="4" w:space="0" w:color="D9D9D9"/>
-              <w:bottom w:val="single" w:sz="4" w:space="0" w:color="D9D9D9"/>
-              <w:right w:val="single" w:sz="4" w:space="0" w:color="D9D9D9"/>
-              <w:insideH w:val="single" w:sz="4" w:space="0" w:color="D9D9D9"/>
-              <w:insideV w:val="single" w:sz="4" w:space="0" w:color="D9D9D9"/>
-            </w:tcBorders>
-            <w:tcMar>
-              <w:top w:w="80" w:type="dxa"/>
-              <w:start w:w="100" w:type="dxa"/>
-              <w:bottom w:w="80" w:type="dxa"/>
-              <w:end w:w="100" w:type="dxa"/>
-            </w:tcMar>
-            <w:vAlign w:val="center"/>
-          </w:tcPr>
-          <w:p>
-            <w:r>
-              <w:rPr>
-                <w:rFonts w:ascii="Arial" w:hAnsi="Arial"/>
-                <w:color w:val="222222"/>
-                <w:sz w:val="18"/>
-              </w:rPr>
-              <w:t>Nombre, categoría, precio, stock y mínimo son editables.</w:t>
-            </w:r>
-          </w:p>
-        </w:tc>
-        <w:tc>
-          <w:tcPr>
-            <w:tcW w:type="dxa" w:w="2160"/>
-            <w:tcBorders>
-              <w:top w:val="single" w:sz="4" w:space="0" w:color="D9D9D9"/>
-              <w:left w:val="single" w:sz="4" w:space="0" w:color="D9D9D9"/>
-              <w:bottom w:val="single" w:sz="4" w:space="0" w:color="D9D9D9"/>
-              <w:right w:val="single" w:sz="4" w:space="0" w:color="D9D9D9"/>
-              <w:insideH w:val="single" w:sz="4" w:space="0" w:color="D9D9D9"/>
-              <w:insideV w:val="single" w:sz="4" w:space="0" w:color="D9D9D9"/>
-            </w:tcBorders>
-            <w:tcMar>
-              <w:top w:w="80" w:type="dxa"/>
-              <w:start w:w="100" w:type="dxa"/>
-              <w:bottom w:w="80" w:type="dxa"/>
-              <w:end w:w="100" w:type="dxa"/>
-            </w:tcMar>
-            <w:vAlign w:val="center"/>
-          </w:tcPr>
-          <w:p>
-            <w:r>
-              <w:rPr>
-                <w:rFonts w:ascii="Arial" w:hAnsi="Arial"/>
-                <w:color w:val="222222"/>
-                <w:sz w:val="18"/>
-              </w:rPr>
-              <w:t>Listo</w:t>
-            </w:r>
-          </w:p>
-        </w:tc>
-      </w:tr>
-      <w:tr>
-        <w:tc>
-          <w:tcPr>
-            <w:tcW w:type="dxa" w:w="2160"/>
-            <w:shd w:fill="F7F9FB"/>
-            <w:tcBorders>
-              <w:top w:val="single" w:sz="4" w:space="0" w:color="D9D9D9"/>
-              <w:left w:val="single" w:sz="4" w:space="0" w:color="D9D9D9"/>
-              <w:bottom w:val="single" w:sz="4" w:space="0" w:color="D9D9D9"/>
-              <w:right w:val="single" w:sz="4" w:space="0" w:color="D9D9D9"/>
-              <w:insideH w:val="single" w:sz="4" w:space="0" w:color="D9D9D9"/>
-              <w:insideV w:val="single" w:sz="4" w:space="0" w:color="D9D9D9"/>
-            </w:tcBorders>
-            <w:tcMar>
-              <w:top w:w="80" w:type="dxa"/>
-              <w:start w:w="100" w:type="dxa"/>
-              <w:bottom w:w="80" w:type="dxa"/>
-              <w:end w:w="100" w:type="dxa"/>
-            </w:tcMar>
-            <w:vAlign w:val="center"/>
-          </w:tcPr>
-          <w:p>
-            <w:r>
-              <w:rPr>
-                <w:rFonts w:ascii="Arial" w:hAnsi="Arial"/>
-                <w:color w:val="222222"/>
-                <w:sz w:val="18"/>
-              </w:rPr>
-              <w:t>US-03</w:t>
-            </w:r>
-          </w:p>
-        </w:tc>
-        <w:tc>
-          <w:tcPr>
-            <w:tcW w:type="dxa" w:w="2160"/>
-            <w:shd w:fill="F7F9FB"/>
-            <w:tcBorders>
-              <w:top w:val="single" w:sz="4" w:space="0" w:color="D9D9D9"/>
-              <w:left w:val="single" w:sz="4" w:space="0" w:color="D9D9D9"/>
-              <w:bottom w:val="single" w:sz="4" w:space="0" w:color="D9D9D9"/>
-              <w:right w:val="single" w:sz="4" w:space="0" w:color="D9D9D9"/>
-              <w:insideH w:val="single" w:sz="4" w:space="0" w:color="D9D9D9"/>
-              <w:insideV w:val="single" w:sz="4" w:space="0" w:color="D9D9D9"/>
-            </w:tcBorders>
-            <w:tcMar>
-              <w:top w:w="80" w:type="dxa"/>
-              <w:start w:w="100" w:type="dxa"/>
-              <w:bottom w:w="80" w:type="dxa"/>
-              <w:end w:w="100" w:type="dxa"/>
-            </w:tcMar>
-            <w:vAlign w:val="center"/>
-          </w:tcPr>
-          <w:p>
-            <w:r>
-              <w:rPr>
-                <w:rFonts w:ascii="Arial" w:hAnsi="Arial"/>
-                <w:color w:val="222222"/>
-                <w:sz w:val="18"/>
-              </w:rPr>
-              <w:t>Como cajero, quiero buscar productos y vender.</w:t>
-            </w:r>
-          </w:p>
-        </w:tc>
-        <w:tc>
-          <w:tcPr>
-            <w:tcW w:type="dxa" w:w="2160"/>
-            <w:shd w:fill="F7F9FB"/>
-            <w:tcBorders>
-              <w:top w:val="single" w:sz="4" w:space="0" w:color="D9D9D9"/>
-              <w:left w:val="single" w:sz="4" w:space="0" w:color="D9D9D9"/>
-              <w:bottom w:val="single" w:sz="4" w:space="0" w:color="D9D9D9"/>
-              <w:right w:val="single" w:sz="4" w:space="0" w:color="D9D9D9"/>
-              <w:insideH w:val="single" w:sz="4" w:space="0" w:color="D9D9D9"/>
-              <w:insideV w:val="single" w:sz="4" w:space="0" w:color="D9D9D9"/>
-            </w:tcBorders>
-            <w:tcMar>
-              <w:top w:w="80" w:type="dxa"/>
-              <w:start w:w="100" w:type="dxa"/>
-              <w:bottom w:w="80" w:type="dxa"/>
-              <w:end w:w="100" w:type="dxa"/>
-            </w:tcMar>
-            <w:vAlign w:val="center"/>
-          </w:tcPr>
-          <w:p>
-            <w:r>
-              <w:rPr>
-                <w:rFonts w:ascii="Arial" w:hAnsi="Arial"/>
-                <w:color w:val="222222"/>
-                <w:sz w:val="18"/>
-              </w:rPr>
-              <w:t>El total se calcula y el stock disminuye al confirmar.</w:t>
-            </w:r>
-          </w:p>
-        </w:tc>
-        <w:tc>
-          <w:tcPr>
-            <w:tcW w:type="dxa" w:w="2160"/>
-            <w:shd w:fill="F7F9FB"/>
-            <w:tcBorders>
-              <w:top w:val="single" w:sz="4" w:space="0" w:color="D9D9D9"/>
-              <w:left w:val="single" w:sz="4" w:space="0" w:color="D9D9D9"/>
-              <w:bottom w:val="single" w:sz="4" w:space="0" w:color="D9D9D9"/>
-              <w:right w:val="single" w:sz="4" w:space="0" w:color="D9D9D9"/>
-              <w:insideH w:val="single" w:sz="4" w:space="0" w:color="D9D9D9"/>
-              <w:insideV w:val="single" w:sz="4" w:space="0" w:color="D9D9D9"/>
-            </w:tcBorders>
-            <w:tcMar>
-              <w:top w:w="80" w:type="dxa"/>
-              <w:start w:w="100" w:type="dxa"/>
-              <w:bottom w:w="80" w:type="dxa"/>
-              <w:end w:w="100" w:type="dxa"/>
-            </w:tcMar>
-            <w:vAlign w:val="center"/>
-          </w:tcPr>
-          <w:p>
-            <w:r>
-              <w:rPr>
-                <w:rFonts w:ascii="Arial" w:hAnsi="Arial"/>
-                <w:color w:val="222222"/>
-                <w:sz w:val="18"/>
-              </w:rPr>
-              <w:t>Listo</w:t>
-            </w:r>
-          </w:p>
-        </w:tc>
-      </w:tr>
-      <w:tr>
-        <w:tc>
-          <w:tcPr>
-            <w:tcW w:type="dxa" w:w="2160"/>
-            <w:tcBorders>
-              <w:top w:val="single" w:sz="4" w:space="0" w:color="D9D9D9"/>
-              <w:left w:val="single" w:sz="4" w:space="0" w:color="D9D9D9"/>
-              <w:bottom w:val="single" w:sz="4" w:space="0" w:color="D9D9D9"/>
-              <w:right w:val="single" w:sz="4" w:space="0" w:color="D9D9D9"/>
-              <w:insideH w:val="single" w:sz="4" w:space="0" w:color="D9D9D9"/>
-              <w:insideV w:val="single" w:sz="4" w:space="0" w:color="D9D9D9"/>
-            </w:tcBorders>
-            <w:tcMar>
-              <w:top w:w="80" w:type="dxa"/>
-              <w:start w:w="100" w:type="dxa"/>
-              <w:bottom w:w="80" w:type="dxa"/>
-              <w:end w:w="100" w:type="dxa"/>
-            </w:tcMar>
-            <w:vAlign w:val="center"/>
-          </w:tcPr>
-          <w:p>
-            <w:r>
-              <w:rPr>
-                <w:rFonts w:ascii="Arial" w:hAnsi="Arial"/>
-                <w:color w:val="222222"/>
-                <w:sz w:val="18"/>
-              </w:rPr>
-              <w:t>US-04</w:t>
-            </w:r>
-          </w:p>
-        </w:tc>
-        <w:tc>
-          <w:tcPr>
-            <w:tcW w:type="dxa" w:w="2160"/>
-            <w:tcBorders>
-              <w:top w:val="single" w:sz="4" w:space="0" w:color="D9D9D9"/>
-              <w:left w:val="single" w:sz="4" w:space="0" w:color="D9D9D9"/>
-              <w:bottom w:val="single" w:sz="4" w:space="0" w:color="D9D9D9"/>
-              <w:right w:val="single" w:sz="4" w:space="0" w:color="D9D9D9"/>
-              <w:insideH w:val="single" w:sz="4" w:space="0" w:color="D9D9D9"/>
-              <w:insideV w:val="single" w:sz="4" w:space="0" w:color="D9D9D9"/>
-            </w:tcBorders>
-            <w:tcMar>
-              <w:top w:w="80" w:type="dxa"/>
-              <w:start w:w="100" w:type="dxa"/>
-              <w:bottom w:w="80" w:type="dxa"/>
-              <w:end w:w="100" w:type="dxa"/>
-            </w:tcMar>
-            <w:vAlign w:val="center"/>
-          </w:tcPr>
-          <w:p>
-            <w:r>
-              <w:rPr>
-                <w:rFonts w:ascii="Arial" w:hAnsi="Arial"/>
-                <w:color w:val="222222"/>
-                <w:sz w:val="18"/>
-              </w:rPr>
-              <w:t>Como administrador, quiero conocer el stock bajo.</w:t>
-            </w:r>
-          </w:p>
-        </w:tc>
-        <w:tc>
-          <w:tcPr>
-            <w:tcW w:type="dxa" w:w="2160"/>
-            <w:tcBorders>
-              <w:top w:val="single" w:sz="4" w:space="0" w:color="D9D9D9"/>
-              <w:left w:val="single" w:sz="4" w:space="0" w:color="D9D9D9"/>
-              <w:bottom w:val="single" w:sz="4" w:space="0" w:color="D9D9D9"/>
-              <w:right w:val="single" w:sz="4" w:space="0" w:color="D9D9D9"/>
-              <w:insideH w:val="single" w:sz="4" w:space="0" w:color="D9D9D9"/>
-              <w:insideV w:val="single" w:sz="4" w:space="0" w:color="D9D9D9"/>
-            </w:tcBorders>
-            <w:tcMar>
-              <w:top w:w="80" w:type="dxa"/>
-              <w:start w:w="100" w:type="dxa"/>
-              <w:bottom w:w="80" w:type="dxa"/>
-              <w:end w:w="100" w:type="dxa"/>
-            </w:tcMar>
-            <w:vAlign w:val="center"/>
-          </w:tcPr>
-          <w:p>
-            <w:r>
-              <w:rPr>
-                <w:rFonts w:ascii="Arial" w:hAnsi="Arial"/>
-                <w:color w:val="222222"/>
-                <w:sz w:val="18"/>
-              </w:rPr>
-              <w:t>El filtro Bajo muestra productos por debajo del mínimo.</w:t>
-            </w:r>
-          </w:p>
-        </w:tc>
-        <w:tc>
-          <w:tcPr>
-            <w:tcW w:type="dxa" w:w="2160"/>
-            <w:tcBorders>
-              <w:top w:val="single" w:sz="4" w:space="0" w:color="D9D9D9"/>
-              <w:left w:val="single" w:sz="4" w:space="0" w:color="D9D9D9"/>
-              <w:bottom w:val="single" w:sz="4" w:space="0" w:color="D9D9D9"/>
-              <w:right w:val="single" w:sz="4" w:space="0" w:color="D9D9D9"/>
-              <w:insideH w:val="single" w:sz="4" w:space="0" w:color="D9D9D9"/>
-              <w:insideV w:val="single" w:sz="4" w:space="0" w:color="D9D9D9"/>
-            </w:tcBorders>
-            <w:tcMar>
-              <w:top w:w="80" w:type="dxa"/>
-              <w:start w:w="100" w:type="dxa"/>
-              <w:bottom w:w="80" w:type="dxa"/>
-              <w:end w:w="100" w:type="dxa"/>
-            </w:tcMar>
-            <w:vAlign w:val="center"/>
-          </w:tcPr>
-          <w:p>
-            <w:r>
-              <w:rPr>
-                <w:rFonts w:ascii="Arial" w:hAnsi="Arial"/>
-                <w:color w:val="222222"/>
-                <w:sz w:val="18"/>
-              </w:rPr>
-              <w:t>Listo</w:t>
-            </w:r>
-          </w:p>
-        </w:tc>
-      </w:tr>
-      <w:tr>
-        <w:tc>
-          <w:tcPr>
-            <w:tcW w:type="dxa" w:w="2160"/>
-            <w:shd w:fill="F7F9FB"/>
-            <w:tcBorders>
-              <w:top w:val="single" w:sz="4" w:space="0" w:color="D9D9D9"/>
-              <w:left w:val="single" w:sz="4" w:space="0" w:color="D9D9D9"/>
-              <w:bottom w:val="single" w:sz="4" w:space="0" w:color="D9D9D9"/>
-              <w:right w:val="single" w:sz="4" w:space="0" w:color="D9D9D9"/>
-              <w:insideH w:val="single" w:sz="4" w:space="0" w:color="D9D9D9"/>
-              <w:insideV w:val="single" w:sz="4" w:space="0" w:color="D9D9D9"/>
-            </w:tcBorders>
-            <w:tcMar>
-              <w:top w:w="80" w:type="dxa"/>
-              <w:start w:w="100" w:type="dxa"/>
-              <w:bottom w:w="80" w:type="dxa"/>
-              <w:end w:w="100" w:type="dxa"/>
-            </w:tcMar>
-            <w:vAlign w:val="center"/>
-          </w:tcPr>
-          <w:p>
-            <w:r>
-              <w:rPr>
-                <w:rFonts w:ascii="Arial" w:hAnsi="Arial"/>
-                <w:color w:val="222222"/>
-                <w:sz w:val="18"/>
-              </w:rPr>
-              <w:t>US-05</w:t>
-            </w:r>
-          </w:p>
-        </w:tc>
-        <w:tc>
-          <w:tcPr>
-            <w:tcW w:type="dxa" w:w="2160"/>
-            <w:shd w:fill="F7F9FB"/>
-            <w:tcBorders>
-              <w:top w:val="single" w:sz="4" w:space="0" w:color="D9D9D9"/>
-              <w:left w:val="single" w:sz="4" w:space="0" w:color="D9D9D9"/>
-              <w:bottom w:val="single" w:sz="4" w:space="0" w:color="D9D9D9"/>
-              <w:right w:val="single" w:sz="4" w:space="0" w:color="D9D9D9"/>
-              <w:insideH w:val="single" w:sz="4" w:space="0" w:color="D9D9D9"/>
-              <w:insideV w:val="single" w:sz="4" w:space="0" w:color="D9D9D9"/>
-            </w:tcBorders>
-            <w:tcMar>
-              <w:top w:w="80" w:type="dxa"/>
-              <w:start w:w="100" w:type="dxa"/>
-              <w:bottom w:w="80" w:type="dxa"/>
-              <w:end w:w="100" w:type="dxa"/>
-            </w:tcMar>
-            <w:vAlign w:val="center"/>
-          </w:tcPr>
-          <w:p>
-            <w:r>
-              <w:rPr>
-                <w:rFonts w:ascii="Arial" w:hAnsi="Arial"/>
-                <w:color w:val="222222"/>
-                <w:sz w:val="18"/>
-              </w:rPr>
-              <w:t>Como responsable, quiero exportar un reporte.</w:t>
-            </w:r>
-          </w:p>
-        </w:tc>
-        <w:tc>
-          <w:tcPr>
-            <w:tcW w:type="dxa" w:w="2160"/>
-            <w:shd w:fill="F7F9FB"/>
-            <w:tcBorders>
-              <w:top w:val="single" w:sz="4" w:space="0" w:color="D9D9D9"/>
-              <w:left w:val="single" w:sz="4" w:space="0" w:color="D9D9D9"/>
-              <w:bottom w:val="single" w:sz="4" w:space="0" w:color="D9D9D9"/>
-              <w:right w:val="single" w:sz="4" w:space="0" w:color="D9D9D9"/>
-              <w:insideH w:val="single" w:sz="4" w:space="0" w:color="D9D9D9"/>
-              <w:insideV w:val="single" w:sz="4" w:space="0" w:color="D9D9D9"/>
-            </w:tcBorders>
-            <w:tcMar>
-              <w:top w:w="80" w:type="dxa"/>
-              <w:start w:w="100" w:type="dxa"/>
-              <w:bottom w:w="80" w:type="dxa"/>
-              <w:end w:w="100" w:type="dxa"/>
-            </w:tcMar>
-            <w:vAlign w:val="center"/>
-          </w:tcPr>
-          <w:p>
-            <w:r>
-              <w:rPr>
-                <w:rFonts w:ascii="Arial" w:hAnsi="Arial"/>
-                <w:color w:val="222222"/>
-                <w:sz w:val="18"/>
-              </w:rPr>
-              <w:t>Se genera un archivo CSV con ventas y productos.</w:t>
-            </w:r>
-          </w:p>
-        </w:tc>
-        <w:tc>
-          <w:tcPr>
-            <w:tcW w:type="dxa" w:w="2160"/>
-            <w:shd w:fill="F7F9FB"/>
-            <w:tcBorders>
-              <w:top w:val="single" w:sz="4" w:space="0" w:color="D9D9D9"/>
-              <w:left w:val="single" w:sz="4" w:space="0" w:color="D9D9D9"/>
-              <w:bottom w:val="single" w:sz="4" w:space="0" w:color="D9D9D9"/>
-              <w:right w:val="single" w:sz="4" w:space="0" w:color="D9D9D9"/>
-              <w:insideH w:val="single" w:sz="4" w:space="0" w:color="D9D9D9"/>
-              <w:insideV w:val="single" w:sz="4" w:space="0" w:color="D9D9D9"/>
-            </w:tcBorders>
-            <w:tcMar>
-              <w:top w:w="80" w:type="dxa"/>
-              <w:start w:w="100" w:type="dxa"/>
-              <w:bottom w:w="80" w:type="dxa"/>
-              <w:end w:w="100" w:type="dxa"/>
-            </w:tcMar>
-            <w:vAlign w:val="center"/>
-          </w:tcPr>
-          <w:p>
-            <w:r>
-              <w:rPr>
-                <w:rFonts w:ascii="Arial" w:hAnsi="Arial"/>
-                <w:color w:val="222222"/>
-                <w:sz w:val="18"/>
-              </w:rPr>
-              <w:t>Listo</w:t>
-            </w:r>
-          </w:p>
-        </w:tc>
-      </w:tr>
-      <w:tr>
-        <w:tc>
-          <w:tcPr>
-            <w:tcW w:type="dxa" w:w="2160"/>
-            <w:tcBorders>
-              <w:top w:val="single" w:sz="4" w:space="0" w:color="D9D9D9"/>
-              <w:left w:val="single" w:sz="4" w:space="0" w:color="D9D9D9"/>
-              <w:bottom w:val="single" w:sz="4" w:space="0" w:color="D9D9D9"/>
-              <w:right w:val="single" w:sz="4" w:space="0" w:color="D9D9D9"/>
-              <w:insideH w:val="single" w:sz="4" w:space="0" w:color="D9D9D9"/>
-              <w:insideV w:val="single" w:sz="4" w:space="0" w:color="D9D9D9"/>
-            </w:tcBorders>
-            <w:tcMar>
-              <w:top w:w="80" w:type="dxa"/>
-              <w:start w:w="100" w:type="dxa"/>
-              <w:bottom w:w="80" w:type="dxa"/>
-              <w:end w:w="100" w:type="dxa"/>
-            </w:tcMar>
-            <w:vAlign w:val="center"/>
-          </w:tcPr>
-          <w:p>
-            <w:r>
-              <w:rPr>
-                <w:rFonts w:ascii="Arial" w:hAnsi="Arial"/>
-                <w:color w:val="222222"/>
-                <w:sz w:val="18"/>
-              </w:rPr>
-              <w:t>US-06</w:t>
-            </w:r>
-          </w:p>
-        </w:tc>
-        <w:tc>
-          <w:tcPr>
-            <w:tcW w:type="dxa" w:w="2160"/>
-            <w:tcBorders>
-              <w:top w:val="single" w:sz="4" w:space="0" w:color="D9D9D9"/>
-              <w:left w:val="single" w:sz="4" w:space="0" w:color="D9D9D9"/>
-              <w:bottom w:val="single" w:sz="4" w:space="0" w:color="D9D9D9"/>
-              <w:right w:val="single" w:sz="4" w:space="0" w:color="D9D9D9"/>
-              <w:insideH w:val="single" w:sz="4" w:space="0" w:color="D9D9D9"/>
-              <w:insideV w:val="single" w:sz="4" w:space="0" w:color="D9D9D9"/>
-            </w:tcBorders>
-            <w:tcMar>
-              <w:top w:w="80" w:type="dxa"/>
-              <w:start w:w="100" w:type="dxa"/>
-              <w:bottom w:w="80" w:type="dxa"/>
-              <w:end w:w="100" w:type="dxa"/>
-            </w:tcMar>
-            <w:vAlign w:val="center"/>
-          </w:tcPr>
-          <w:p>
-            <w:r>
-              <w:rPr>
-                <w:rFonts w:ascii="Arial" w:hAnsi="Arial"/>
-                <w:color w:val="222222"/>
-                <w:sz w:val="18"/>
-              </w:rPr>
-              <w:t>Como usuario, quiero consultar al asistente.</w:t>
-            </w:r>
-          </w:p>
-        </w:tc>
-        <w:tc>
-          <w:tcPr>
-            <w:tcW w:type="dxa" w:w="2160"/>
-            <w:tcBorders>
-              <w:top w:val="single" w:sz="4" w:space="0" w:color="D9D9D9"/>
-              <w:left w:val="single" w:sz="4" w:space="0" w:color="D9D9D9"/>
-              <w:bottom w:val="single" w:sz="4" w:space="0" w:color="D9D9D9"/>
-              <w:right w:val="single" w:sz="4" w:space="0" w:color="D9D9D9"/>
-              <w:insideH w:val="single" w:sz="4" w:space="0" w:color="D9D9D9"/>
-              <w:insideV w:val="single" w:sz="4" w:space="0" w:color="D9D9D9"/>
-            </w:tcBorders>
-            <w:tcMar>
-              <w:top w:w="80" w:type="dxa"/>
-              <w:start w:w="100" w:type="dxa"/>
-              <w:bottom w:w="80" w:type="dxa"/>
-              <w:end w:w="100" w:type="dxa"/>
-            </w:tcMar>
-            <w:vAlign w:val="center"/>
-          </w:tcPr>
-          <w:p>
-            <w:r>
-              <w:rPr>
-                <w:rFonts w:ascii="Arial" w:hAnsi="Arial"/>
-                <w:color w:val="222222"/>
-                <w:sz w:val="18"/>
-              </w:rPr>
-              <w:t>La intención stock_bajo devuelve una respuesta útil.</w:t>
-            </w:r>
-          </w:p>
-        </w:tc>
-        <w:tc>
-          <w:tcPr>
-            <w:tcW w:type="dxa" w:w="2160"/>
-            <w:tcBorders>
-              <w:top w:val="single" w:sz="4" w:space="0" w:color="D9D9D9"/>
-              <w:left w:val="single" w:sz="4" w:space="0" w:color="D9D9D9"/>
-              <w:bottom w:val="single" w:sz="4" w:space="0" w:color="D9D9D9"/>
-              <w:right w:val="single" w:sz="4" w:space="0" w:color="D9D9D9"/>
-              <w:insideH w:val="single" w:sz="4" w:space="0" w:color="D9D9D9"/>
-              <w:insideV w:val="single" w:sz="4" w:space="0" w:color="D9D9D9"/>
-            </w:tcBorders>
-            <w:tcMar>
-              <w:top w:w="80" w:type="dxa"/>
-              <w:start w:w="100" w:type="dxa"/>
-              <w:bottom w:w="80" w:type="dxa"/>
-              <w:end w:w="100" w:type="dxa"/>
-            </w:tcMar>
-            <w:vAlign w:val="center"/>
-          </w:tcPr>
-          <w:p>
-            <w:r>
-              <w:rPr>
-                <w:rFonts w:ascii="Arial" w:hAnsi="Arial"/>
-                <w:color w:val="222222"/>
-                <w:sz w:val="18"/>
-              </w:rPr>
-              <w:t>Contrato listo</w:t>
-            </w:r>
-          </w:p>
-        </w:tc>
-      </w:tr>
-    </w:tbl>
-    <w:p/>
-    <w:p>
-      <w:pPr>
-        <w:pStyle w:val="Heading1"/>
-      </w:pPr>
-      <w:r>
-        <w:t>3. Diseño funcional y técnico</w:t>
-      </w:r>
-    </w:p>
-    <w:p>
-      <w:r>
-        <w:t>La solución implementa estrictamente MVC en tres capas: React y Views/Home/Index.cshtml forman la View; los Controllers reciben las solicitudes y BodegaService aplica las reglas; Models/Contracts.cs y BodegaRepository representan y persisten el modelo en SQL Server LocalDB. El modo demo mantiene LocalStorage solo para ejecutar la interfaz sin servidor.</w:t>
+        <w:rPr>
+          <w:rFonts w:ascii="Arial" w:hAnsi="Arial" w:eastAsia="Arial"/>
+          <w:color w:val="000000"/>
+          <w:sz w:val="22"/>
+        </w:rPr>
+        <w:t>2. Historias priorizadas</w:t>
       </w:r>
     </w:p>
     <w:tbl>
@@ -2189,19 +796,20 @@
       </w:tblGrid>
       <w:tr>
         <w:trPr>
+          <w:cantSplit/>
           <w:tblHeader w:val="true"/>
         </w:trPr>
         <w:tc>
           <w:tcPr>
             <w:tcW w:type="dxa" w:w="2880"/>
-            <w:shd w:fill="10294B"/>
+            <w:shd w:fill="000000"/>
             <w:tcBorders>
-              <w:top w:val="single" w:sz="4" w:space="0" w:color="10294B"/>
-              <w:left w:val="single" w:sz="4" w:space="0" w:color="10294B"/>
-              <w:bottom w:val="single" w:sz="4" w:space="0" w:color="10294B"/>
-              <w:right w:val="single" w:sz="4" w:space="0" w:color="10294B"/>
-              <w:insideH w:val="single" w:sz="4" w:space="0" w:color="10294B"/>
-              <w:insideV w:val="single" w:sz="4" w:space="0" w:color="10294B"/>
+              <w:top w:val="single" w:sz="4" w:space="0" w:color="000000"/>
+              <w:left w:val="single" w:sz="4" w:space="0" w:color="000000"/>
+              <w:bottom w:val="single" w:sz="4" w:space="0" w:color="000000"/>
+              <w:right w:val="single" w:sz="4" w:space="0" w:color="000000"/>
+              <w:insideH w:val="single" w:sz="4" w:space="0" w:color="000000"/>
+              <w:insideV w:val="single" w:sz="4" w:space="0" w:color="000000"/>
             </w:tcBorders>
             <w:tcMar>
               <w:top w:w="80" w:type="dxa"/>
@@ -2211,28 +819,31 @@
             </w:tcMar>
           </w:tcPr>
           <w:p>
+            <w:pPr>
+              <w:keepNext/>
+            </w:pPr>
             <w:r>
               <w:rPr>
-                <w:rFonts w:ascii="Arial" w:hAnsi="Arial"/>
+                <w:rFonts w:ascii="Arial" w:hAnsi="Arial" w:eastAsia="Arial"/>
                 <w:b/>
                 <w:color w:val="FFFFFF"/>
-                <w:sz w:val="18"/>
+                <w:sz w:val="22"/>
               </w:rPr>
-              <w:t>Módulo</w:t>
+              <w:t>Historia</w:t>
             </w:r>
           </w:p>
         </w:tc>
         <w:tc>
           <w:tcPr>
             <w:tcW w:type="dxa" w:w="2880"/>
-            <w:shd w:fill="10294B"/>
+            <w:shd w:fill="000000"/>
             <w:tcBorders>
-              <w:top w:val="single" w:sz="4" w:space="0" w:color="10294B"/>
-              <w:left w:val="single" w:sz="4" w:space="0" w:color="10294B"/>
-              <w:bottom w:val="single" w:sz="4" w:space="0" w:color="10294B"/>
-              <w:right w:val="single" w:sz="4" w:space="0" w:color="10294B"/>
-              <w:insideH w:val="single" w:sz="4" w:space="0" w:color="10294B"/>
-              <w:insideV w:val="single" w:sz="4" w:space="0" w:color="10294B"/>
+              <w:top w:val="single" w:sz="4" w:space="0" w:color="000000"/>
+              <w:left w:val="single" w:sz="4" w:space="0" w:color="000000"/>
+              <w:bottom w:val="single" w:sz="4" w:space="0" w:color="000000"/>
+              <w:right w:val="single" w:sz="4" w:space="0" w:color="000000"/>
+              <w:insideH w:val="single" w:sz="4" w:space="0" w:color="000000"/>
+              <w:insideV w:val="single" w:sz="4" w:space="0" w:color="000000"/>
             </w:tcBorders>
             <w:tcMar>
               <w:top w:w="80" w:type="dxa"/>
@@ -2242,28 +853,31 @@
             </w:tcMar>
           </w:tcPr>
           <w:p>
+            <w:pPr>
+              <w:keepNext/>
+            </w:pPr>
             <w:r>
               <w:rPr>
-                <w:rFonts w:ascii="Arial" w:hAnsi="Arial"/>
+                <w:rFonts w:ascii="Arial" w:hAnsi="Arial" w:eastAsia="Arial"/>
                 <w:b/>
                 <w:color w:val="FFFFFF"/>
-                <w:sz w:val="18"/>
+                <w:sz w:val="22"/>
               </w:rPr>
-              <w:t>Responsabilidad</w:t>
+              <w:t>Criterio de aceptación</w:t>
             </w:r>
           </w:p>
         </w:tc>
         <w:tc>
           <w:tcPr>
             <w:tcW w:type="dxa" w:w="2880"/>
-            <w:shd w:fill="10294B"/>
+            <w:shd w:fill="000000"/>
             <w:tcBorders>
-              <w:top w:val="single" w:sz="4" w:space="0" w:color="10294B"/>
-              <w:left w:val="single" w:sz="4" w:space="0" w:color="10294B"/>
-              <w:bottom w:val="single" w:sz="4" w:space="0" w:color="10294B"/>
-              <w:right w:val="single" w:sz="4" w:space="0" w:color="10294B"/>
-              <w:insideH w:val="single" w:sz="4" w:space="0" w:color="10294B"/>
-              <w:insideV w:val="single" w:sz="4" w:space="0" w:color="10294B"/>
+              <w:top w:val="single" w:sz="4" w:space="0" w:color="000000"/>
+              <w:left w:val="single" w:sz="4" w:space="0" w:color="000000"/>
+              <w:bottom w:val="single" w:sz="4" w:space="0" w:color="000000"/>
+              <w:right w:val="single" w:sz="4" w:space="0" w:color="000000"/>
+              <w:insideH w:val="single" w:sz="4" w:space="0" w:color="000000"/>
+              <w:insideV w:val="single" w:sz="4" w:space="0" w:color="000000"/>
             </w:tcBorders>
             <w:tcMar>
               <w:top w:w="80" w:type="dxa"/>
@@ -2273,30 +887,36 @@
             </w:tcMar>
           </w:tcPr>
           <w:p>
+            <w:pPr>
+              <w:keepNext/>
+            </w:pPr>
             <w:r>
               <w:rPr>
-                <w:rFonts w:ascii="Arial" w:hAnsi="Arial"/>
+                <w:rFonts w:ascii="Arial" w:hAnsi="Arial" w:eastAsia="Arial"/>
                 <w:b/>
                 <w:color w:val="FFFFFF"/>
-                <w:sz w:val="18"/>
+                <w:sz w:val="22"/>
               </w:rPr>
-              <w:t>Regla clave</w:t>
+              <w:t>Estado</w:t>
             </w:r>
           </w:p>
         </w:tc>
       </w:tr>
       <w:tr>
+        <w:trPr>
+          <w:cantSplit/>
+        </w:trPr>
         <w:tc>
           <w:tcPr>
             <w:tcW w:type="dxa" w:w="2880"/>
-            <w:shd w:fill="F7F9FB"/>
+            <w:shd w:fill="FFFFFF"/>
             <w:tcBorders>
-              <w:top w:val="single" w:sz="4" w:space="0" w:color="D9D9D9"/>
-              <w:left w:val="single" w:sz="4" w:space="0" w:color="D9D9D9"/>
-              <w:bottom w:val="single" w:sz="4" w:space="0" w:color="D9D9D9"/>
-              <w:right w:val="single" w:sz="4" w:space="0" w:color="D9D9D9"/>
-              <w:insideH w:val="single" w:sz="4" w:space="0" w:color="D9D9D9"/>
-              <w:insideV w:val="single" w:sz="4" w:space="0" w:color="D9D9D9"/>
+              <w:top w:val="single" w:sz="4" w:space="0" w:color="000000"/>
+              <w:left w:val="single" w:sz="4" w:space="0" w:color="000000"/>
+              <w:bottom w:val="single" w:sz="4" w:space="0" w:color="000000"/>
+              <w:right w:val="single" w:sz="4" w:space="0" w:color="000000"/>
+              <w:insideH w:val="single" w:sz="4" w:space="0" w:color="000000"/>
+              <w:insideV w:val="single" w:sz="4" w:space="0" w:color="000000"/>
             </w:tcBorders>
             <w:tcMar>
               <w:top w:w="80" w:type="dxa"/>
@@ -2309,25 +929,25 @@
           <w:p>
             <w:r>
               <w:rPr>
-                <w:rFonts w:ascii="Arial" w:hAnsi="Arial"/>
-                <w:color w:val="222222"/>
-                <w:sz w:val="18"/>
+                <w:rFonts w:ascii="Arial" w:hAnsi="Arial" w:eastAsia="Arial"/>
+                <w:color w:val="000000"/>
+                <w:sz w:val="22"/>
               </w:rPr>
-              <w:t>Dashboard</w:t>
+              <w:t>Consultar productos y existencias.</w:t>
             </w:r>
           </w:p>
         </w:tc>
         <w:tc>
           <w:tcPr>
             <w:tcW w:type="dxa" w:w="2880"/>
-            <w:shd w:fill="F7F9FB"/>
+            <w:shd w:fill="FFFFFF"/>
             <w:tcBorders>
-              <w:top w:val="single" w:sz="4" w:space="0" w:color="D9D9D9"/>
-              <w:left w:val="single" w:sz="4" w:space="0" w:color="D9D9D9"/>
-              <w:bottom w:val="single" w:sz="4" w:space="0" w:color="D9D9D9"/>
-              <w:right w:val="single" w:sz="4" w:space="0" w:color="D9D9D9"/>
-              <w:insideH w:val="single" w:sz="4" w:space="0" w:color="D9D9D9"/>
-              <w:insideV w:val="single" w:sz="4" w:space="0" w:color="D9D9D9"/>
+              <w:top w:val="single" w:sz="4" w:space="0" w:color="000000"/>
+              <w:left w:val="single" w:sz="4" w:space="0" w:color="000000"/>
+              <w:bottom w:val="single" w:sz="4" w:space="0" w:color="000000"/>
+              <w:right w:val="single" w:sz="4" w:space="0" w:color="000000"/>
+              <w:insideH w:val="single" w:sz="4" w:space="0" w:color="000000"/>
+              <w:insideV w:val="single" w:sz="4" w:space="0" w:color="000000"/>
             </w:tcBorders>
             <w:tcMar>
               <w:top w:w="80" w:type="dxa"/>
@@ -2340,25 +960,25 @@
           <w:p>
             <w:r>
               <w:rPr>
-                <w:rFonts w:ascii="Arial" w:hAnsi="Arial"/>
-                <w:color w:val="222222"/>
-                <w:sz w:val="18"/>
+                <w:rFonts w:ascii="Arial" w:hAnsi="Arial" w:eastAsia="Arial"/>
+                <w:color w:val="000000"/>
+                <w:sz w:val="22"/>
               </w:rPr>
-              <w:t>Indicadores y actividad reciente.</w:t>
+              <w:t>La vista y `GET /api/products` exponen código, categoría, stock, mínimo y precio.</w:t>
             </w:r>
           </w:p>
         </w:tc>
         <w:tc>
           <w:tcPr>
             <w:tcW w:type="dxa" w:w="2880"/>
-            <w:shd w:fill="F7F9FB"/>
+            <w:shd w:fill="FFFFFF"/>
             <w:tcBorders>
-              <w:top w:val="single" w:sz="4" w:space="0" w:color="D9D9D9"/>
-              <w:left w:val="single" w:sz="4" w:space="0" w:color="D9D9D9"/>
-              <w:bottom w:val="single" w:sz="4" w:space="0" w:color="D9D9D9"/>
-              <w:right w:val="single" w:sz="4" w:space="0" w:color="D9D9D9"/>
-              <w:insideH w:val="single" w:sz="4" w:space="0" w:color="D9D9D9"/>
-              <w:insideV w:val="single" w:sz="4" w:space="0" w:color="D9D9D9"/>
+              <w:top w:val="single" w:sz="4" w:space="0" w:color="000000"/>
+              <w:left w:val="single" w:sz="4" w:space="0" w:color="000000"/>
+              <w:bottom w:val="single" w:sz="4" w:space="0" w:color="000000"/>
+              <w:right w:val="single" w:sz="4" w:space="0" w:color="000000"/>
+              <w:insideH w:val="single" w:sz="4" w:space="0" w:color="000000"/>
+              <w:insideV w:val="single" w:sz="4" w:space="0" w:color="000000"/>
             </w:tcBorders>
             <w:tcMar>
               <w:top w:w="80" w:type="dxa"/>
@@ -2371,26 +991,30 @@
           <w:p>
             <w:r>
               <w:rPr>
-                <w:rFonts w:ascii="Arial" w:hAnsi="Arial"/>
-                <w:color w:val="222222"/>
-                <w:sz w:val="18"/>
+                <w:rFonts w:ascii="Arial" w:hAnsi="Arial" w:eastAsia="Arial"/>
+                <w:color w:val="000000"/>
+                <w:sz w:val="22"/>
               </w:rPr>
-              <w:t>Los valores se calculan a partir de ventas y productos.</w:t>
+              <w:t>Implementado; revisión de interfaz pendiente.</w:t>
             </w:r>
           </w:p>
         </w:tc>
       </w:tr>
       <w:tr>
+        <w:trPr>
+          <w:cantSplit/>
+        </w:trPr>
         <w:tc>
           <w:tcPr>
             <w:tcW w:type="dxa" w:w="2880"/>
+            <w:shd w:fill="FFFFFF"/>
             <w:tcBorders>
-              <w:top w:val="single" w:sz="4" w:space="0" w:color="D9D9D9"/>
-              <w:left w:val="single" w:sz="4" w:space="0" w:color="D9D9D9"/>
-              <w:bottom w:val="single" w:sz="4" w:space="0" w:color="D9D9D9"/>
-              <w:right w:val="single" w:sz="4" w:space="0" w:color="D9D9D9"/>
-              <w:insideH w:val="single" w:sz="4" w:space="0" w:color="D9D9D9"/>
-              <w:insideV w:val="single" w:sz="4" w:space="0" w:color="D9D9D9"/>
+              <w:top w:val="single" w:sz="4" w:space="0" w:color="000000"/>
+              <w:left w:val="single" w:sz="4" w:space="0" w:color="000000"/>
+              <w:bottom w:val="single" w:sz="4" w:space="0" w:color="000000"/>
+              <w:right w:val="single" w:sz="4" w:space="0" w:color="000000"/>
+              <w:insideH w:val="single" w:sz="4" w:space="0" w:color="000000"/>
+              <w:insideV w:val="single" w:sz="4" w:space="0" w:color="000000"/>
             </w:tcBorders>
             <w:tcMar>
               <w:top w:w="80" w:type="dxa"/>
@@ -2403,24 +1027,25 @@
           <w:p>
             <w:r>
               <w:rPr>
-                <w:rFonts w:ascii="Arial" w:hAnsi="Arial"/>
-                <w:color w:val="222222"/>
-                <w:sz w:val="18"/>
+                <w:rFonts w:ascii="Arial" w:hAnsi="Arial" w:eastAsia="Arial"/>
+                <w:color w:val="000000"/>
+                <w:sz w:val="22"/>
               </w:rPr>
-              <w:t>Ventas</w:t>
+              <w:t>Registrar una venta.</w:t>
             </w:r>
           </w:p>
         </w:tc>
         <w:tc>
           <w:tcPr>
             <w:tcW w:type="dxa" w:w="2880"/>
+            <w:shd w:fill="FFFFFF"/>
             <w:tcBorders>
-              <w:top w:val="single" w:sz="4" w:space="0" w:color="D9D9D9"/>
-              <w:left w:val="single" w:sz="4" w:space="0" w:color="D9D9D9"/>
-              <w:bottom w:val="single" w:sz="4" w:space="0" w:color="D9D9D9"/>
-              <w:right w:val="single" w:sz="4" w:space="0" w:color="D9D9D9"/>
-              <w:insideH w:val="single" w:sz="4" w:space="0" w:color="D9D9D9"/>
-              <w:insideV w:val="single" w:sz="4" w:space="0" w:color="D9D9D9"/>
+              <w:top w:val="single" w:sz="4" w:space="0" w:color="000000"/>
+              <w:left w:val="single" w:sz="4" w:space="0" w:color="000000"/>
+              <w:bottom w:val="single" w:sz="4" w:space="0" w:color="000000"/>
+              <w:right w:val="single" w:sz="4" w:space="0" w:color="000000"/>
+              <w:insideH w:val="single" w:sz="4" w:space="0" w:color="000000"/>
+              <w:insideV w:val="single" w:sz="4" w:space="0" w:color="000000"/>
             </w:tcBorders>
             <w:tcMar>
               <w:top w:w="80" w:type="dxa"/>
@@ -2433,24 +1058,25 @@
           <w:p>
             <w:r>
               <w:rPr>
-                <w:rFonts w:ascii="Arial" w:hAnsi="Arial"/>
-                <w:color w:val="222222"/>
-                <w:sz w:val="18"/>
+                <w:rFonts w:ascii="Arial" w:hAnsi="Arial" w:eastAsia="Arial"/>
+                <w:color w:val="000000"/>
+                <w:sz w:val="22"/>
               </w:rPr>
-              <w:t>Carrito y confirmación de operación.</w:t>
+              <w:t>El código API valida los datos, registra líneas y descuenta stock.</w:t>
             </w:r>
           </w:p>
         </w:tc>
         <w:tc>
           <w:tcPr>
             <w:tcW w:type="dxa" w:w="2880"/>
+            <w:shd w:fill="FFFFFF"/>
             <w:tcBorders>
-              <w:top w:val="single" w:sz="4" w:space="0" w:color="D9D9D9"/>
-              <w:left w:val="single" w:sz="4" w:space="0" w:color="D9D9D9"/>
-              <w:bottom w:val="single" w:sz="4" w:space="0" w:color="D9D9D9"/>
-              <w:right w:val="single" w:sz="4" w:space="0" w:color="D9D9D9"/>
-              <w:insideH w:val="single" w:sz="4" w:space="0" w:color="D9D9D9"/>
-              <w:insideV w:val="single" w:sz="4" w:space="0" w:color="D9D9D9"/>
+              <w:top w:val="single" w:sz="4" w:space="0" w:color="000000"/>
+              <w:left w:val="single" w:sz="4" w:space="0" w:color="000000"/>
+              <w:bottom w:val="single" w:sz="4" w:space="0" w:color="000000"/>
+              <w:right w:val="single" w:sz="4" w:space="0" w:color="000000"/>
+              <w:insideH w:val="single" w:sz="4" w:space="0" w:color="000000"/>
+              <w:insideV w:val="single" w:sz="4" w:space="0" w:color="000000"/>
             </w:tcBorders>
             <w:tcMar>
               <w:top w:w="80" w:type="dxa"/>
@@ -2463,27 +1089,30 @@
           <w:p>
             <w:r>
               <w:rPr>
-                <w:rFonts w:ascii="Arial" w:hAnsi="Arial"/>
-                <w:color w:val="222222"/>
-                <w:sz w:val="18"/>
+                <w:rFonts w:ascii="Arial" w:hAnsi="Arial" w:eastAsia="Arial"/>
+                <w:color w:val="000000"/>
+                <w:sz w:val="22"/>
               </w:rPr>
-              <w:t>No se permite superar el stock disponible.</w:t>
+              <w:t>Prueba anterior en SQL Server; pendiente validar la migración Supabase.</w:t>
             </w:r>
           </w:p>
         </w:tc>
       </w:tr>
       <w:tr>
+        <w:trPr>
+          <w:cantSplit/>
+        </w:trPr>
         <w:tc>
           <w:tcPr>
             <w:tcW w:type="dxa" w:w="2880"/>
-            <w:shd w:fill="F7F9FB"/>
+            <w:shd w:fill="FFFFFF"/>
             <w:tcBorders>
-              <w:top w:val="single" w:sz="4" w:space="0" w:color="D9D9D9"/>
-              <w:left w:val="single" w:sz="4" w:space="0" w:color="D9D9D9"/>
-              <w:bottom w:val="single" w:sz="4" w:space="0" w:color="D9D9D9"/>
-              <w:right w:val="single" w:sz="4" w:space="0" w:color="D9D9D9"/>
-              <w:insideH w:val="single" w:sz="4" w:space="0" w:color="D9D9D9"/>
-              <w:insideV w:val="single" w:sz="4" w:space="0" w:color="D9D9D9"/>
+              <w:top w:val="single" w:sz="4" w:space="0" w:color="000000"/>
+              <w:left w:val="single" w:sz="4" w:space="0" w:color="000000"/>
+              <w:bottom w:val="single" w:sz="4" w:space="0" w:color="000000"/>
+              <w:right w:val="single" w:sz="4" w:space="0" w:color="000000"/>
+              <w:insideH w:val="single" w:sz="4" w:space="0" w:color="000000"/>
+              <w:insideV w:val="single" w:sz="4" w:space="0" w:color="000000"/>
             </w:tcBorders>
             <w:tcMar>
               <w:top w:w="80" w:type="dxa"/>
@@ -2496,25 +1125,25 @@
           <w:p>
             <w:r>
               <w:rPr>
-                <w:rFonts w:ascii="Arial" w:hAnsi="Arial"/>
-                <w:color w:val="222222"/>
-                <w:sz w:val="18"/>
+                <w:rFonts w:ascii="Arial" w:hAnsi="Arial" w:eastAsia="Arial"/>
+                <w:color w:val="000000"/>
+                <w:sz w:val="22"/>
               </w:rPr>
-              <w:t>Inventario</w:t>
+              <w:t>Rechazar exceso de venta.</w:t>
             </w:r>
           </w:p>
         </w:tc>
         <w:tc>
           <w:tcPr>
             <w:tcW w:type="dxa" w:w="2880"/>
-            <w:shd w:fill="F7F9FB"/>
+            <w:shd w:fill="FFFFFF"/>
             <w:tcBorders>
-              <w:top w:val="single" w:sz="4" w:space="0" w:color="D9D9D9"/>
-              <w:left w:val="single" w:sz="4" w:space="0" w:color="D9D9D9"/>
-              <w:bottom w:val="single" w:sz="4" w:space="0" w:color="D9D9D9"/>
-              <w:right w:val="single" w:sz="4" w:space="0" w:color="D9D9D9"/>
-              <w:insideH w:val="single" w:sz="4" w:space="0" w:color="D9D9D9"/>
-              <w:insideV w:val="single" w:sz="4" w:space="0" w:color="D9D9D9"/>
+              <w:top w:val="single" w:sz="4" w:space="0" w:color="000000"/>
+              <w:left w:val="single" w:sz="4" w:space="0" w:color="000000"/>
+              <w:bottom w:val="single" w:sz="4" w:space="0" w:color="000000"/>
+              <w:right w:val="single" w:sz="4" w:space="0" w:color="000000"/>
+              <w:insideH w:val="single" w:sz="4" w:space="0" w:color="000000"/>
+              <w:insideV w:val="single" w:sz="4" w:space="0" w:color="000000"/>
             </w:tcBorders>
             <w:tcMar>
               <w:top w:w="80" w:type="dxa"/>
@@ -2527,25 +1156,25 @@
           <w:p>
             <w:r>
               <w:rPr>
-                <w:rFonts w:ascii="Arial" w:hAnsi="Arial"/>
-                <w:color w:val="222222"/>
-                <w:sz w:val="18"/>
+                <w:rFonts w:ascii="Arial" w:hAnsi="Arial" w:eastAsia="Arial"/>
+                <w:color w:val="000000"/>
+                <w:sz w:val="22"/>
               </w:rPr>
-              <w:t>Consulta y filtro de existencias.</w:t>
+              <w:t>El código API devuelve HTTP 400 y no altera el stock.</w:t>
             </w:r>
           </w:p>
         </w:tc>
         <w:tc>
           <w:tcPr>
             <w:tcW w:type="dxa" w:w="2880"/>
-            <w:shd w:fill="F7F9FB"/>
+            <w:shd w:fill="FFFFFF"/>
             <w:tcBorders>
-              <w:top w:val="single" w:sz="4" w:space="0" w:color="D9D9D9"/>
-              <w:left w:val="single" w:sz="4" w:space="0" w:color="D9D9D9"/>
-              <w:bottom w:val="single" w:sz="4" w:space="0" w:color="D9D9D9"/>
-              <w:right w:val="single" w:sz="4" w:space="0" w:color="D9D9D9"/>
-              <w:insideH w:val="single" w:sz="4" w:space="0" w:color="D9D9D9"/>
-              <w:insideV w:val="single" w:sz="4" w:space="0" w:color="D9D9D9"/>
+              <w:top w:val="single" w:sz="4" w:space="0" w:color="000000"/>
+              <w:left w:val="single" w:sz="4" w:space="0" w:color="000000"/>
+              <w:bottom w:val="single" w:sz="4" w:space="0" w:color="000000"/>
+              <w:right w:val="single" w:sz="4" w:space="0" w:color="000000"/>
+              <w:insideH w:val="single" w:sz="4" w:space="0" w:color="000000"/>
+              <w:insideV w:val="single" w:sz="4" w:space="0" w:color="000000"/>
             </w:tcBorders>
             <w:tcMar>
               <w:top w:w="80" w:type="dxa"/>
@@ -2558,26 +1187,30 @@
           <w:p>
             <w:r>
               <w:rPr>
-                <w:rFonts w:ascii="Arial" w:hAnsi="Arial"/>
-                <w:color w:val="222222"/>
-                <w:sz w:val="18"/>
+                <w:rFonts w:ascii="Arial" w:hAnsi="Arial" w:eastAsia="Arial"/>
+                <w:color w:val="000000"/>
+                <w:sz w:val="22"/>
               </w:rPr>
-              <w:t>Stock bajo cuando actual &lt; mínimo.</w:t>
+              <w:t>Prueba anterior en SQL Server; pendiente validar la migración Supabase.</w:t>
             </w:r>
           </w:p>
         </w:tc>
       </w:tr>
       <w:tr>
+        <w:trPr>
+          <w:cantSplit/>
+        </w:trPr>
         <w:tc>
           <w:tcPr>
             <w:tcW w:type="dxa" w:w="2880"/>
+            <w:shd w:fill="FFFFFF"/>
             <w:tcBorders>
-              <w:top w:val="single" w:sz="4" w:space="0" w:color="D9D9D9"/>
-              <w:left w:val="single" w:sz="4" w:space="0" w:color="D9D9D9"/>
-              <w:bottom w:val="single" w:sz="4" w:space="0" w:color="D9D9D9"/>
-              <w:right w:val="single" w:sz="4" w:space="0" w:color="D9D9D9"/>
-              <w:insideH w:val="single" w:sz="4" w:space="0" w:color="D9D9D9"/>
-              <w:insideV w:val="single" w:sz="4" w:space="0" w:color="D9D9D9"/>
+              <w:top w:val="single" w:sz="4" w:space="0" w:color="000000"/>
+              <w:left w:val="single" w:sz="4" w:space="0" w:color="000000"/>
+              <w:bottom w:val="single" w:sz="4" w:space="0" w:color="000000"/>
+              <w:right w:val="single" w:sz="4" w:space="0" w:color="000000"/>
+              <w:insideH w:val="single" w:sz="4" w:space="0" w:color="000000"/>
+              <w:insideV w:val="single" w:sz="4" w:space="0" w:color="000000"/>
             </w:tcBorders>
             <w:tcMar>
               <w:top w:w="80" w:type="dxa"/>
@@ -2590,24 +1223,25 @@
           <w:p>
             <w:r>
               <w:rPr>
-                <w:rFonts w:ascii="Arial" w:hAnsi="Arial"/>
-                <w:color w:val="222222"/>
-                <w:sz w:val="18"/>
+                <w:rFonts w:ascii="Arial" w:hAnsi="Arial" w:eastAsia="Arial"/>
+                <w:color w:val="000000"/>
+                <w:sz w:val="22"/>
               </w:rPr>
-              <w:t>Productos</w:t>
+              <w:t>Identificar stock bajo.</w:t>
             </w:r>
           </w:p>
         </w:tc>
         <w:tc>
           <w:tcPr>
             <w:tcW w:type="dxa" w:w="2880"/>
+            <w:shd w:fill="FFFFFF"/>
             <w:tcBorders>
-              <w:top w:val="single" w:sz="4" w:space="0" w:color="D9D9D9"/>
-              <w:left w:val="single" w:sz="4" w:space="0" w:color="D9D9D9"/>
-              <w:bottom w:val="single" w:sz="4" w:space="0" w:color="D9D9D9"/>
-              <w:right w:val="single" w:sz="4" w:space="0" w:color="D9D9D9"/>
-              <w:insideH w:val="single" w:sz="4" w:space="0" w:color="D9D9D9"/>
-              <w:insideV w:val="single" w:sz="4" w:space="0" w:color="D9D9D9"/>
+              <w:top w:val="single" w:sz="4" w:space="0" w:color="000000"/>
+              <w:left w:val="single" w:sz="4" w:space="0" w:color="000000"/>
+              <w:bottom w:val="single" w:sz="4" w:space="0" w:color="000000"/>
+              <w:right w:val="single" w:sz="4" w:space="0" w:color="000000"/>
+              <w:insideH w:val="single" w:sz="4" w:space="0" w:color="000000"/>
+              <w:insideV w:val="single" w:sz="4" w:space="0" w:color="000000"/>
             </w:tcBorders>
             <w:tcMar>
               <w:top w:w="80" w:type="dxa"/>
@@ -2620,24 +1254,25 @@
           <w:p>
             <w:r>
               <w:rPr>
-                <w:rFonts w:ascii="Arial" w:hAnsi="Arial"/>
-                <w:color w:val="222222"/>
-                <w:sz w:val="18"/>
+                <w:rFonts w:ascii="Arial" w:hAnsi="Arial" w:eastAsia="Arial"/>
+                <w:color w:val="000000"/>
+                <w:sz w:val="22"/>
               </w:rPr>
-              <w:t>Alta y edición del catálogo.</w:t>
+              <w:t>Se considera bajo cuando stock es menor o igual al mínimo.</w:t>
             </w:r>
           </w:p>
         </w:tc>
         <w:tc>
           <w:tcPr>
             <w:tcW w:type="dxa" w:w="2880"/>
+            <w:shd w:fill="FFFFFF"/>
             <w:tcBorders>
-              <w:top w:val="single" w:sz="4" w:space="0" w:color="D9D9D9"/>
-              <w:left w:val="single" w:sz="4" w:space="0" w:color="D9D9D9"/>
-              <w:bottom w:val="single" w:sz="4" w:space="0" w:color="D9D9D9"/>
-              <w:right w:val="single" w:sz="4" w:space="0" w:color="D9D9D9"/>
-              <w:insideH w:val="single" w:sz="4" w:space="0" w:color="D9D9D9"/>
-              <w:insideV w:val="single" w:sz="4" w:space="0" w:color="D9D9D9"/>
+              <w:top w:val="single" w:sz="4" w:space="0" w:color="000000"/>
+              <w:left w:val="single" w:sz="4" w:space="0" w:color="000000"/>
+              <w:bottom w:val="single" w:sz="4" w:space="0" w:color="000000"/>
+              <w:right w:val="single" w:sz="4" w:space="0" w:color="000000"/>
+              <w:insideH w:val="single" w:sz="4" w:space="0" w:color="000000"/>
+              <w:insideV w:val="single" w:sz="4" w:space="0" w:color="000000"/>
             </w:tcBorders>
             <w:tcMar>
               <w:top w:w="80" w:type="dxa"/>
@@ -2650,27 +1285,30 @@
           <w:p>
             <w:r>
               <w:rPr>
-                <w:rFonts w:ascii="Arial" w:hAnsi="Arial"/>
-                <w:color w:val="222222"/>
-                <w:sz w:val="18"/>
+                <w:rFonts w:ascii="Arial" w:hAnsi="Arial" w:eastAsia="Arial"/>
+                <w:color w:val="000000"/>
+                <w:sz w:val="22"/>
               </w:rPr>
-              <w:t>Precio, stock y mínimo deben ser válidos.</w:t>
+              <w:t>Implementado en interfaz; revisión manual pendiente.</w:t>
             </w:r>
           </w:p>
         </w:tc>
       </w:tr>
       <w:tr>
+        <w:trPr>
+          <w:cantSplit/>
+        </w:trPr>
         <w:tc>
           <w:tcPr>
             <w:tcW w:type="dxa" w:w="2880"/>
-            <w:shd w:fill="F7F9FB"/>
+            <w:shd w:fill="FFFFFF"/>
             <w:tcBorders>
-              <w:top w:val="single" w:sz="4" w:space="0" w:color="D9D9D9"/>
-              <w:left w:val="single" w:sz="4" w:space="0" w:color="D9D9D9"/>
-              <w:bottom w:val="single" w:sz="4" w:space="0" w:color="D9D9D9"/>
-              <w:right w:val="single" w:sz="4" w:space="0" w:color="D9D9D9"/>
-              <w:insideH w:val="single" w:sz="4" w:space="0" w:color="D9D9D9"/>
-              <w:insideV w:val="single" w:sz="4" w:space="0" w:color="D9D9D9"/>
+              <w:top w:val="single" w:sz="4" w:space="0" w:color="000000"/>
+              <w:left w:val="single" w:sz="4" w:space="0" w:color="000000"/>
+              <w:bottom w:val="single" w:sz="4" w:space="0" w:color="000000"/>
+              <w:right w:val="single" w:sz="4" w:space="0" w:color="000000"/>
+              <w:insideH w:val="single" w:sz="4" w:space="0" w:color="000000"/>
+              <w:insideV w:val="single" w:sz="4" w:space="0" w:color="000000"/>
             </w:tcBorders>
             <w:tcMar>
               <w:top w:w="80" w:type="dxa"/>
@@ -2683,25 +1321,25 @@
           <w:p>
             <w:r>
               <w:rPr>
-                <w:rFonts w:ascii="Arial" w:hAnsi="Arial"/>
-                <w:color w:val="222222"/>
-                <w:sz w:val="18"/>
+                <w:rFonts w:ascii="Arial" w:hAnsi="Arial" w:eastAsia="Arial"/>
+                <w:color w:val="000000"/>
+                <w:sz w:val="22"/>
               </w:rPr>
-              <w:t>Reportes</w:t>
+              <w:t>Exportar inventario.</w:t>
             </w:r>
           </w:p>
         </w:tc>
         <w:tc>
           <w:tcPr>
             <w:tcW w:type="dxa" w:w="2880"/>
-            <w:shd w:fill="F7F9FB"/>
+            <w:shd w:fill="FFFFFF"/>
             <w:tcBorders>
-              <w:top w:val="single" w:sz="4" w:space="0" w:color="D9D9D9"/>
-              <w:left w:val="single" w:sz="4" w:space="0" w:color="D9D9D9"/>
-              <w:bottom w:val="single" w:sz="4" w:space="0" w:color="D9D9D9"/>
-              <w:right w:val="single" w:sz="4" w:space="0" w:color="D9D9D9"/>
-              <w:insideH w:val="single" w:sz="4" w:space="0" w:color="D9D9D9"/>
-              <w:insideV w:val="single" w:sz="4" w:space="0" w:color="D9D9D9"/>
+              <w:top w:val="single" w:sz="4" w:space="0" w:color="000000"/>
+              <w:left w:val="single" w:sz="4" w:space="0" w:color="000000"/>
+              <w:bottom w:val="single" w:sz="4" w:space="0" w:color="000000"/>
+              <w:right w:val="single" w:sz="4" w:space="0" w:color="000000"/>
+              <w:insideH w:val="single" w:sz="4" w:space="0" w:color="000000"/>
+              <w:insideV w:val="single" w:sz="4" w:space="0" w:color="000000"/>
             </w:tcBorders>
             <w:tcMar>
               <w:top w:w="80" w:type="dxa"/>
@@ -2714,25 +1352,25 @@
           <w:p>
             <w:r>
               <w:rPr>
-                <w:rFonts w:ascii="Arial" w:hAnsi="Arial"/>
-                <w:color w:val="222222"/>
-                <w:sz w:val="18"/>
+                <w:rFonts w:ascii="Arial" w:hAnsi="Arial" w:eastAsia="Arial"/>
+                <w:color w:val="000000"/>
+                <w:sz w:val="22"/>
               </w:rPr>
-              <w:t>Indicadores y exportación.</w:t>
+              <w:t>El CSV contiene código, nombre, categoría, stock, mínimo, precio y proveedor.</w:t>
             </w:r>
           </w:p>
         </w:tc>
         <w:tc>
           <w:tcPr>
             <w:tcW w:type="dxa" w:w="2880"/>
-            <w:shd w:fill="F7F9FB"/>
+            <w:shd w:fill="FFFFFF"/>
             <w:tcBorders>
-              <w:top w:val="single" w:sz="4" w:space="0" w:color="D9D9D9"/>
-              <w:left w:val="single" w:sz="4" w:space="0" w:color="D9D9D9"/>
-              <w:bottom w:val="single" w:sz="4" w:space="0" w:color="D9D9D9"/>
-              <w:right w:val="single" w:sz="4" w:space="0" w:color="D9D9D9"/>
-              <w:insideH w:val="single" w:sz="4" w:space="0" w:color="D9D9D9"/>
-              <w:insideV w:val="single" w:sz="4" w:space="0" w:color="D9D9D9"/>
+              <w:top w:val="single" w:sz="4" w:space="0" w:color="000000"/>
+              <w:left w:val="single" w:sz="4" w:space="0" w:color="000000"/>
+              <w:bottom w:val="single" w:sz="4" w:space="0" w:color="000000"/>
+              <w:right w:val="single" w:sz="4" w:space="0" w:color="000000"/>
+              <w:insideH w:val="single" w:sz="4" w:space="0" w:color="000000"/>
+              <w:insideV w:val="single" w:sz="4" w:space="0" w:color="000000"/>
             </w:tcBorders>
             <w:tcMar>
               <w:top w:w="80" w:type="dxa"/>
@@ -2745,120 +1383,30 @@
           <w:p>
             <w:r>
               <w:rPr>
-                <w:rFonts w:ascii="Arial" w:hAnsi="Arial"/>
-                <w:color w:val="222222"/>
-                <w:sz w:val="18"/>
+                <w:rFonts w:ascii="Arial" w:hAnsi="Arial" w:eastAsia="Arial"/>
+                <w:color w:val="000000"/>
+                <w:sz w:val="22"/>
               </w:rPr>
-              <w:t>CSV editable para análisis posterior.</w:t>
-            </w:r>
-          </w:p>
-        </w:tc>
-      </w:tr>
-    </w:tbl>
-    <w:p/>
-    <w:p>
-      <w:pPr>
-        <w:pStyle w:val="Heading1"/>
-      </w:pPr>
-      <w:r>
-        <w:t>4. Metodología y planificación</w:t>
-      </w:r>
-    </w:p>
-    <w:p>
-      <w:r>
-        <w:t>Se utiliza Scrum con ciclos cortos, revisión del avance y priorización por valor. El entregable 1 concentra el problema y la propuesta; el entregable 2 demuestra el diseño y la construcción al 50%; la entrega final integra producto, componentes, recursos, pruebas y sustentación.</w:t>
-      </w:r>
-    </w:p>
-    <w:tbl>
-      <w:tblPr>
-        <w:tblStyle w:val="TableGrid"/>
-        <w:tblW w:type="auto" w:w="0"/>
-        <w:jc w:val="center"/>
-        <w:tblLook w:firstColumn="1" w:firstRow="1" w:lastColumn="0" w:lastRow="0" w:noHBand="0" w:noVBand="1" w:val="04A0"/>
-      </w:tblPr>
-      <w:tblGrid>
-        <w:gridCol w:w="4320"/>
-        <w:gridCol w:w="4320"/>
-      </w:tblGrid>
-      <w:tr>
-        <w:trPr>
-          <w:tblHeader w:val="true"/>
-        </w:trPr>
-        <w:tc>
-          <w:tcPr>
-            <w:tcW w:type="dxa" w:w="4320"/>
-            <w:shd w:fill="10294B"/>
-            <w:tcBorders>
-              <w:top w:val="single" w:sz="4" w:space="0" w:color="10294B"/>
-              <w:left w:val="single" w:sz="4" w:space="0" w:color="10294B"/>
-              <w:bottom w:val="single" w:sz="4" w:space="0" w:color="10294B"/>
-              <w:right w:val="single" w:sz="4" w:space="0" w:color="10294B"/>
-              <w:insideH w:val="single" w:sz="4" w:space="0" w:color="10294B"/>
-              <w:insideV w:val="single" w:sz="4" w:space="0" w:color="10294B"/>
-            </w:tcBorders>
-            <w:tcMar>
-              <w:top w:w="80" w:type="dxa"/>
-              <w:start w:w="100" w:type="dxa"/>
-              <w:bottom w:w="80" w:type="dxa"/>
-              <w:end w:w="100" w:type="dxa"/>
-            </w:tcMar>
-          </w:tcPr>
-          <w:p>
-            <w:r>
-              <w:rPr>
-                <w:rFonts w:ascii="Arial" w:hAnsi="Arial"/>
-                <w:b/>
-                <w:color w:val="FFFFFF"/>
-                <w:sz w:val="18"/>
-              </w:rPr>
-              <w:t>Rol</w:t>
-            </w:r>
-          </w:p>
-        </w:tc>
-        <w:tc>
-          <w:tcPr>
-            <w:tcW w:type="dxa" w:w="4320"/>
-            <w:shd w:fill="10294B"/>
-            <w:tcBorders>
-              <w:top w:val="single" w:sz="4" w:space="0" w:color="10294B"/>
-              <w:left w:val="single" w:sz="4" w:space="0" w:color="10294B"/>
-              <w:bottom w:val="single" w:sz="4" w:space="0" w:color="10294B"/>
-              <w:right w:val="single" w:sz="4" w:space="0" w:color="10294B"/>
-              <w:insideH w:val="single" w:sz="4" w:space="0" w:color="10294B"/>
-              <w:insideV w:val="single" w:sz="4" w:space="0" w:color="10294B"/>
-            </w:tcBorders>
-            <w:tcMar>
-              <w:top w:w="80" w:type="dxa"/>
-              <w:start w:w="100" w:type="dxa"/>
-              <w:bottom w:w="80" w:type="dxa"/>
-              <w:end w:w="100" w:type="dxa"/>
-            </w:tcMar>
-          </w:tcPr>
-          <w:p>
-            <w:r>
-              <w:rPr>
-                <w:rFonts w:ascii="Arial" w:hAnsi="Arial"/>
-                <w:b/>
-                <w:color w:val="FFFFFF"/>
-                <w:sz w:val="18"/>
-              </w:rPr>
-              <w:t>Responsabilidad</w:t>
+              <w:t>Incluido en código; aceptación manual pendiente.</w:t>
             </w:r>
           </w:p>
         </w:tc>
       </w:tr>
       <w:tr>
+        <w:trPr>
+          <w:cantSplit/>
+        </w:trPr>
         <w:tc>
           <w:tcPr>
-            <w:tcW w:type="dxa" w:w="4320"/>
-            <w:shd w:fill="F7F9FB"/>
+            <w:tcW w:type="dxa" w:w="2880"/>
+            <w:shd w:fill="FFFFFF"/>
             <w:tcBorders>
-              <w:top w:val="single" w:sz="4" w:space="0" w:color="D9D9D9"/>
-              <w:left w:val="single" w:sz="4" w:space="0" w:color="D9D9D9"/>
-              <w:bottom w:val="single" w:sz="4" w:space="0" w:color="D9D9D9"/>
-              <w:right w:val="single" w:sz="4" w:space="0" w:color="D9D9D9"/>
-              <w:insideH w:val="single" w:sz="4" w:space="0" w:color="D9D9D9"/>
-              <w:insideV w:val="single" w:sz="4" w:space="0" w:color="D9D9D9"/>
+              <w:top w:val="single" w:sz="4" w:space="0" w:color="000000"/>
+              <w:left w:val="single" w:sz="4" w:space="0" w:color="000000"/>
+              <w:bottom w:val="single" w:sz="4" w:space="0" w:color="000000"/>
+              <w:right w:val="single" w:sz="4" w:space="0" w:color="000000"/>
+              <w:insideH w:val="single" w:sz="4" w:space="0" w:color="000000"/>
+              <w:insideV w:val="single" w:sz="4" w:space="0" w:color="000000"/>
             </w:tcBorders>
             <w:tcMar>
               <w:top w:w="80" w:type="dxa"/>
@@ -2871,25 +1419,25 @@
           <w:p>
             <w:r>
               <w:rPr>
-                <w:rFonts w:ascii="Arial" w:hAnsi="Arial"/>
-                <w:color w:val="222222"/>
-                <w:sz w:val="18"/>
+                <w:rFonts w:ascii="Arial" w:hAnsi="Arial" w:eastAsia="Arial"/>
+                <w:color w:val="000000"/>
+                <w:sz w:val="22"/>
               </w:rPr>
-              <w:t>Product Owner</w:t>
+              <w:t>Consultar ayuda.</w:t>
             </w:r>
           </w:p>
         </w:tc>
         <w:tc>
           <w:tcPr>
-            <w:tcW w:type="dxa" w:w="4320"/>
-            <w:shd w:fill="F7F9FB"/>
+            <w:tcW w:type="dxa" w:w="2880"/>
+            <w:shd w:fill="FFFFFF"/>
             <w:tcBorders>
-              <w:top w:val="single" w:sz="4" w:space="0" w:color="D9D9D9"/>
-              <w:left w:val="single" w:sz="4" w:space="0" w:color="D9D9D9"/>
-              <w:bottom w:val="single" w:sz="4" w:space="0" w:color="D9D9D9"/>
-              <w:right w:val="single" w:sz="4" w:space="0" w:color="D9D9D9"/>
-              <w:insideH w:val="single" w:sz="4" w:space="0" w:color="D9D9D9"/>
-              <w:insideV w:val="single" w:sz="4" w:space="0" w:color="D9D9D9"/>
+              <w:top w:val="single" w:sz="4" w:space="0" w:color="000000"/>
+              <w:left w:val="single" w:sz="4" w:space="0" w:color="000000"/>
+              <w:bottom w:val="single" w:sz="4" w:space="0" w:color="000000"/>
+              <w:right w:val="single" w:sz="4" w:space="0" w:color="000000"/>
+              <w:insideH w:val="single" w:sz="4" w:space="0" w:color="000000"/>
+              <w:insideV w:val="single" w:sz="4" w:space="0" w:color="000000"/>
             </w:tcBorders>
             <w:tcMar>
               <w:top w:w="80" w:type="dxa"/>
@@ -2902,26 +1450,25 @@
           <w:p>
             <w:r>
               <w:rPr>
-                <w:rFonts w:ascii="Arial" w:hAnsi="Arial"/>
-                <w:color w:val="222222"/>
-                <w:sz w:val="18"/>
+                <w:rFonts w:ascii="Arial" w:hAnsi="Arial" w:eastAsia="Arial"/>
+                <w:color w:val="000000"/>
+                <w:sz w:val="22"/>
               </w:rPr>
-              <w:t>Priorizar historias y validar el valor para la bodega.</w:t>
+              <w:t>El asistente local ofrece respuesta de muestra.</w:t>
             </w:r>
           </w:p>
         </w:tc>
-      </w:tr>
-      <w:tr>
         <w:tc>
           <w:tcPr>
-            <w:tcW w:type="dxa" w:w="4320"/>
+            <w:tcW w:type="dxa" w:w="2880"/>
+            <w:shd w:fill="FFFFFF"/>
             <w:tcBorders>
-              <w:top w:val="single" w:sz="4" w:space="0" w:color="D9D9D9"/>
-              <w:left w:val="single" w:sz="4" w:space="0" w:color="D9D9D9"/>
-              <w:bottom w:val="single" w:sz="4" w:space="0" w:color="D9D9D9"/>
-              <w:right w:val="single" w:sz="4" w:space="0" w:color="D9D9D9"/>
-              <w:insideH w:val="single" w:sz="4" w:space="0" w:color="D9D9D9"/>
-              <w:insideV w:val="single" w:sz="4" w:space="0" w:color="D9D9D9"/>
+              <w:top w:val="single" w:sz="4" w:space="0" w:color="000000"/>
+              <w:left w:val="single" w:sz="4" w:space="0" w:color="000000"/>
+              <w:bottom w:val="single" w:sz="4" w:space="0" w:color="000000"/>
+              <w:right w:val="single" w:sz="4" w:space="0" w:color="000000"/>
+              <w:insideH w:val="single" w:sz="4" w:space="0" w:color="000000"/>
+              <w:insideV w:val="single" w:sz="4" w:space="0" w:color="000000"/>
             </w:tcBorders>
             <w:tcMar>
               <w:top w:w="80" w:type="dxa"/>
@@ -2934,167 +1481,11 @@
           <w:p>
             <w:r>
               <w:rPr>
-                <w:rFonts w:ascii="Arial" w:hAnsi="Arial"/>
-                <w:color w:val="222222"/>
-                <w:sz w:val="18"/>
+                <w:rFonts w:ascii="Arial" w:hAnsi="Arial" w:eastAsia="Arial"/>
+                <w:color w:val="000000"/>
+                <w:sz w:val="22"/>
               </w:rPr>
-              <w:t>Scrum Master</w:t>
-            </w:r>
-          </w:p>
-        </w:tc>
-        <w:tc>
-          <w:tcPr>
-            <w:tcW w:type="dxa" w:w="4320"/>
-            <w:tcBorders>
-              <w:top w:val="single" w:sz="4" w:space="0" w:color="D9D9D9"/>
-              <w:left w:val="single" w:sz="4" w:space="0" w:color="D9D9D9"/>
-              <w:bottom w:val="single" w:sz="4" w:space="0" w:color="D9D9D9"/>
-              <w:right w:val="single" w:sz="4" w:space="0" w:color="D9D9D9"/>
-              <w:insideH w:val="single" w:sz="4" w:space="0" w:color="D9D9D9"/>
-              <w:insideV w:val="single" w:sz="4" w:space="0" w:color="D9D9D9"/>
-            </w:tcBorders>
-            <w:tcMar>
-              <w:top w:w="80" w:type="dxa"/>
-              <w:start w:w="100" w:type="dxa"/>
-              <w:bottom w:w="80" w:type="dxa"/>
-              <w:end w:w="100" w:type="dxa"/>
-            </w:tcMar>
-            <w:vAlign w:val="center"/>
-          </w:tcPr>
-          <w:p>
-            <w:r>
-              <w:rPr>
-                <w:rFonts w:ascii="Arial" w:hAnsi="Arial"/>
-                <w:color w:val="222222"/>
-                <w:sz w:val="18"/>
-              </w:rPr>
-              <w:t>Facilitar acuerdos, seguimiento y eliminación de impedimentos.</w:t>
-            </w:r>
-          </w:p>
-        </w:tc>
-      </w:tr>
-      <w:tr>
-        <w:tc>
-          <w:tcPr>
-            <w:tcW w:type="dxa" w:w="4320"/>
-            <w:shd w:fill="F7F9FB"/>
-            <w:tcBorders>
-              <w:top w:val="single" w:sz="4" w:space="0" w:color="D9D9D9"/>
-              <w:left w:val="single" w:sz="4" w:space="0" w:color="D9D9D9"/>
-              <w:bottom w:val="single" w:sz="4" w:space="0" w:color="D9D9D9"/>
-              <w:right w:val="single" w:sz="4" w:space="0" w:color="D9D9D9"/>
-              <w:insideH w:val="single" w:sz="4" w:space="0" w:color="D9D9D9"/>
-              <w:insideV w:val="single" w:sz="4" w:space="0" w:color="D9D9D9"/>
-            </w:tcBorders>
-            <w:tcMar>
-              <w:top w:w="80" w:type="dxa"/>
-              <w:start w:w="100" w:type="dxa"/>
-              <w:bottom w:w="80" w:type="dxa"/>
-              <w:end w:w="100" w:type="dxa"/>
-            </w:tcMar>
-            <w:vAlign w:val="center"/>
-          </w:tcPr>
-          <w:p>
-            <w:r>
-              <w:rPr>
-                <w:rFonts w:ascii="Arial" w:hAnsi="Arial"/>
-                <w:color w:val="222222"/>
-                <w:sz w:val="18"/>
-              </w:rPr>
-              <w:t>Equipo de desarrollo</w:t>
-            </w:r>
-          </w:p>
-        </w:tc>
-        <w:tc>
-          <w:tcPr>
-            <w:tcW w:type="dxa" w:w="4320"/>
-            <w:shd w:fill="F7F9FB"/>
-            <w:tcBorders>
-              <w:top w:val="single" w:sz="4" w:space="0" w:color="D9D9D9"/>
-              <w:left w:val="single" w:sz="4" w:space="0" w:color="D9D9D9"/>
-              <w:bottom w:val="single" w:sz="4" w:space="0" w:color="D9D9D9"/>
-              <w:right w:val="single" w:sz="4" w:space="0" w:color="D9D9D9"/>
-              <w:insideH w:val="single" w:sz="4" w:space="0" w:color="D9D9D9"/>
-              <w:insideV w:val="single" w:sz="4" w:space="0" w:color="D9D9D9"/>
-            </w:tcBorders>
-            <w:tcMar>
-              <w:top w:w="80" w:type="dxa"/>
-              <w:start w:w="100" w:type="dxa"/>
-              <w:bottom w:w="80" w:type="dxa"/>
-              <w:end w:w="100" w:type="dxa"/>
-            </w:tcMar>
-            <w:vAlign w:val="center"/>
-          </w:tcPr>
-          <w:p>
-            <w:r>
-              <w:rPr>
-                <w:rFonts w:ascii="Arial" w:hAnsi="Arial"/>
-                <w:color w:val="222222"/>
-                <w:sz w:val="18"/>
-              </w:rPr>
-              <w:t>Diseño, código, pruebas, documentación e integración.</w:t>
-            </w:r>
-          </w:p>
-        </w:tc>
-      </w:tr>
-      <w:tr>
-        <w:tc>
-          <w:tcPr>
-            <w:tcW w:type="dxa" w:w="4320"/>
-            <w:tcBorders>
-              <w:top w:val="single" w:sz="4" w:space="0" w:color="D9D9D9"/>
-              <w:left w:val="single" w:sz="4" w:space="0" w:color="D9D9D9"/>
-              <w:bottom w:val="single" w:sz="4" w:space="0" w:color="D9D9D9"/>
-              <w:right w:val="single" w:sz="4" w:space="0" w:color="D9D9D9"/>
-              <w:insideH w:val="single" w:sz="4" w:space="0" w:color="D9D9D9"/>
-              <w:insideV w:val="single" w:sz="4" w:space="0" w:color="D9D9D9"/>
-            </w:tcBorders>
-            <w:tcMar>
-              <w:top w:w="80" w:type="dxa"/>
-              <w:start w:w="100" w:type="dxa"/>
-              <w:bottom w:w="80" w:type="dxa"/>
-              <w:end w:w="100" w:type="dxa"/>
-            </w:tcMar>
-            <w:vAlign w:val="center"/>
-          </w:tcPr>
-          <w:p>
-            <w:r>
-              <w:rPr>
-                <w:rFonts w:ascii="Arial" w:hAnsi="Arial"/>
-                <w:color w:val="222222"/>
-                <w:sz w:val="18"/>
-              </w:rPr>
-              <w:t>Usuario validador</w:t>
-            </w:r>
-          </w:p>
-        </w:tc>
-        <w:tc>
-          <w:tcPr>
-            <w:tcW w:type="dxa" w:w="4320"/>
-            <w:tcBorders>
-              <w:top w:val="single" w:sz="4" w:space="0" w:color="D9D9D9"/>
-              <w:left w:val="single" w:sz="4" w:space="0" w:color="D9D9D9"/>
-              <w:bottom w:val="single" w:sz="4" w:space="0" w:color="D9D9D9"/>
-              <w:right w:val="single" w:sz="4" w:space="0" w:color="D9D9D9"/>
-              <w:insideH w:val="single" w:sz="4" w:space="0" w:color="D9D9D9"/>
-              <w:insideV w:val="single" w:sz="4" w:space="0" w:color="D9D9D9"/>
-            </w:tcBorders>
-            <w:tcMar>
-              <w:top w:w="80" w:type="dxa"/>
-              <w:start w:w="100" w:type="dxa"/>
-              <w:bottom w:w="80" w:type="dxa"/>
-              <w:end w:w="100" w:type="dxa"/>
-            </w:tcMar>
-            <w:vAlign w:val="center"/>
-          </w:tcPr>
-          <w:p>
-            <w:r>
-              <w:rPr>
-                <w:rFonts w:ascii="Arial" w:hAnsi="Arial"/>
-                <w:color w:val="222222"/>
-                <w:sz w:val="18"/>
-              </w:rPr>
-              <w:t>Revisar flujo de caja, inventario y reportes.</w:t>
+              <w:t>Demo local; Watson pendiente.</w:t>
             </w:r>
           </w:p>
         </w:tc>
@@ -3104,686 +1495,26 @@
     <w:p>
       <w:pPr>
         <w:pStyle w:val="Heading1"/>
+        <w:keepNext/>
+        <w:keepLines/>
       </w:pPr>
       <w:r>
-        <w:t>5. Plan de pruebas al 50%</w:t>
-      </w:r>
-    </w:p>
-    <w:tbl>
-      <w:tblPr>
-        <w:tblStyle w:val="TableGrid"/>
-        <w:tblW w:type="auto" w:w="0"/>
-        <w:jc w:val="center"/>
-        <w:tblLook w:firstColumn="1" w:firstRow="1" w:lastColumn="0" w:lastRow="0" w:noHBand="0" w:noVBand="1" w:val="04A0"/>
-      </w:tblPr>
-      <w:tblGrid>
-        <w:gridCol w:w="2880"/>
-        <w:gridCol w:w="2880"/>
-        <w:gridCol w:w="2880"/>
-      </w:tblGrid>
-      <w:tr>
-        <w:trPr>
-          <w:tblHeader w:val="true"/>
-        </w:trPr>
-        <w:tc>
-          <w:tcPr>
-            <w:tcW w:type="dxa" w:w="2880"/>
-            <w:shd w:fill="10294B"/>
-            <w:tcBorders>
-              <w:top w:val="single" w:sz="4" w:space="0" w:color="10294B"/>
-              <w:left w:val="single" w:sz="4" w:space="0" w:color="10294B"/>
-              <w:bottom w:val="single" w:sz="4" w:space="0" w:color="10294B"/>
-              <w:right w:val="single" w:sz="4" w:space="0" w:color="10294B"/>
-              <w:insideH w:val="single" w:sz="4" w:space="0" w:color="10294B"/>
-              <w:insideV w:val="single" w:sz="4" w:space="0" w:color="10294B"/>
-            </w:tcBorders>
-            <w:tcMar>
-              <w:top w:w="80" w:type="dxa"/>
-              <w:start w:w="100" w:type="dxa"/>
-              <w:bottom w:w="80" w:type="dxa"/>
-              <w:end w:w="100" w:type="dxa"/>
-            </w:tcMar>
-          </w:tcPr>
-          <w:p>
-            <w:r>
-              <w:rPr>
-                <w:rFonts w:ascii="Arial" w:hAnsi="Arial"/>
-                <w:b/>
-                <w:color w:val="FFFFFF"/>
-                <w:sz w:val="18"/>
-              </w:rPr>
-              <w:t>Caso</w:t>
-            </w:r>
-          </w:p>
-        </w:tc>
-        <w:tc>
-          <w:tcPr>
-            <w:tcW w:type="dxa" w:w="2880"/>
-            <w:shd w:fill="10294B"/>
-            <w:tcBorders>
-              <w:top w:val="single" w:sz="4" w:space="0" w:color="10294B"/>
-              <w:left w:val="single" w:sz="4" w:space="0" w:color="10294B"/>
-              <w:bottom w:val="single" w:sz="4" w:space="0" w:color="10294B"/>
-              <w:right w:val="single" w:sz="4" w:space="0" w:color="10294B"/>
-              <w:insideH w:val="single" w:sz="4" w:space="0" w:color="10294B"/>
-              <w:insideV w:val="single" w:sz="4" w:space="0" w:color="10294B"/>
-            </w:tcBorders>
-            <w:tcMar>
-              <w:top w:w="80" w:type="dxa"/>
-              <w:start w:w="100" w:type="dxa"/>
-              <w:bottom w:w="80" w:type="dxa"/>
-              <w:end w:w="100" w:type="dxa"/>
-            </w:tcMar>
-          </w:tcPr>
-          <w:p>
-            <w:r>
-              <w:rPr>
-                <w:rFonts w:ascii="Arial" w:hAnsi="Arial"/>
-                <w:b/>
-                <w:color w:val="FFFFFF"/>
-                <w:sz w:val="18"/>
-              </w:rPr>
-              <w:t>Resultado esperado</w:t>
-            </w:r>
-          </w:p>
-        </w:tc>
-        <w:tc>
-          <w:tcPr>
-            <w:tcW w:type="dxa" w:w="2880"/>
-            <w:shd w:fill="10294B"/>
-            <w:tcBorders>
-              <w:top w:val="single" w:sz="4" w:space="0" w:color="10294B"/>
-              <w:left w:val="single" w:sz="4" w:space="0" w:color="10294B"/>
-              <w:bottom w:val="single" w:sz="4" w:space="0" w:color="10294B"/>
-              <w:right w:val="single" w:sz="4" w:space="0" w:color="10294B"/>
-              <w:insideH w:val="single" w:sz="4" w:space="0" w:color="10294B"/>
-              <w:insideV w:val="single" w:sz="4" w:space="0" w:color="10294B"/>
-            </w:tcBorders>
-            <w:tcMar>
-              <w:top w:w="80" w:type="dxa"/>
-              <w:start w:w="100" w:type="dxa"/>
-              <w:bottom w:w="80" w:type="dxa"/>
-              <w:end w:w="100" w:type="dxa"/>
-            </w:tcMar>
-          </w:tcPr>
-          <w:p>
-            <w:r>
-              <w:rPr>
-                <w:rFonts w:ascii="Arial" w:hAnsi="Arial"/>
-                <w:b/>
-                <w:color w:val="FFFFFF"/>
-                <w:sz w:val="18"/>
-              </w:rPr>
-              <w:t>Resultado actual</w:t>
-            </w:r>
-          </w:p>
-        </w:tc>
-      </w:tr>
-      <w:tr>
-        <w:tc>
-          <w:tcPr>
-            <w:tcW w:type="dxa" w:w="2880"/>
-            <w:shd w:fill="F7F9FB"/>
-            <w:tcBorders>
-              <w:top w:val="single" w:sz="4" w:space="0" w:color="D9D9D9"/>
-              <w:left w:val="single" w:sz="4" w:space="0" w:color="D9D9D9"/>
-              <w:bottom w:val="single" w:sz="4" w:space="0" w:color="D9D9D9"/>
-              <w:right w:val="single" w:sz="4" w:space="0" w:color="D9D9D9"/>
-              <w:insideH w:val="single" w:sz="4" w:space="0" w:color="D9D9D9"/>
-              <w:insideV w:val="single" w:sz="4" w:space="0" w:color="D9D9D9"/>
-            </w:tcBorders>
-            <w:tcMar>
-              <w:top w:w="80" w:type="dxa"/>
-              <w:start w:w="100" w:type="dxa"/>
-              <w:bottom w:w="80" w:type="dxa"/>
-              <w:end w:w="100" w:type="dxa"/>
-            </w:tcMar>
-            <w:vAlign w:val="center"/>
-          </w:tcPr>
-          <w:p>
-            <w:r>
-              <w:rPr>
-                <w:rFonts w:ascii="Arial" w:hAnsi="Arial"/>
-                <w:color w:val="222222"/>
-                <w:sz w:val="18"/>
-              </w:rPr>
-              <w:t>IT-01</w:t>
-            </w:r>
-          </w:p>
-        </w:tc>
-        <w:tc>
-          <w:tcPr>
-            <w:tcW w:type="dxa" w:w="2880"/>
-            <w:shd w:fill="F7F9FB"/>
-            <w:tcBorders>
-              <w:top w:val="single" w:sz="4" w:space="0" w:color="D9D9D9"/>
-              <w:left w:val="single" w:sz="4" w:space="0" w:color="D9D9D9"/>
-              <w:bottom w:val="single" w:sz="4" w:space="0" w:color="D9D9D9"/>
-              <w:right w:val="single" w:sz="4" w:space="0" w:color="D9D9D9"/>
-              <w:insideH w:val="single" w:sz="4" w:space="0" w:color="D9D9D9"/>
-              <w:insideV w:val="single" w:sz="4" w:space="0" w:color="D9D9D9"/>
-            </w:tcBorders>
-            <w:tcMar>
-              <w:top w:w="80" w:type="dxa"/>
-              <w:start w:w="100" w:type="dxa"/>
-              <w:bottom w:w="80" w:type="dxa"/>
-              <w:end w:w="100" w:type="dxa"/>
-            </w:tcMar>
-            <w:vAlign w:val="center"/>
-          </w:tcPr>
-          <w:p>
-            <w:r>
-              <w:rPr>
-                <w:rFonts w:ascii="Arial" w:hAnsi="Arial"/>
-                <w:color w:val="222222"/>
-                <w:sz w:val="18"/>
-              </w:rPr>
-              <w:t>Filtrar productos con stock bajo.</w:t>
-            </w:r>
-          </w:p>
-        </w:tc>
-        <w:tc>
-          <w:tcPr>
-            <w:tcW w:type="dxa" w:w="2880"/>
-            <w:shd w:fill="F7F9FB"/>
-            <w:tcBorders>
-              <w:top w:val="single" w:sz="4" w:space="0" w:color="D9D9D9"/>
-              <w:left w:val="single" w:sz="4" w:space="0" w:color="D9D9D9"/>
-              <w:bottom w:val="single" w:sz="4" w:space="0" w:color="D9D9D9"/>
-              <w:right w:val="single" w:sz="4" w:space="0" w:color="D9D9D9"/>
-              <w:insideH w:val="single" w:sz="4" w:space="0" w:color="D9D9D9"/>
-              <w:insideV w:val="single" w:sz="4" w:space="0" w:color="D9D9D9"/>
-            </w:tcBorders>
-            <w:tcMar>
-              <w:top w:w="80" w:type="dxa"/>
-              <w:start w:w="100" w:type="dxa"/>
-              <w:bottom w:w="80" w:type="dxa"/>
-              <w:end w:w="100" w:type="dxa"/>
-            </w:tcMar>
-            <w:vAlign w:val="center"/>
-          </w:tcPr>
-          <w:p>
-            <w:r>
-              <w:rPr>
-                <w:rFonts w:ascii="Arial" w:hAnsi="Arial"/>
-                <w:color w:val="222222"/>
-                <w:sz w:val="18"/>
-              </w:rPr>
-              <w:t>OK: se visualizan cinco productos de demostración.</w:t>
-            </w:r>
-          </w:p>
-        </w:tc>
-      </w:tr>
-      <w:tr>
-        <w:tc>
-          <w:tcPr>
-            <w:tcW w:type="dxa" w:w="2880"/>
-            <w:tcBorders>
-              <w:top w:val="single" w:sz="4" w:space="0" w:color="D9D9D9"/>
-              <w:left w:val="single" w:sz="4" w:space="0" w:color="D9D9D9"/>
-              <w:bottom w:val="single" w:sz="4" w:space="0" w:color="D9D9D9"/>
-              <w:right w:val="single" w:sz="4" w:space="0" w:color="D9D9D9"/>
-              <w:insideH w:val="single" w:sz="4" w:space="0" w:color="D9D9D9"/>
-              <w:insideV w:val="single" w:sz="4" w:space="0" w:color="D9D9D9"/>
-            </w:tcBorders>
-            <w:tcMar>
-              <w:top w:w="80" w:type="dxa"/>
-              <w:start w:w="100" w:type="dxa"/>
-              <w:bottom w:w="80" w:type="dxa"/>
-              <w:end w:w="100" w:type="dxa"/>
-            </w:tcMar>
-            <w:vAlign w:val="center"/>
-          </w:tcPr>
-          <w:p>
-            <w:r>
-              <w:rPr>
-                <w:rFonts w:ascii="Arial" w:hAnsi="Arial"/>
-                <w:color w:val="222222"/>
-                <w:sz w:val="18"/>
-              </w:rPr>
-              <w:t>IT-02</w:t>
-            </w:r>
-          </w:p>
-        </w:tc>
-        <w:tc>
-          <w:tcPr>
-            <w:tcW w:type="dxa" w:w="2880"/>
-            <w:tcBorders>
-              <w:top w:val="single" w:sz="4" w:space="0" w:color="D9D9D9"/>
-              <w:left w:val="single" w:sz="4" w:space="0" w:color="D9D9D9"/>
-              <w:bottom w:val="single" w:sz="4" w:space="0" w:color="D9D9D9"/>
-              <w:right w:val="single" w:sz="4" w:space="0" w:color="D9D9D9"/>
-              <w:insideH w:val="single" w:sz="4" w:space="0" w:color="D9D9D9"/>
-              <w:insideV w:val="single" w:sz="4" w:space="0" w:color="D9D9D9"/>
-            </w:tcBorders>
-            <w:tcMar>
-              <w:top w:w="80" w:type="dxa"/>
-              <w:start w:w="100" w:type="dxa"/>
-              <w:bottom w:w="80" w:type="dxa"/>
-              <w:end w:w="100" w:type="dxa"/>
-            </w:tcMar>
-            <w:vAlign w:val="center"/>
-          </w:tcPr>
-          <w:p>
-            <w:r>
-              <w:rPr>
-                <w:rFonts w:ascii="Arial" w:hAnsi="Arial"/>
-                <w:color w:val="222222"/>
-                <w:sz w:val="18"/>
-              </w:rPr>
-              <w:t>Registrar venta y actualizar stock.</w:t>
-            </w:r>
-          </w:p>
-        </w:tc>
-        <w:tc>
-          <w:tcPr>
-            <w:tcW w:type="dxa" w:w="2880"/>
-            <w:tcBorders>
-              <w:top w:val="single" w:sz="4" w:space="0" w:color="D9D9D9"/>
-              <w:left w:val="single" w:sz="4" w:space="0" w:color="D9D9D9"/>
-              <w:bottom w:val="single" w:sz="4" w:space="0" w:color="D9D9D9"/>
-              <w:right w:val="single" w:sz="4" w:space="0" w:color="D9D9D9"/>
-              <w:insideH w:val="single" w:sz="4" w:space="0" w:color="D9D9D9"/>
-              <w:insideV w:val="single" w:sz="4" w:space="0" w:color="D9D9D9"/>
-            </w:tcBorders>
-            <w:tcMar>
-              <w:top w:w="80" w:type="dxa"/>
-              <w:start w:w="100" w:type="dxa"/>
-              <w:bottom w:w="80" w:type="dxa"/>
-              <w:end w:w="100" w:type="dxa"/>
-            </w:tcMar>
-            <w:vAlign w:val="center"/>
-          </w:tcPr>
-          <w:p>
-            <w:r>
-              <w:rPr>
-                <w:rFonts w:ascii="Arial" w:hAnsi="Arial"/>
-                <w:color w:val="222222"/>
-                <w:sz w:val="18"/>
-              </w:rPr>
-              <w:t>OK: venta registrada y stock disminuido.</w:t>
-            </w:r>
-          </w:p>
-        </w:tc>
-      </w:tr>
-      <w:tr>
-        <w:tc>
-          <w:tcPr>
-            <w:tcW w:type="dxa" w:w="2880"/>
-            <w:shd w:fill="F7F9FB"/>
-            <w:tcBorders>
-              <w:top w:val="single" w:sz="4" w:space="0" w:color="D9D9D9"/>
-              <w:left w:val="single" w:sz="4" w:space="0" w:color="D9D9D9"/>
-              <w:bottom w:val="single" w:sz="4" w:space="0" w:color="D9D9D9"/>
-              <w:right w:val="single" w:sz="4" w:space="0" w:color="D9D9D9"/>
-              <w:insideH w:val="single" w:sz="4" w:space="0" w:color="D9D9D9"/>
-              <w:insideV w:val="single" w:sz="4" w:space="0" w:color="D9D9D9"/>
-            </w:tcBorders>
-            <w:tcMar>
-              <w:top w:w="80" w:type="dxa"/>
-              <w:start w:w="100" w:type="dxa"/>
-              <w:bottom w:w="80" w:type="dxa"/>
-              <w:end w:w="100" w:type="dxa"/>
-            </w:tcMar>
-            <w:vAlign w:val="center"/>
-          </w:tcPr>
-          <w:p>
-            <w:r>
-              <w:rPr>
-                <w:rFonts w:ascii="Arial" w:hAnsi="Arial"/>
-                <w:color w:val="222222"/>
-                <w:sz w:val="18"/>
-              </w:rPr>
-              <w:t>IT-03</w:t>
-            </w:r>
-          </w:p>
-        </w:tc>
-        <w:tc>
-          <w:tcPr>
-            <w:tcW w:type="dxa" w:w="2880"/>
-            <w:shd w:fill="F7F9FB"/>
-            <w:tcBorders>
-              <w:top w:val="single" w:sz="4" w:space="0" w:color="D9D9D9"/>
-              <w:left w:val="single" w:sz="4" w:space="0" w:color="D9D9D9"/>
-              <w:bottom w:val="single" w:sz="4" w:space="0" w:color="D9D9D9"/>
-              <w:right w:val="single" w:sz="4" w:space="0" w:color="D9D9D9"/>
-              <w:insideH w:val="single" w:sz="4" w:space="0" w:color="D9D9D9"/>
-              <w:insideV w:val="single" w:sz="4" w:space="0" w:color="D9D9D9"/>
-            </w:tcBorders>
-            <w:tcMar>
-              <w:top w:w="80" w:type="dxa"/>
-              <w:start w:w="100" w:type="dxa"/>
-              <w:bottom w:w="80" w:type="dxa"/>
-              <w:end w:w="100" w:type="dxa"/>
-            </w:tcMar>
-            <w:vAlign w:val="center"/>
-          </w:tcPr>
-          <w:p>
-            <w:r>
-              <w:rPr>
-                <w:rFonts w:ascii="Arial" w:hAnsi="Arial"/>
-                <w:color w:val="222222"/>
-                <w:sz w:val="18"/>
-              </w:rPr>
-              <w:t>Validar producto con campos incompletos.</w:t>
-            </w:r>
-          </w:p>
-        </w:tc>
-        <w:tc>
-          <w:tcPr>
-            <w:tcW w:type="dxa" w:w="2880"/>
-            <w:shd w:fill="F7F9FB"/>
-            <w:tcBorders>
-              <w:top w:val="single" w:sz="4" w:space="0" w:color="D9D9D9"/>
-              <w:left w:val="single" w:sz="4" w:space="0" w:color="D9D9D9"/>
-              <w:bottom w:val="single" w:sz="4" w:space="0" w:color="D9D9D9"/>
-              <w:right w:val="single" w:sz="4" w:space="0" w:color="D9D9D9"/>
-              <w:insideH w:val="single" w:sz="4" w:space="0" w:color="D9D9D9"/>
-              <w:insideV w:val="single" w:sz="4" w:space="0" w:color="D9D9D9"/>
-            </w:tcBorders>
-            <w:tcMar>
-              <w:top w:w="80" w:type="dxa"/>
-              <w:start w:w="100" w:type="dxa"/>
-              <w:bottom w:w="80" w:type="dxa"/>
-              <w:end w:w="100" w:type="dxa"/>
-            </w:tcMar>
-            <w:vAlign w:val="center"/>
-          </w:tcPr>
-          <w:p>
-            <w:r>
-              <w:rPr>
-                <w:rFonts w:ascii="Arial" w:hAnsi="Arial"/>
-                <w:color w:val="222222"/>
-                <w:sz w:val="18"/>
-              </w:rPr>
-              <w:t>OK: botón Guardar permanece deshabilitado.</w:t>
-            </w:r>
-          </w:p>
-        </w:tc>
-      </w:tr>
-      <w:tr>
-        <w:tc>
-          <w:tcPr>
-            <w:tcW w:type="dxa" w:w="2880"/>
-            <w:tcBorders>
-              <w:top w:val="single" w:sz="4" w:space="0" w:color="D9D9D9"/>
-              <w:left w:val="single" w:sz="4" w:space="0" w:color="D9D9D9"/>
-              <w:bottom w:val="single" w:sz="4" w:space="0" w:color="D9D9D9"/>
-              <w:right w:val="single" w:sz="4" w:space="0" w:color="D9D9D9"/>
-              <w:insideH w:val="single" w:sz="4" w:space="0" w:color="D9D9D9"/>
-              <w:insideV w:val="single" w:sz="4" w:space="0" w:color="D9D9D9"/>
-            </w:tcBorders>
-            <w:tcMar>
-              <w:top w:w="80" w:type="dxa"/>
-              <w:start w:w="100" w:type="dxa"/>
-              <w:bottom w:w="80" w:type="dxa"/>
-              <w:end w:w="100" w:type="dxa"/>
-            </w:tcMar>
-            <w:vAlign w:val="center"/>
-          </w:tcPr>
-          <w:p>
-            <w:r>
-              <w:rPr>
-                <w:rFonts w:ascii="Arial" w:hAnsi="Arial"/>
-                <w:color w:val="222222"/>
-                <w:sz w:val="18"/>
-              </w:rPr>
-              <w:t>IT-04</w:t>
-            </w:r>
-          </w:p>
-        </w:tc>
-        <w:tc>
-          <w:tcPr>
-            <w:tcW w:type="dxa" w:w="2880"/>
-            <w:tcBorders>
-              <w:top w:val="single" w:sz="4" w:space="0" w:color="D9D9D9"/>
-              <w:left w:val="single" w:sz="4" w:space="0" w:color="D9D9D9"/>
-              <w:bottom w:val="single" w:sz="4" w:space="0" w:color="D9D9D9"/>
-              <w:right w:val="single" w:sz="4" w:space="0" w:color="D9D9D9"/>
-              <w:insideH w:val="single" w:sz="4" w:space="0" w:color="D9D9D9"/>
-              <w:insideV w:val="single" w:sz="4" w:space="0" w:color="D9D9D9"/>
-            </w:tcBorders>
-            <w:tcMar>
-              <w:top w:w="80" w:type="dxa"/>
-              <w:start w:w="100" w:type="dxa"/>
-              <w:bottom w:w="80" w:type="dxa"/>
-              <w:end w:w="100" w:type="dxa"/>
-            </w:tcMar>
-            <w:vAlign w:val="center"/>
-          </w:tcPr>
-          <w:p>
-            <w:r>
-              <w:rPr>
-                <w:rFonts w:ascii="Arial" w:hAnsi="Arial"/>
-                <w:color w:val="222222"/>
-                <w:sz w:val="18"/>
-              </w:rPr>
-              <w:t>Abrir menú en móvil.</w:t>
-            </w:r>
-          </w:p>
-        </w:tc>
-        <w:tc>
-          <w:tcPr>
-            <w:tcW w:type="dxa" w:w="2880"/>
-            <w:tcBorders>
-              <w:top w:val="single" w:sz="4" w:space="0" w:color="D9D9D9"/>
-              <w:left w:val="single" w:sz="4" w:space="0" w:color="D9D9D9"/>
-              <w:bottom w:val="single" w:sz="4" w:space="0" w:color="D9D9D9"/>
-              <w:right w:val="single" w:sz="4" w:space="0" w:color="D9D9D9"/>
-              <w:insideH w:val="single" w:sz="4" w:space="0" w:color="D9D9D9"/>
-              <w:insideV w:val="single" w:sz="4" w:space="0" w:color="D9D9D9"/>
-            </w:tcBorders>
-            <w:tcMar>
-              <w:top w:w="80" w:type="dxa"/>
-              <w:start w:w="100" w:type="dxa"/>
-              <w:bottom w:w="80" w:type="dxa"/>
-              <w:end w:w="100" w:type="dxa"/>
-            </w:tcMar>
-            <w:vAlign w:val="center"/>
-          </w:tcPr>
-          <w:p>
-            <w:r>
-              <w:rPr>
-                <w:rFonts w:ascii="Arial" w:hAnsi="Arial"/>
-                <w:color w:val="222222"/>
-                <w:sz w:val="18"/>
-              </w:rPr>
-              <w:t>OK: navegación accesible mediante menú.</w:t>
-            </w:r>
-          </w:p>
-        </w:tc>
-      </w:tr>
-      <w:tr>
-        <w:tc>
-          <w:tcPr>
-            <w:tcW w:type="dxa" w:w="2880"/>
-            <w:shd w:fill="F7F9FB"/>
-            <w:tcBorders>
-              <w:top w:val="single" w:sz="4" w:space="0" w:color="D9D9D9"/>
-              <w:left w:val="single" w:sz="4" w:space="0" w:color="D9D9D9"/>
-              <w:bottom w:val="single" w:sz="4" w:space="0" w:color="D9D9D9"/>
-              <w:right w:val="single" w:sz="4" w:space="0" w:color="D9D9D9"/>
-              <w:insideH w:val="single" w:sz="4" w:space="0" w:color="D9D9D9"/>
-              <w:insideV w:val="single" w:sz="4" w:space="0" w:color="D9D9D9"/>
-            </w:tcBorders>
-            <w:tcMar>
-              <w:top w:w="80" w:type="dxa"/>
-              <w:start w:w="100" w:type="dxa"/>
-              <w:bottom w:w="80" w:type="dxa"/>
-              <w:end w:w="100" w:type="dxa"/>
-            </w:tcMar>
-            <w:vAlign w:val="center"/>
-          </w:tcPr>
-          <w:p>
-            <w:r>
-              <w:rPr>
-                <w:rFonts w:ascii="Arial" w:hAnsi="Arial"/>
-                <w:color w:val="222222"/>
-                <w:sz w:val="18"/>
-              </w:rPr>
-              <w:t>IT-05</w:t>
-            </w:r>
-          </w:p>
-        </w:tc>
-        <w:tc>
-          <w:tcPr>
-            <w:tcW w:type="dxa" w:w="2880"/>
-            <w:shd w:fill="F7F9FB"/>
-            <w:tcBorders>
-              <w:top w:val="single" w:sz="4" w:space="0" w:color="D9D9D9"/>
-              <w:left w:val="single" w:sz="4" w:space="0" w:color="D9D9D9"/>
-              <w:bottom w:val="single" w:sz="4" w:space="0" w:color="D9D9D9"/>
-              <w:right w:val="single" w:sz="4" w:space="0" w:color="D9D9D9"/>
-              <w:insideH w:val="single" w:sz="4" w:space="0" w:color="D9D9D9"/>
-              <w:insideV w:val="single" w:sz="4" w:space="0" w:color="D9D9D9"/>
-            </w:tcBorders>
-            <w:tcMar>
-              <w:top w:w="80" w:type="dxa"/>
-              <w:start w:w="100" w:type="dxa"/>
-              <w:bottom w:w="80" w:type="dxa"/>
-              <w:end w:w="100" w:type="dxa"/>
-            </w:tcMar>
-            <w:vAlign w:val="center"/>
-          </w:tcPr>
-          <w:p>
-            <w:r>
-              <w:rPr>
-                <w:rFonts w:ascii="Arial" w:hAnsi="Arial"/>
-                <w:color w:val="222222"/>
-                <w:sz w:val="18"/>
-              </w:rPr>
-              <w:t>Consultar asistente por stock bajo.</w:t>
-            </w:r>
-          </w:p>
-        </w:tc>
-        <w:tc>
-          <w:tcPr>
-            <w:tcW w:type="dxa" w:w="2880"/>
-            <w:shd w:fill="F7F9FB"/>
-            <w:tcBorders>
-              <w:top w:val="single" w:sz="4" w:space="0" w:color="D9D9D9"/>
-              <w:left w:val="single" w:sz="4" w:space="0" w:color="D9D9D9"/>
-              <w:bottom w:val="single" w:sz="4" w:space="0" w:color="D9D9D9"/>
-              <w:right w:val="single" w:sz="4" w:space="0" w:color="D9D9D9"/>
-              <w:insideH w:val="single" w:sz="4" w:space="0" w:color="D9D9D9"/>
-              <w:insideV w:val="single" w:sz="4" w:space="0" w:color="D9D9D9"/>
-            </w:tcBorders>
-            <w:tcMar>
-              <w:top w:w="80" w:type="dxa"/>
-              <w:start w:w="100" w:type="dxa"/>
-              <w:bottom w:w="80" w:type="dxa"/>
-              <w:end w:w="100" w:type="dxa"/>
-            </w:tcMar>
-            <w:vAlign w:val="center"/>
-          </w:tcPr>
-          <w:p>
-            <w:r>
-              <w:rPr>
-                <w:rFonts w:ascii="Arial" w:hAnsi="Arial"/>
-                <w:color w:val="222222"/>
-                <w:sz w:val="18"/>
-              </w:rPr>
-              <w:t>OK: devuelve lista resumida de productos.</w:t>
-            </w:r>
-          </w:p>
-        </w:tc>
-      </w:tr>
-    </w:tbl>
-    <w:p/>
-    <w:p>
-      <w:pPr>
-        <w:pStyle w:val="Heading1"/>
-      </w:pPr>
-      <w:r>
-        <w:t>6. Plan de integración continua</w:t>
+        <w:rPr>
+          <w:rFonts w:ascii="Arial" w:hAnsi="Arial" w:eastAsia="Arial"/>
+          <w:color w:val="000000"/>
+          <w:sz w:val="22"/>
+        </w:rPr>
+        <w:t>3. Arquitectura</w:t>
       </w:r>
     </w:p>
     <w:p>
-      <w:pPr>
-        <w:pStyle w:val="ListNumber"/>
-      </w:pPr>
       <w:r>
-        <w:t>Instalar dependencias con pnpm install.</w:t>
-      </w:r>
-    </w:p>
-    <w:p>
-      <w:pPr>
-        <w:pStyle w:val="ListNumber"/>
-      </w:pPr>
-      <w:r>
-        <w:t>Ejecutar la construcción de producción con pnpm run build.</w:t>
-      </w:r>
-    </w:p>
-    <w:p>
-      <w:pPr>
-        <w:pStyle w:val="ListNumber"/>
-      </w:pPr>
-      <w:r>
-        <w:t>Ejecutar pruebas de integración Java cuando se modifique el flujo de venta o el contrato de datos.</w:t>
-      </w:r>
-    </w:p>
-    <w:p>
-      <w:pPr>
-        <w:pStyle w:val="ListNumber"/>
-      </w:pPr>
-      <w:r>
-        <w:t>Revisar que los documentos, diagramas y evidencias estén actualizados antes de cada entrega.</w:t>
-      </w:r>
-    </w:p>
-    <w:p>
-      <w:pPr>
-        <w:pStyle w:val="ListNumber"/>
-      </w:pPr>
-      <w:r>
-        <w:t>No incorporar secretos: mantener credenciales en variables de entorno y usar .env.example como referencia.</w:t>
-      </w:r>
-    </w:p>
-    <w:p>
-      <w:pPr>
-        <w:pStyle w:val="Heading1"/>
-      </w:pPr>
-      <w:r>
-        <w:t>7. Riesgos y acciones pendientes</w:t>
-      </w:r>
-    </w:p>
-    <w:p>
-      <w:pPr>
-        <w:pStyle w:val="ListBullet"/>
-      </w:pPr>
-      <w:r>
-        <w:t>Completar pruebas de aceptación con datos reales autorizados por la organización.</w:t>
-      </w:r>
-    </w:p>
-    <w:p>
-      <w:pPr>
-        <w:pStyle w:val="ListBullet"/>
-      </w:pPr>
-      <w:r>
-        <w:t>Validar el mapa de intents y entidades con un asistente Watson configurado.</w:t>
-      </w:r>
-    </w:p>
-    <w:p>
-      <w:pPr>
-        <w:pStyle w:val="ListBullet"/>
-      </w:pPr>
-      <w:r>
-        <w:t>Completar nombres, firmas, ubicación, integrantes y fecha en la portada.</w:t>
-      </w:r>
-    </w:p>
-    <w:p>
-      <w:pPr>
-        <w:pStyle w:val="ListBullet"/>
-      </w:pPr>
-      <w:r>
-        <w:t>Configurar autenticación, roles y auditoría antes de una puesta en producción.</w:t>
-      </w:r>
-    </w:p>
-    <w:p>
-      <w:pPr>
-        <w:pStyle w:val="Heading1"/>
-      </w:pPr>
-      <w:r>
-        <w:t>8. Evidencias visuales</w:t>
+        <w:rPr>
+          <w:rFonts w:ascii="Arial" w:hAnsi="Arial" w:eastAsia="Arial"/>
+          <w:color w:val="000000"/>
+          <w:sz w:val="22"/>
+        </w:rPr>
+        <w:t>La aplicación React funciona como vista. Los controladores ASP.NET reciben operaciones; BodegaService valida los casos de uso y BodegaRepository ejecuta consultas y transacciones PostgreSQL con Npgsql. El modo demo utiliza localStorage y no necesita el backend. Ambos modos se documentan por separado.</w:t>
       </w:r>
     </w:p>
     <w:p>
@@ -3791,9 +1522,14 @@
         <w:jc w:val="center"/>
       </w:pPr>
       <w:r>
+        <w:rPr>
+          <w:rFonts w:ascii="Arial" w:hAnsi="Arial" w:eastAsia="Arial"/>
+          <w:color w:val="000000"/>
+          <w:sz w:val="22"/>
+        </w:rPr>
         <w:drawing>
           <wp:inline xmlns:a="http://schemas.openxmlformats.org/drawingml/2006/main" xmlns:pic="http://schemas.openxmlformats.org/drawingml/2006/picture">
-            <wp:extent cx="5943600" cy="4127500"/>
+            <wp:extent cx="5577840" cy="2510028"/>
             <wp:docPr id="1" name="Picture 1"/>
             <wp:cNvGraphicFramePr>
               <a:graphicFrameLocks noChangeAspect="1"/>
@@ -3802,7 +1538,7 @@
               <a:graphicData uri="http://schemas.openxmlformats.org/drawingml/2006/picture">
                 <pic:pic>
                   <pic:nvPicPr>
-                    <pic:cNvPr id="0" name="EVID_visual_escritorio.png"/>
+                    <pic:cNvPr id="0" name="tmpua4npnws.png"/>
                     <pic:cNvPicPr/>
                   </pic:nvPicPr>
                   <pic:blipFill>
@@ -3814,7 +1550,7 @@
                   <pic:spPr>
                     <a:xfrm>
                       <a:off x="0" y="0"/>
-                      <a:ext cx="5943600" cy="4127500"/>
+                      <a:ext cx="5577840" cy="2510028"/>
                     </a:xfrm>
                     <a:prstGeom prst="rect"/>
                   </pic:spPr>
@@ -3831,11 +1567,981 @@
       </w:pPr>
       <w:r>
         <w:rPr>
+          <w:rFonts w:ascii="Arial" w:hAnsi="Arial" w:eastAsia="Arial"/>
           <w:i/>
-          <w:color w:val="6B7280"/>
-          <w:sz w:val="18"/>
+          <w:color w:val="000000"/>
+          <w:sz w:val="22"/>
         </w:rPr>
-        <w:t>Evidencia E-01: interfaz responsive en escritorio</w:t>
+        <w:t>Figura 1. Flujo de componentes</w:t>
+      </w:r>
+    </w:p>
+    <w:p>
+      <w:pPr>
+        <w:pStyle w:val="Heading1"/>
+        <w:keepNext/>
+        <w:keepLines/>
+      </w:pPr>
+      <w:r>
+        <w:rPr>
+          <w:rFonts w:ascii="Arial" w:hAnsi="Arial" w:eastAsia="Arial"/>
+          <w:color w:val="000000"/>
+          <w:sz w:val="22"/>
+        </w:rPr>
+        <w:t>4. Responsabilidades del equipo</w:t>
+      </w:r>
+    </w:p>
+    <w:tbl>
+      <w:tblPr>
+        <w:tblStyle w:val="TableGrid"/>
+        <w:tblW w:type="auto" w:w="0"/>
+        <w:jc w:val="center"/>
+        <w:tblLook w:firstColumn="1" w:firstRow="1" w:lastColumn="0" w:lastRow="0" w:noHBand="0" w:noVBand="1" w:val="04A0"/>
+      </w:tblPr>
+      <w:tblGrid>
+        <w:gridCol w:w="4320"/>
+        <w:gridCol w:w="4320"/>
+      </w:tblGrid>
+      <w:tr>
+        <w:trPr>
+          <w:cantSplit/>
+          <w:tblHeader w:val="true"/>
+        </w:trPr>
+        <w:tc>
+          <w:tcPr>
+            <w:tcW w:type="dxa" w:w="4320"/>
+            <w:shd w:fill="000000"/>
+            <w:tcBorders>
+              <w:top w:val="single" w:sz="4" w:space="0" w:color="000000"/>
+              <w:left w:val="single" w:sz="4" w:space="0" w:color="000000"/>
+              <w:bottom w:val="single" w:sz="4" w:space="0" w:color="000000"/>
+              <w:right w:val="single" w:sz="4" w:space="0" w:color="000000"/>
+              <w:insideH w:val="single" w:sz="4" w:space="0" w:color="000000"/>
+              <w:insideV w:val="single" w:sz="4" w:space="0" w:color="000000"/>
+            </w:tcBorders>
+            <w:tcMar>
+              <w:top w:w="80" w:type="dxa"/>
+              <w:start w:w="100" w:type="dxa"/>
+              <w:bottom w:w="80" w:type="dxa"/>
+              <w:end w:w="100" w:type="dxa"/>
+            </w:tcMar>
+          </w:tcPr>
+          <w:p>
+            <w:pPr>
+              <w:keepNext/>
+            </w:pPr>
+            <w:r>
+              <w:rPr>
+                <w:rFonts w:ascii="Arial" w:hAnsi="Arial" w:eastAsia="Arial"/>
+                <w:b/>
+                <w:color w:val="FFFFFF"/>
+                <w:sz w:val="22"/>
+              </w:rPr>
+              <w:t>Rol declarado en el Entregable 1</w:t>
+            </w:r>
+          </w:p>
+        </w:tc>
+        <w:tc>
+          <w:tcPr>
+            <w:tcW w:type="dxa" w:w="4320"/>
+            <w:shd w:fill="000000"/>
+            <w:tcBorders>
+              <w:top w:val="single" w:sz="4" w:space="0" w:color="000000"/>
+              <w:left w:val="single" w:sz="4" w:space="0" w:color="000000"/>
+              <w:bottom w:val="single" w:sz="4" w:space="0" w:color="000000"/>
+              <w:right w:val="single" w:sz="4" w:space="0" w:color="000000"/>
+              <w:insideH w:val="single" w:sz="4" w:space="0" w:color="000000"/>
+              <w:insideV w:val="single" w:sz="4" w:space="0" w:color="000000"/>
+            </w:tcBorders>
+            <w:tcMar>
+              <w:top w:w="80" w:type="dxa"/>
+              <w:start w:w="100" w:type="dxa"/>
+              <w:bottom w:w="80" w:type="dxa"/>
+              <w:end w:w="100" w:type="dxa"/>
+            </w:tcMar>
+          </w:tcPr>
+          <w:p>
+            <w:pPr>
+              <w:keepNext/>
+            </w:pPr>
+            <w:r>
+              <w:rPr>
+                <w:rFonts w:ascii="Arial" w:hAnsi="Arial" w:eastAsia="Arial"/>
+                <w:b/>
+                <w:color w:val="FFFFFF"/>
+                <w:sz w:val="22"/>
+              </w:rPr>
+              <w:t>Integrante</w:t>
+            </w:r>
+          </w:p>
+        </w:tc>
+      </w:tr>
+      <w:tr>
+        <w:trPr>
+          <w:cantSplit/>
+        </w:trPr>
+        <w:tc>
+          <w:tcPr>
+            <w:tcW w:type="dxa" w:w="4320"/>
+            <w:shd w:fill="FFFFFF"/>
+            <w:tcBorders>
+              <w:top w:val="single" w:sz="4" w:space="0" w:color="000000"/>
+              <w:left w:val="single" w:sz="4" w:space="0" w:color="000000"/>
+              <w:bottom w:val="single" w:sz="4" w:space="0" w:color="000000"/>
+              <w:right w:val="single" w:sz="4" w:space="0" w:color="000000"/>
+              <w:insideH w:val="single" w:sz="4" w:space="0" w:color="000000"/>
+              <w:insideV w:val="single" w:sz="4" w:space="0" w:color="000000"/>
+            </w:tcBorders>
+            <w:tcMar>
+              <w:top w:w="80" w:type="dxa"/>
+              <w:start w:w="100" w:type="dxa"/>
+              <w:bottom w:w="80" w:type="dxa"/>
+              <w:end w:w="100" w:type="dxa"/>
+            </w:tcMar>
+            <w:vAlign w:val="center"/>
+          </w:tcPr>
+          <w:p>
+            <w:r>
+              <w:rPr>
+                <w:rFonts w:ascii="Arial" w:hAnsi="Arial" w:eastAsia="Arial"/>
+                <w:color w:val="000000"/>
+                <w:sz w:val="22"/>
+              </w:rPr>
+              <w:t>Líder del proyecto</w:t>
+            </w:r>
+          </w:p>
+        </w:tc>
+        <w:tc>
+          <w:tcPr>
+            <w:tcW w:type="dxa" w:w="4320"/>
+            <w:shd w:fill="FFFFFF"/>
+            <w:tcBorders>
+              <w:top w:val="single" w:sz="4" w:space="0" w:color="000000"/>
+              <w:left w:val="single" w:sz="4" w:space="0" w:color="000000"/>
+              <w:bottom w:val="single" w:sz="4" w:space="0" w:color="000000"/>
+              <w:right w:val="single" w:sz="4" w:space="0" w:color="000000"/>
+              <w:insideH w:val="single" w:sz="4" w:space="0" w:color="000000"/>
+              <w:insideV w:val="single" w:sz="4" w:space="0" w:color="000000"/>
+            </w:tcBorders>
+            <w:tcMar>
+              <w:top w:w="80" w:type="dxa"/>
+              <w:start w:w="100" w:type="dxa"/>
+              <w:bottom w:w="80" w:type="dxa"/>
+              <w:end w:w="100" w:type="dxa"/>
+            </w:tcMar>
+            <w:vAlign w:val="center"/>
+          </w:tcPr>
+          <w:p>
+            <w:r>
+              <w:rPr>
+                <w:rFonts w:ascii="Arial" w:hAnsi="Arial" w:eastAsia="Arial"/>
+                <w:color w:val="000000"/>
+                <w:sz w:val="22"/>
+              </w:rPr>
+              <w:t>Gonzalo Yoel Choque Becerra</w:t>
+            </w:r>
+          </w:p>
+        </w:tc>
+      </w:tr>
+      <w:tr>
+        <w:trPr>
+          <w:cantSplit/>
+        </w:trPr>
+        <w:tc>
+          <w:tcPr>
+            <w:tcW w:type="dxa" w:w="4320"/>
+            <w:shd w:fill="FFFFFF"/>
+            <w:tcBorders>
+              <w:top w:val="single" w:sz="4" w:space="0" w:color="000000"/>
+              <w:left w:val="single" w:sz="4" w:space="0" w:color="000000"/>
+              <w:bottom w:val="single" w:sz="4" w:space="0" w:color="000000"/>
+              <w:right w:val="single" w:sz="4" w:space="0" w:color="000000"/>
+              <w:insideH w:val="single" w:sz="4" w:space="0" w:color="000000"/>
+              <w:insideV w:val="single" w:sz="4" w:space="0" w:color="000000"/>
+            </w:tcBorders>
+            <w:tcMar>
+              <w:top w:w="80" w:type="dxa"/>
+              <w:start w:w="100" w:type="dxa"/>
+              <w:bottom w:w="80" w:type="dxa"/>
+              <w:end w:w="100" w:type="dxa"/>
+            </w:tcMar>
+            <w:vAlign w:val="center"/>
+          </w:tcPr>
+          <w:p>
+            <w:r>
+              <w:rPr>
+                <w:rFonts w:ascii="Arial" w:hAnsi="Arial" w:eastAsia="Arial"/>
+                <w:color w:val="000000"/>
+                <w:sz w:val="22"/>
+              </w:rPr>
+              <w:t>Desarrollador frontend</w:t>
+            </w:r>
+          </w:p>
+        </w:tc>
+        <w:tc>
+          <w:tcPr>
+            <w:tcW w:type="dxa" w:w="4320"/>
+            <w:shd w:fill="FFFFFF"/>
+            <w:tcBorders>
+              <w:top w:val="single" w:sz="4" w:space="0" w:color="000000"/>
+              <w:left w:val="single" w:sz="4" w:space="0" w:color="000000"/>
+              <w:bottom w:val="single" w:sz="4" w:space="0" w:color="000000"/>
+              <w:right w:val="single" w:sz="4" w:space="0" w:color="000000"/>
+              <w:insideH w:val="single" w:sz="4" w:space="0" w:color="000000"/>
+              <w:insideV w:val="single" w:sz="4" w:space="0" w:color="000000"/>
+            </w:tcBorders>
+            <w:tcMar>
+              <w:top w:w="80" w:type="dxa"/>
+              <w:start w:w="100" w:type="dxa"/>
+              <w:bottom w:w="80" w:type="dxa"/>
+              <w:end w:w="100" w:type="dxa"/>
+            </w:tcMar>
+            <w:vAlign w:val="center"/>
+          </w:tcPr>
+          <w:p>
+            <w:r>
+              <w:rPr>
+                <w:rFonts w:ascii="Arial" w:hAnsi="Arial" w:eastAsia="Arial"/>
+                <w:color w:val="000000"/>
+                <w:sz w:val="22"/>
+              </w:rPr>
+              <w:t>Adrian Alexander Berrocal Villanueva</w:t>
+            </w:r>
+          </w:p>
+        </w:tc>
+      </w:tr>
+      <w:tr>
+        <w:trPr>
+          <w:cantSplit/>
+        </w:trPr>
+        <w:tc>
+          <w:tcPr>
+            <w:tcW w:type="dxa" w:w="4320"/>
+            <w:shd w:fill="FFFFFF"/>
+            <w:tcBorders>
+              <w:top w:val="single" w:sz="4" w:space="0" w:color="000000"/>
+              <w:left w:val="single" w:sz="4" w:space="0" w:color="000000"/>
+              <w:bottom w:val="single" w:sz="4" w:space="0" w:color="000000"/>
+              <w:right w:val="single" w:sz="4" w:space="0" w:color="000000"/>
+              <w:insideH w:val="single" w:sz="4" w:space="0" w:color="000000"/>
+              <w:insideV w:val="single" w:sz="4" w:space="0" w:color="000000"/>
+            </w:tcBorders>
+            <w:tcMar>
+              <w:top w:w="80" w:type="dxa"/>
+              <w:start w:w="100" w:type="dxa"/>
+              <w:bottom w:w="80" w:type="dxa"/>
+              <w:end w:w="100" w:type="dxa"/>
+            </w:tcMar>
+            <w:vAlign w:val="center"/>
+          </w:tcPr>
+          <w:p>
+            <w:r>
+              <w:rPr>
+                <w:rFonts w:ascii="Arial" w:hAnsi="Arial" w:eastAsia="Arial"/>
+                <w:color w:val="000000"/>
+                <w:sz w:val="22"/>
+              </w:rPr>
+              <w:t>Responsable de base de datos</w:t>
+            </w:r>
+          </w:p>
+        </w:tc>
+        <w:tc>
+          <w:tcPr>
+            <w:tcW w:type="dxa" w:w="4320"/>
+            <w:shd w:fill="FFFFFF"/>
+            <w:tcBorders>
+              <w:top w:val="single" w:sz="4" w:space="0" w:color="000000"/>
+              <w:left w:val="single" w:sz="4" w:space="0" w:color="000000"/>
+              <w:bottom w:val="single" w:sz="4" w:space="0" w:color="000000"/>
+              <w:right w:val="single" w:sz="4" w:space="0" w:color="000000"/>
+              <w:insideH w:val="single" w:sz="4" w:space="0" w:color="000000"/>
+              <w:insideV w:val="single" w:sz="4" w:space="0" w:color="000000"/>
+            </w:tcBorders>
+            <w:tcMar>
+              <w:top w:w="80" w:type="dxa"/>
+              <w:start w:w="100" w:type="dxa"/>
+              <w:bottom w:w="80" w:type="dxa"/>
+              <w:end w:w="100" w:type="dxa"/>
+            </w:tcMar>
+            <w:vAlign w:val="center"/>
+          </w:tcPr>
+          <w:p>
+            <w:r>
+              <w:rPr>
+                <w:rFonts w:ascii="Arial" w:hAnsi="Arial" w:eastAsia="Arial"/>
+                <w:color w:val="000000"/>
+                <w:sz w:val="22"/>
+              </w:rPr>
+              <w:t>Lalo Alessandro Eugenio Montalvo</w:t>
+            </w:r>
+          </w:p>
+        </w:tc>
+      </w:tr>
+      <w:tr>
+        <w:trPr>
+          <w:cantSplit/>
+        </w:trPr>
+        <w:tc>
+          <w:tcPr>
+            <w:tcW w:type="dxa" w:w="4320"/>
+            <w:shd w:fill="FFFFFF"/>
+            <w:tcBorders>
+              <w:top w:val="single" w:sz="4" w:space="0" w:color="000000"/>
+              <w:left w:val="single" w:sz="4" w:space="0" w:color="000000"/>
+              <w:bottom w:val="single" w:sz="4" w:space="0" w:color="000000"/>
+              <w:right w:val="single" w:sz="4" w:space="0" w:color="000000"/>
+              <w:insideH w:val="single" w:sz="4" w:space="0" w:color="000000"/>
+              <w:insideV w:val="single" w:sz="4" w:space="0" w:color="000000"/>
+            </w:tcBorders>
+            <w:tcMar>
+              <w:top w:w="80" w:type="dxa"/>
+              <w:start w:w="100" w:type="dxa"/>
+              <w:bottom w:w="80" w:type="dxa"/>
+              <w:end w:w="100" w:type="dxa"/>
+            </w:tcMar>
+            <w:vAlign w:val="center"/>
+          </w:tcPr>
+          <w:p>
+            <w:r>
+              <w:rPr>
+                <w:rFonts w:ascii="Arial" w:hAnsi="Arial" w:eastAsia="Arial"/>
+                <w:color w:val="000000"/>
+                <w:sz w:val="22"/>
+              </w:rPr>
+              <w:t>Desarrollador backend</w:t>
+            </w:r>
+          </w:p>
+        </w:tc>
+        <w:tc>
+          <w:tcPr>
+            <w:tcW w:type="dxa" w:w="4320"/>
+            <w:shd w:fill="FFFFFF"/>
+            <w:tcBorders>
+              <w:top w:val="single" w:sz="4" w:space="0" w:color="000000"/>
+              <w:left w:val="single" w:sz="4" w:space="0" w:color="000000"/>
+              <w:bottom w:val="single" w:sz="4" w:space="0" w:color="000000"/>
+              <w:right w:val="single" w:sz="4" w:space="0" w:color="000000"/>
+              <w:insideH w:val="single" w:sz="4" w:space="0" w:color="000000"/>
+              <w:insideV w:val="single" w:sz="4" w:space="0" w:color="000000"/>
+            </w:tcBorders>
+            <w:tcMar>
+              <w:top w:w="80" w:type="dxa"/>
+              <w:start w:w="100" w:type="dxa"/>
+              <w:bottom w:w="80" w:type="dxa"/>
+              <w:end w:w="100" w:type="dxa"/>
+            </w:tcMar>
+            <w:vAlign w:val="center"/>
+          </w:tcPr>
+          <w:p>
+            <w:r>
+              <w:rPr>
+                <w:rFonts w:ascii="Arial" w:hAnsi="Arial" w:eastAsia="Arial"/>
+                <w:color w:val="000000"/>
+                <w:sz w:val="22"/>
+              </w:rPr>
+              <w:t>Juan Diego Romero Peralta</w:t>
+            </w:r>
+          </w:p>
+        </w:tc>
+      </w:tr>
+    </w:tbl>
+    <w:p/>
+    <w:p>
+      <w:r>
+        <w:rPr>
+          <w:rFonts w:ascii="Arial" w:hAnsi="Arial" w:eastAsia="Arial"/>
+          <w:color w:val="000000"/>
+          <w:sz w:val="22"/>
+        </w:rPr>
+        <w:t>Los roles provienen del Entregable 1 entregado por el estudiante. Este informe no añade un historial de tareas individuales, actas de reunión ni firmas.</w:t>
+      </w:r>
+    </w:p>
+    <w:p>
+      <w:pPr>
+        <w:pStyle w:val="Heading1"/>
+        <w:keepNext/>
+        <w:keepLines/>
+      </w:pPr>
+      <w:r>
+        <w:rPr>
+          <w:rFonts w:ascii="Arial" w:hAnsi="Arial" w:eastAsia="Arial"/>
+          <w:color w:val="000000"/>
+          <w:sz w:val="22"/>
+        </w:rPr>
+        <w:t>5. Validaciones ejecutadas</w:t>
+      </w:r>
+    </w:p>
+    <w:tbl>
+      <w:tblPr>
+        <w:tblStyle w:val="TableGrid"/>
+        <w:tblW w:type="auto" w:w="0"/>
+        <w:jc w:val="center"/>
+        <w:tblLook w:firstColumn="1" w:firstRow="1" w:lastColumn="0" w:lastRow="0" w:noHBand="0" w:noVBand="1" w:val="04A0"/>
+      </w:tblPr>
+      <w:tblGrid>
+        <w:gridCol w:w="4320"/>
+        <w:gridCol w:w="4320"/>
+      </w:tblGrid>
+      <w:tr>
+        <w:trPr>
+          <w:cantSplit/>
+          <w:tblHeader w:val="true"/>
+        </w:trPr>
+        <w:tc>
+          <w:tcPr>
+            <w:tcW w:type="dxa" w:w="4320"/>
+            <w:shd w:fill="000000"/>
+            <w:tcBorders>
+              <w:top w:val="single" w:sz="4" w:space="0" w:color="000000"/>
+              <w:left w:val="single" w:sz="4" w:space="0" w:color="000000"/>
+              <w:bottom w:val="single" w:sz="4" w:space="0" w:color="000000"/>
+              <w:right w:val="single" w:sz="4" w:space="0" w:color="000000"/>
+              <w:insideH w:val="single" w:sz="4" w:space="0" w:color="000000"/>
+              <w:insideV w:val="single" w:sz="4" w:space="0" w:color="000000"/>
+            </w:tcBorders>
+            <w:tcMar>
+              <w:top w:w="80" w:type="dxa"/>
+              <w:start w:w="100" w:type="dxa"/>
+              <w:bottom w:w="80" w:type="dxa"/>
+              <w:end w:w="100" w:type="dxa"/>
+            </w:tcMar>
+          </w:tcPr>
+          <w:p>
+            <w:pPr>
+              <w:keepNext/>
+            </w:pPr>
+            <w:r>
+              <w:rPr>
+                <w:rFonts w:ascii="Arial" w:hAnsi="Arial" w:eastAsia="Arial"/>
+                <w:b/>
+                <w:color w:val="FFFFFF"/>
+                <w:sz w:val="22"/>
+              </w:rPr>
+              <w:t>Validación</w:t>
+            </w:r>
+          </w:p>
+        </w:tc>
+        <w:tc>
+          <w:tcPr>
+            <w:tcW w:type="dxa" w:w="4320"/>
+            <w:shd w:fill="000000"/>
+            <w:tcBorders>
+              <w:top w:val="single" w:sz="4" w:space="0" w:color="000000"/>
+              <w:left w:val="single" w:sz="4" w:space="0" w:color="000000"/>
+              <w:bottom w:val="single" w:sz="4" w:space="0" w:color="000000"/>
+              <w:right w:val="single" w:sz="4" w:space="0" w:color="000000"/>
+              <w:insideH w:val="single" w:sz="4" w:space="0" w:color="000000"/>
+              <w:insideV w:val="single" w:sz="4" w:space="0" w:color="000000"/>
+            </w:tcBorders>
+            <w:tcMar>
+              <w:top w:w="80" w:type="dxa"/>
+              <w:start w:w="100" w:type="dxa"/>
+              <w:bottom w:w="80" w:type="dxa"/>
+              <w:end w:w="100" w:type="dxa"/>
+            </w:tcMar>
+          </w:tcPr>
+          <w:p>
+            <w:pPr>
+              <w:keepNext/>
+            </w:pPr>
+            <w:r>
+              <w:rPr>
+                <w:rFonts w:ascii="Arial" w:hAnsi="Arial" w:eastAsia="Arial"/>
+                <w:b/>
+                <w:color w:val="FFFFFF"/>
+                <w:sz w:val="22"/>
+              </w:rPr>
+              <w:t>Resultado</w:t>
+            </w:r>
+          </w:p>
+        </w:tc>
+      </w:tr>
+      <w:tr>
+        <w:trPr>
+          <w:cantSplit/>
+        </w:trPr>
+        <w:tc>
+          <w:tcPr>
+            <w:tcW w:type="dxa" w:w="4320"/>
+            <w:shd w:fill="FFFFFF"/>
+            <w:tcBorders>
+              <w:top w:val="single" w:sz="4" w:space="0" w:color="000000"/>
+              <w:left w:val="single" w:sz="4" w:space="0" w:color="000000"/>
+              <w:bottom w:val="single" w:sz="4" w:space="0" w:color="000000"/>
+              <w:right w:val="single" w:sz="4" w:space="0" w:color="000000"/>
+              <w:insideH w:val="single" w:sz="4" w:space="0" w:color="000000"/>
+              <w:insideV w:val="single" w:sz="4" w:space="0" w:color="000000"/>
+            </w:tcBorders>
+            <w:tcMar>
+              <w:top w:w="80" w:type="dxa"/>
+              <w:start w:w="100" w:type="dxa"/>
+              <w:bottom w:w="80" w:type="dxa"/>
+              <w:end w:w="100" w:type="dxa"/>
+            </w:tcMar>
+            <w:vAlign w:val="center"/>
+          </w:tcPr>
+          <w:p>
+            <w:r>
+              <w:rPr>
+                <w:rFonts w:ascii="Arial" w:hAnsi="Arial" w:eastAsia="Arial"/>
+                <w:color w:val="000000"/>
+                <w:sz w:val="22"/>
+              </w:rPr>
+              <w:t>Frontend: npm run build</w:t>
+            </w:r>
+          </w:p>
+        </w:tc>
+        <w:tc>
+          <w:tcPr>
+            <w:tcW w:type="dxa" w:w="4320"/>
+            <w:shd w:fill="FFFFFF"/>
+            <w:tcBorders>
+              <w:top w:val="single" w:sz="4" w:space="0" w:color="000000"/>
+              <w:left w:val="single" w:sz="4" w:space="0" w:color="000000"/>
+              <w:bottom w:val="single" w:sz="4" w:space="0" w:color="000000"/>
+              <w:right w:val="single" w:sz="4" w:space="0" w:color="000000"/>
+              <w:insideH w:val="single" w:sz="4" w:space="0" w:color="000000"/>
+              <w:insideV w:val="single" w:sz="4" w:space="0" w:color="000000"/>
+            </w:tcBorders>
+            <w:tcMar>
+              <w:top w:w="80" w:type="dxa"/>
+              <w:start w:w="100" w:type="dxa"/>
+              <w:bottom w:w="80" w:type="dxa"/>
+              <w:end w:w="100" w:type="dxa"/>
+            </w:tcMar>
+            <w:vAlign w:val="center"/>
+          </w:tcPr>
+          <w:p>
+            <w:r>
+              <w:rPr>
+                <w:rFonts w:ascii="Arial" w:hAnsi="Arial" w:eastAsia="Arial"/>
+                <w:color w:val="000000"/>
+                <w:sz w:val="22"/>
+              </w:rPr>
+              <w:t>Correcto el 28-09-2026; 16 módulos transformados.</w:t>
+            </w:r>
+          </w:p>
+        </w:tc>
+      </w:tr>
+      <w:tr>
+        <w:trPr>
+          <w:cantSplit/>
+        </w:trPr>
+        <w:tc>
+          <w:tcPr>
+            <w:tcW w:type="dxa" w:w="4320"/>
+            <w:shd w:fill="FFFFFF"/>
+            <w:tcBorders>
+              <w:top w:val="single" w:sz="4" w:space="0" w:color="000000"/>
+              <w:left w:val="single" w:sz="4" w:space="0" w:color="000000"/>
+              <w:bottom w:val="single" w:sz="4" w:space="0" w:color="000000"/>
+              <w:right w:val="single" w:sz="4" w:space="0" w:color="000000"/>
+              <w:insideH w:val="single" w:sz="4" w:space="0" w:color="000000"/>
+              <w:insideV w:val="single" w:sz="4" w:space="0" w:color="000000"/>
+            </w:tcBorders>
+            <w:tcMar>
+              <w:top w:w="80" w:type="dxa"/>
+              <w:start w:w="100" w:type="dxa"/>
+              <w:bottom w:w="80" w:type="dxa"/>
+              <w:end w:w="100" w:type="dxa"/>
+            </w:tcMar>
+            <w:vAlign w:val="center"/>
+          </w:tcPr>
+          <w:p>
+            <w:r>
+              <w:rPr>
+                <w:rFonts w:ascii="Arial" w:hAnsi="Arial" w:eastAsia="Arial"/>
+                <w:color w:val="000000"/>
+                <w:sz w:val="22"/>
+              </w:rPr>
+              <w:t>Backend: dotnet build</w:t>
+            </w:r>
+          </w:p>
+        </w:tc>
+        <w:tc>
+          <w:tcPr>
+            <w:tcW w:type="dxa" w:w="4320"/>
+            <w:shd w:fill="FFFFFF"/>
+            <w:tcBorders>
+              <w:top w:val="single" w:sz="4" w:space="0" w:color="000000"/>
+              <w:left w:val="single" w:sz="4" w:space="0" w:color="000000"/>
+              <w:bottom w:val="single" w:sz="4" w:space="0" w:color="000000"/>
+              <w:right w:val="single" w:sz="4" w:space="0" w:color="000000"/>
+              <w:insideH w:val="single" w:sz="4" w:space="0" w:color="000000"/>
+              <w:insideV w:val="single" w:sz="4" w:space="0" w:color="000000"/>
+            </w:tcBorders>
+            <w:tcMar>
+              <w:top w:w="80" w:type="dxa"/>
+              <w:start w:w="100" w:type="dxa"/>
+              <w:bottom w:w="80" w:type="dxa"/>
+              <w:end w:w="100" w:type="dxa"/>
+            </w:tcMar>
+            <w:vAlign w:val="center"/>
+          </w:tcPr>
+          <w:p>
+            <w:r>
+              <w:rPr>
+                <w:rFonts w:ascii="Arial" w:hAnsi="Arial" w:eastAsia="Arial"/>
+                <w:color w:val="000000"/>
+                <w:sz w:val="22"/>
+              </w:rPr>
+              <w:t>Correcto el 28-09-2026; cero advertencias y cero errores.</w:t>
+            </w:r>
+          </w:p>
+        </w:tc>
+      </w:tr>
+      <w:tr>
+        <w:trPr>
+          <w:cantSplit/>
+        </w:trPr>
+        <w:tc>
+          <w:tcPr>
+            <w:tcW w:type="dxa" w:w="4320"/>
+            <w:shd w:fill="FFFFFF"/>
+            <w:tcBorders>
+              <w:top w:val="single" w:sz="4" w:space="0" w:color="000000"/>
+              <w:left w:val="single" w:sz="4" w:space="0" w:color="000000"/>
+              <w:bottom w:val="single" w:sz="4" w:space="0" w:color="000000"/>
+              <w:right w:val="single" w:sz="4" w:space="0" w:color="000000"/>
+              <w:insideH w:val="single" w:sz="4" w:space="0" w:color="000000"/>
+              <w:insideV w:val="single" w:sz="4" w:space="0" w:color="000000"/>
+            </w:tcBorders>
+            <w:tcMar>
+              <w:top w:w="80" w:type="dxa"/>
+              <w:start w:w="100" w:type="dxa"/>
+              <w:bottom w:w="80" w:type="dxa"/>
+              <w:end w:w="100" w:type="dxa"/>
+            </w:tcMar>
+            <w:vAlign w:val="center"/>
+          </w:tcPr>
+          <w:p>
+            <w:r>
+              <w:rPr>
+                <w:rFonts w:ascii="Arial" w:hAnsi="Arial" w:eastAsia="Arial"/>
+                <w:color w:val="000000"/>
+                <w:sz w:val="22"/>
+              </w:rPr>
+              <w:t>Venta y descuento de stock</w:t>
+            </w:r>
+          </w:p>
+        </w:tc>
+        <w:tc>
+          <w:tcPr>
+            <w:tcW w:type="dxa" w:w="4320"/>
+            <w:shd w:fill="FFFFFF"/>
+            <w:tcBorders>
+              <w:top w:val="single" w:sz="4" w:space="0" w:color="000000"/>
+              <w:left w:val="single" w:sz="4" w:space="0" w:color="000000"/>
+              <w:bottom w:val="single" w:sz="4" w:space="0" w:color="000000"/>
+              <w:right w:val="single" w:sz="4" w:space="0" w:color="000000"/>
+              <w:insideH w:val="single" w:sz="4" w:space="0" w:color="000000"/>
+              <w:insideV w:val="single" w:sz="4" w:space="0" w:color="000000"/>
+            </w:tcBorders>
+            <w:tcMar>
+              <w:top w:w="80" w:type="dxa"/>
+              <w:start w:w="100" w:type="dxa"/>
+              <w:bottom w:w="80" w:type="dxa"/>
+              <w:end w:w="100" w:type="dxa"/>
+            </w:tcMar>
+            <w:vAlign w:val="center"/>
+          </w:tcPr>
+          <w:p>
+            <w:r>
+              <w:rPr>
+                <w:rFonts w:ascii="Arial" w:hAnsi="Arial" w:eastAsia="Arial"/>
+                <w:color w:val="000000"/>
+                <w:sz w:val="22"/>
+              </w:rPr>
+              <w:t>Prueba histórica SQL Server; no valida PostgreSQL.</w:t>
+            </w:r>
+          </w:p>
+        </w:tc>
+      </w:tr>
+      <w:tr>
+        <w:trPr>
+          <w:cantSplit/>
+        </w:trPr>
+        <w:tc>
+          <w:tcPr>
+            <w:tcW w:type="dxa" w:w="4320"/>
+            <w:shd w:fill="FFFFFF"/>
+            <w:tcBorders>
+              <w:top w:val="single" w:sz="4" w:space="0" w:color="000000"/>
+              <w:left w:val="single" w:sz="4" w:space="0" w:color="000000"/>
+              <w:bottom w:val="single" w:sz="4" w:space="0" w:color="000000"/>
+              <w:right w:val="single" w:sz="4" w:space="0" w:color="000000"/>
+              <w:insideH w:val="single" w:sz="4" w:space="0" w:color="000000"/>
+              <w:insideV w:val="single" w:sz="4" w:space="0" w:color="000000"/>
+            </w:tcBorders>
+            <w:tcMar>
+              <w:top w:w="80" w:type="dxa"/>
+              <w:start w:w="100" w:type="dxa"/>
+              <w:bottom w:w="80" w:type="dxa"/>
+              <w:end w:w="100" w:type="dxa"/>
+            </w:tcMar>
+            <w:vAlign w:val="center"/>
+          </w:tcPr>
+          <w:p>
+            <w:r>
+              <w:rPr>
+                <w:rFonts w:ascii="Arial" w:hAnsi="Arial" w:eastAsia="Arial"/>
+                <w:color w:val="000000"/>
+                <w:sz w:val="22"/>
+              </w:rPr>
+              <w:t>Venta por encima del stock</w:t>
+            </w:r>
+          </w:p>
+        </w:tc>
+        <w:tc>
+          <w:tcPr>
+            <w:tcW w:type="dxa" w:w="4320"/>
+            <w:shd w:fill="FFFFFF"/>
+            <w:tcBorders>
+              <w:top w:val="single" w:sz="4" w:space="0" w:color="000000"/>
+              <w:left w:val="single" w:sz="4" w:space="0" w:color="000000"/>
+              <w:bottom w:val="single" w:sz="4" w:space="0" w:color="000000"/>
+              <w:right w:val="single" w:sz="4" w:space="0" w:color="000000"/>
+              <w:insideH w:val="single" w:sz="4" w:space="0" w:color="000000"/>
+              <w:insideV w:val="single" w:sz="4" w:space="0" w:color="000000"/>
+            </w:tcBorders>
+            <w:tcMar>
+              <w:top w:w="80" w:type="dxa"/>
+              <w:start w:w="100" w:type="dxa"/>
+              <w:bottom w:w="80" w:type="dxa"/>
+              <w:end w:w="100" w:type="dxa"/>
+            </w:tcMar>
+            <w:vAlign w:val="center"/>
+          </w:tcPr>
+          <w:p>
+            <w:r>
+              <w:rPr>
+                <w:rFonts w:ascii="Arial" w:hAnsi="Arial" w:eastAsia="Arial"/>
+                <w:color w:val="000000"/>
+                <w:sz w:val="22"/>
+              </w:rPr>
+              <w:t>Prueba histórica SQL Server; no valida PostgreSQL.</w:t>
+            </w:r>
+          </w:p>
+        </w:tc>
+      </w:tr>
+      <w:tr>
+        <w:trPr>
+          <w:cantSplit/>
+        </w:trPr>
+        <w:tc>
+          <w:tcPr>
+            <w:tcW w:type="dxa" w:w="4320"/>
+            <w:shd w:fill="FFFFFF"/>
+            <w:tcBorders>
+              <w:top w:val="single" w:sz="4" w:space="0" w:color="000000"/>
+              <w:left w:val="single" w:sz="4" w:space="0" w:color="000000"/>
+              <w:bottom w:val="single" w:sz="4" w:space="0" w:color="000000"/>
+              <w:right w:val="single" w:sz="4" w:space="0" w:color="000000"/>
+              <w:insideH w:val="single" w:sz="4" w:space="0" w:color="000000"/>
+              <w:insideV w:val="single" w:sz="4" w:space="0" w:color="000000"/>
+            </w:tcBorders>
+            <w:tcMar>
+              <w:top w:w="80" w:type="dxa"/>
+              <w:start w:w="100" w:type="dxa"/>
+              <w:bottom w:w="80" w:type="dxa"/>
+              <w:end w:w="100" w:type="dxa"/>
+            </w:tcMar>
+            <w:vAlign w:val="center"/>
+          </w:tcPr>
+          <w:p>
+            <w:r>
+              <w:rPr>
+                <w:rFonts w:ascii="Arial" w:hAnsi="Arial" w:eastAsia="Arial"/>
+                <w:color w:val="000000"/>
+                <w:sz w:val="22"/>
+              </w:rPr>
+              <w:t>Interfaz, responsive, CSV y aceptación de usuario</w:t>
+            </w:r>
+          </w:p>
+        </w:tc>
+        <w:tc>
+          <w:tcPr>
+            <w:tcW w:type="dxa" w:w="4320"/>
+            <w:shd w:fill="FFFFFF"/>
+            <w:tcBorders>
+              <w:top w:val="single" w:sz="4" w:space="0" w:color="000000"/>
+              <w:left w:val="single" w:sz="4" w:space="0" w:color="000000"/>
+              <w:bottom w:val="single" w:sz="4" w:space="0" w:color="000000"/>
+              <w:right w:val="single" w:sz="4" w:space="0" w:color="000000"/>
+              <w:insideH w:val="single" w:sz="4" w:space="0" w:color="000000"/>
+              <w:insideV w:val="single" w:sz="4" w:space="0" w:color="000000"/>
+            </w:tcBorders>
+            <w:tcMar>
+              <w:top w:w="80" w:type="dxa"/>
+              <w:start w:w="100" w:type="dxa"/>
+              <w:bottom w:w="80" w:type="dxa"/>
+              <w:end w:w="100" w:type="dxa"/>
+            </w:tcMar>
+            <w:vAlign w:val="center"/>
+          </w:tcPr>
+          <w:p>
+            <w:r>
+              <w:rPr>
+                <w:rFonts w:ascii="Arial" w:hAnsi="Arial" w:eastAsia="Arial"/>
+                <w:color w:val="000000"/>
+                <w:sz w:val="22"/>
+              </w:rPr>
+              <w:t>Pendiente de revisión del Grupo 10.</w:t>
+            </w:r>
+          </w:p>
+        </w:tc>
+      </w:tr>
+    </w:tbl>
+    <w:p/>
+    <w:p>
+      <w:r>
+        <w:rPr>
+          <w:rFonts w:ascii="Arial" w:hAnsi="Arial" w:eastAsia="Arial"/>
+          <w:color w:val="000000"/>
+          <w:sz w:val="22"/>
+        </w:rPr>
+        <w:t>El registro detallado se encuentra en `docs/evidencias/validacion_tecnica_2026-09-28.md`. La prueba HTTP documentada corresponde a la versión histórica SQL Server. El backend Npgsql actual ya compila, pero su conexión Supabase aún requiere la cadena de conexión del proyecto nuevo.</w:t>
+      </w:r>
+    </w:p>
+    <w:p>
+      <w:pPr>
+        <w:pStyle w:val="Heading1"/>
+        <w:keepNext/>
+        <w:keepLines/>
+      </w:pPr>
+      <w:r>
+        <w:rPr>
+          <w:rFonts w:ascii="Arial" w:hAnsi="Arial" w:eastAsia="Arial"/>
+          <w:color w:val="000000"/>
+          <w:sz w:val="22"/>
+        </w:rPr>
+        <w:t>6. Plan de integración continua</w:t>
+      </w:r>
+    </w:p>
+    <w:p>
+      <w:r>
+        <w:rPr>
+          <w:rFonts w:ascii="Arial" w:hAnsi="Arial" w:eastAsia="Arial"/>
+          <w:color w:val="000000"/>
+          <w:sz w:val="22"/>
+        </w:rPr>
+        <w:t>El workflow `.github/workflows/ci.yml` compila los dos modos del frontend, compila la solución .NET y verifica que el programa Java compile. El workflow de GitHub Pages publica solo la demo estática. La prueba HTTP de venta con PostgreSQL queda pendiente de ejecutar contra el proyecto Supabase de desarrollo.</w:t>
+      </w:r>
+    </w:p>
+    <w:p>
+      <w:pPr>
+        <w:pStyle w:val="Heading1"/>
+        <w:keepNext/>
+        <w:keepLines/>
+      </w:pPr>
+      <w:r>
+        <w:rPr>
+          <w:rFonts w:ascii="Arial" w:hAnsi="Arial" w:eastAsia="Arial"/>
+          <w:color w:val="000000"/>
+          <w:sz w:val="22"/>
+        </w:rPr>
+        <w:t>7. Acciones antes de una entrega académica</w:t>
+      </w:r>
+    </w:p>
+    <w:p>
+      <w:pPr>
+        <w:pStyle w:val="ListBullet"/>
+      </w:pPr>
+      <w:r>
+        <w:rPr>
+          <w:rFonts w:ascii="Arial" w:hAnsi="Arial" w:eastAsia="Arial"/>
+          <w:color w:val="000000"/>
+          <w:sz w:val="22"/>
+        </w:rPr>
+        <w:t>Revisar los flujos de interfaz y guardar evidencia con ejecutor y fecha reales.</w:t>
+      </w:r>
+    </w:p>
+    <w:p>
+      <w:pPr>
+        <w:pStyle w:val="ListBullet"/>
+      </w:pPr>
+      <w:r>
+        <w:rPr>
+          <w:rFonts w:ascii="Arial" w:hAnsi="Arial" w:eastAsia="Arial"/>
+          <w:color w:val="000000"/>
+          <w:sz w:val="22"/>
+        </w:rPr>
+        <w:t>Confirmar el calendario final del curso; el sílabo 2026 y el Anexo 4 Nivel 2 indican semanas distintas.</w:t>
+      </w:r>
+    </w:p>
+    <w:p>
+      <w:pPr>
+        <w:pStyle w:val="ListBullet"/>
+      </w:pPr>
+      <w:r>
+        <w:rPr>
+          <w:rFonts w:ascii="Arial" w:hAnsi="Arial" w:eastAsia="Arial"/>
+          <w:color w:val="000000"/>
+          <w:sz w:val="22"/>
+        </w:rPr>
+        <w:t>Validar los roles y los criterios de aceptación con el equipo.</w:t>
+      </w:r>
+    </w:p>
+    <w:p>
+      <w:pPr>
+        <w:pStyle w:val="ListBullet"/>
+      </w:pPr>
+      <w:r>
+        <w:rPr>
+          <w:rFonts w:ascii="Arial" w:hAnsi="Arial" w:eastAsia="Arial"/>
+          <w:color w:val="000000"/>
+          <w:sz w:val="22"/>
+        </w:rPr>
+        <w:t>Mantener sin datos personales reales la base de demostración y completar seguridad antes de producción.</w:t>
+      </w:r>
+    </w:p>
+    <w:p>
+      <w:pPr>
+        <w:pStyle w:val="Heading1"/>
+        <w:keepNext/>
+        <w:keepLines/>
+      </w:pPr>
+      <w:r>
+        <w:rPr>
+          <w:rFonts w:ascii="Arial" w:hAnsi="Arial" w:eastAsia="Arial"/>
+          <w:color w:val="000000"/>
+          <w:sz w:val="22"/>
+        </w:rPr>
+        <w:t>Actualización operativa al 04-10-2026</w:t>
+      </w:r>
+    </w:p>
+    <w:p>
+      <w:r>
+        <w:rPr>
+          <w:rFonts w:ascii="Arial" w:hAnsi="Arial" w:eastAsia="Arial"/>
+          <w:color w:val="000000"/>
+          <w:sz w:val="22"/>
+        </w:rPr>
+        <w:t>Se implementaron Supabase Auth y permisos administrador/cajero, ajustes con motivo y control de versión, venta con identificador de reintento, anulaciones con devolución única de stock, historial y constancia interna, proveedores y configuración persistentes, auditoría y respaldo JSON. Los reportes usan fecha de Lima y detalles de venta; no se inventan costos históricos.</w:t>
+      </w:r>
+    </w:p>
+    <w:p>
+      <w:r>
+        <w:rPr>
+          <w:rFonts w:ascii="Arial" w:hAnsi="Arial" w:eastAsia="Arial"/>
+          <w:color w:val="000000"/>
+          <w:sz w:val="22"/>
+        </w:rPr>
+        <w:t>Validación técnica: 18 pruebas locales aprobadas; frontend y .NET compilan, con cero errores y advertencias en .NET; Java compila. La revisión de navegador se realizó en modo demo. La conexión privada del backend, integración HTTP PostgreSQL, despliegue Render y aceptación del Grupo 10 están pendientes. La evidencia detallada está en docs/evidencias/validacion_tecnica_2026-10-04.md.</w:t>
+      </w:r>
+    </w:p>
+    <w:p>
+      <w:pPr>
+        <w:pStyle w:val="Heading1"/>
+        <w:keepNext/>
+        <w:keepLines/>
+      </w:pPr>
+      <w:r>
+        <w:rPr>
+          <w:rFonts w:ascii="Arial" w:hAnsi="Arial" w:eastAsia="Arial"/>
+          <w:color w:val="000000"/>
+          <w:sz w:val="22"/>
+        </w:rPr>
+        <w:t>8. Evidencias visuales</w:t>
       </w:r>
     </w:p>
     <w:p>
@@ -3843,9 +2549,14 @@
         <w:jc w:val="center"/>
       </w:pPr>
       <w:r>
+        <w:rPr>
+          <w:rFonts w:ascii="Arial" w:hAnsi="Arial" w:eastAsia="Arial"/>
+          <w:color w:val="000000"/>
+          <w:sz w:val="22"/>
+        </w:rPr>
         <w:drawing>
           <wp:inline xmlns:a="http://schemas.openxmlformats.org/drawingml/2006/main" xmlns:pic="http://schemas.openxmlformats.org/drawingml/2006/picture">
-            <wp:extent cx="2926080" cy="6332337"/>
+            <wp:extent cx="5577840" cy="3873500"/>
             <wp:docPr id="2" name="Picture 2"/>
             <wp:cNvGraphicFramePr>
               <a:graphicFrameLocks noChangeAspect="1"/>
@@ -3854,11 +2565,69 @@
               <a:graphicData uri="http://schemas.openxmlformats.org/drawingml/2006/picture">
                 <pic:pic>
                   <pic:nvPicPr>
-                    <pic:cNvPr id="0" name="EVID_visual_movil.png"/>
+                    <pic:cNvPr id="0" name="tmpfxvou6_4.png"/>
                     <pic:cNvPicPr/>
                   </pic:nvPicPr>
                   <pic:blipFill>
                     <a:blip r:embed="rId10"/>
+                    <a:stretch>
+                      <a:fillRect/>
+                    </a:stretch>
+                  </pic:blipFill>
+                  <pic:spPr>
+                    <a:xfrm>
+                      <a:off x="0" y="0"/>
+                      <a:ext cx="5577840" cy="3873500"/>
+                    </a:xfrm>
+                    <a:prstGeom prst="rect"/>
+                  </pic:spPr>
+                </pic:pic>
+              </a:graphicData>
+            </a:graphic>
+          </wp:inline>
+        </w:drawing>
+      </w:r>
+    </w:p>
+    <w:p>
+      <w:pPr>
+        <w:jc w:val="center"/>
+      </w:pPr>
+      <w:r>
+        <w:rPr>
+          <w:rFonts w:ascii="Arial" w:hAnsi="Arial" w:eastAsia="Arial"/>
+          <w:i/>
+          <w:color w:val="000000"/>
+          <w:sz w:val="22"/>
+        </w:rPr>
+        <w:t>Evidencia visual de referencia en escritorio</w:t>
+      </w:r>
+    </w:p>
+    <w:p>
+      <w:pPr>
+        <w:jc w:val="center"/>
+      </w:pPr>
+      <w:r>
+        <w:rPr>
+          <w:rFonts w:ascii="Arial" w:hAnsi="Arial" w:eastAsia="Arial"/>
+          <w:color w:val="000000"/>
+          <w:sz w:val="22"/>
+        </w:rPr>
+        <w:drawing>
+          <wp:inline xmlns:a="http://schemas.openxmlformats.org/drawingml/2006/main" xmlns:pic="http://schemas.openxmlformats.org/drawingml/2006/picture">
+            <wp:extent cx="2926080" cy="6332337"/>
+            <wp:docPr id="3" name="Picture 3"/>
+            <wp:cNvGraphicFramePr>
+              <a:graphicFrameLocks noChangeAspect="1"/>
+            </wp:cNvGraphicFramePr>
+            <a:graphic>
+              <a:graphicData uri="http://schemas.openxmlformats.org/drawingml/2006/picture">
+                <pic:pic>
+                  <pic:nvPicPr>
+                    <pic:cNvPr id="0" name="tmpslkdzms4.png"/>
+                    <pic:cNvPicPr/>
+                  </pic:nvPicPr>
+                  <pic:blipFill>
+                    <a:blip r:embed="rId11"/>
                     <a:stretch>
                       <a:fillRect/>
                     </a:stretch>
@@ -3883,16 +2652,17 @@
       </w:pPr>
       <w:r>
         <w:rPr>
+          <w:rFonts w:ascii="Arial" w:hAnsi="Arial" w:eastAsia="Arial"/>
           <w:i/>
-          <w:color w:val="6B7280"/>
-          <w:sz w:val="18"/>
+          <w:color w:val="000000"/>
+          <w:sz w:val="22"/>
         </w:rPr>
-        <w:t>Evidencia E-02: interfaz responsive en móvil</w:t>
+        <w:t>Evidencia visual de referencia en móvil</w:t>
       </w:r>
     </w:p>
     <w:sectPr>
-      <w:headerReference w:type="default" r:id="rId11"/>
-      <w:footerReference w:type="default" r:id="rId12"/>
+      <w:headerReference w:type="default" r:id="rId12"/>
+      <w:footerReference w:type="default" r:id="rId13"/>
       <w:pgSz w:w="11906" w:h="16838"/>
       <w:pgMar w:top="1701" w:right="1417" w:bottom="1701" w:left="1417" w:header="720" w:footer="720" w:gutter="0"/>
       <w:cols w:space="720"/>
@@ -3911,13 +2681,18 @@
     </w:pPr>
     <w:r>
       <w:rPr>
-        <w:rFonts w:ascii="Arial" w:hAnsi="Arial"/>
-        <w:color w:val="6B7280"/>
-        <w:sz w:val="16"/>
-      </w:rPr>
-      <w:t xml:space="preserve">EFSR14908  ·  Documento editable  ·  Página </w:t>
+        <w:rFonts w:ascii="Arial" w:hAnsi="Arial" w:eastAsia="Arial"/>
+        <w:color w:val="000000"/>
+        <w:sz w:val="22"/>
+      </w:rPr>
+      <w:t xml:space="preserve">EFSR14908 | Página </w:t>
     </w:r>
     <w:r>
+      <w:rPr>
+        <w:rFonts w:ascii="Arial" w:hAnsi="Arial" w:eastAsia="Arial"/>
+        <w:color w:val="000000"/>
+        <w:sz w:val="22"/>
+      </w:rPr>
       <w:fldChar w:fldCharType="begin"/>
       <w:instrText xml:space="preserve"> PAGE </w:instrText>
       <w:fldChar w:fldCharType="end"/>
@@ -3935,11 +2710,11 @@
     </w:pPr>
     <w:r>
       <w:rPr>
-        <w:rFonts w:ascii="Arial" w:hAnsi="Arial"/>
-        <w:color w:val="6B7280"/>
-        <w:sz w:val="16"/>
-      </w:rPr>
-      <w:t>BODEGA NORTE  |  EFSR14908</w:t>
+        <w:rFonts w:ascii="Arial" w:hAnsi="Arial" w:eastAsia="Arial"/>
+        <w:color w:val="000000"/>
+        <w:sz w:val="22"/>
+      </w:rPr>
+      <w:t>BODEGA NORTE | EFSR14908</w:t>
     </w:r>
   </w:p>
 </w:hdr>
@@ -4309,11 +3084,13 @@
     <w:qFormat/>
     <w:rsid w:val="00FC693F"/>
     <w:pPr>
+      <w:keepLines/>
+      <w:widowControl/>
       <w:spacing w:after="120" w:line="240" w:lineRule="auto"/>
     </w:pPr>
     <w:rPr>
       <w:rFonts w:ascii="Arial" w:hAnsi="Arial" w:eastAsia="Arial"/>
-      <w:color w:val="222222"/>
+      <w:color w:val="000000"/>
       <w:sz w:val="22"/>
     </w:rPr>
   </w:style>
@@ -4372,15 +3149,15 @@
     <w:pPr>
       <w:keepNext/>
       <w:keepLines/>
-      <w:spacing w:before="200" w:after="100"/>
+      <w:spacing w:before="160" w:after="80" w:line="240" w:lineRule="auto"/>
       <w:outlineLvl w:val="0"/>
     </w:pPr>
     <w:rPr>
       <w:rFonts w:asciiTheme="majorHAnsi" w:eastAsiaTheme="majorEastAsia" w:hAnsiTheme="majorHAnsi" w:cstheme="majorBidi" w:ascii="Arial" w:hAnsi="Arial" w:eastAsia="Arial"/>
       <w:b/>
       <w:bCs/>
-      <w:color w:val="10294B"/>
-      <w:sz w:val="32"/>
+      <w:color w:val="000000"/>
+      <w:sz w:val="22"/>
       <w:szCs w:val="28"/>
     </w:rPr>
   </w:style>
@@ -4396,15 +3173,15 @@
     <w:pPr>
       <w:keepNext/>
       <w:keepLines/>
-      <w:spacing w:before="200" w:after="100"/>
+      <w:spacing w:before="160" w:after="80" w:line="240" w:lineRule="auto"/>
       <w:outlineLvl w:val="1"/>
     </w:pPr>
     <w:rPr>
       <w:rFonts w:asciiTheme="majorHAnsi" w:eastAsiaTheme="majorEastAsia" w:hAnsiTheme="majorHAnsi" w:cstheme="majorBidi" w:ascii="Arial" w:hAnsi="Arial" w:eastAsia="Arial"/>
       <w:b/>
       <w:bCs/>
-      <w:color w:val="1F4E79"/>
-      <w:sz w:val="26"/>
+      <w:color w:val="000000"/>
+      <w:sz w:val="22"/>
       <w:szCs w:val="26"/>
     </w:rPr>
   </w:style>
@@ -4420,14 +3197,14 @@
     <w:pPr>
       <w:keepNext/>
       <w:keepLines/>
-      <w:spacing w:before="200" w:after="100"/>
+      <w:spacing w:before="160" w:after="80" w:line="240" w:lineRule="auto"/>
       <w:outlineLvl w:val="2"/>
     </w:pPr>
     <w:rPr>
       <w:rFonts w:asciiTheme="majorHAnsi" w:eastAsiaTheme="majorEastAsia" w:hAnsiTheme="majorHAnsi" w:cstheme="majorBidi" w:ascii="Arial" w:hAnsi="Arial" w:eastAsia="Arial"/>
       <w:b/>
       <w:bCs/>
-      <w:color w:val="1F4E79"/>
+      <w:color w:val="000000"/>
       <w:sz w:val="22"/>
     </w:rPr>
   </w:style>
@@ -4659,19 +3436,16 @@
     <w:qFormat/>
     <w:rsid w:val="00FC693F"/>
     <w:pPr>
-      <w:pBdr>
-        <w:bottom w:val="single" w:sz="8" w:space="4" w:color="4F81BD" w:themeColor="accent1"/>
-      </w:pBdr>
-      <w:spacing w:after="100" w:line="240" w:lineRule="auto" w:before="200"/>
+      <w:spacing w:after="80" w:line="240" w:lineRule="auto" w:before="160"/>
       <w:contextualSpacing/>
     </w:pPr>
     <w:rPr>
       <w:rFonts w:asciiTheme="majorHAnsi" w:eastAsiaTheme="majorEastAsia" w:hAnsiTheme="majorHAnsi" w:cstheme="majorBidi" w:ascii="Arial" w:hAnsi="Arial" w:eastAsia="Arial"/>
       <w:b/>
-      <w:color w:val="10294B"/>
+      <w:color w:val="000000"/>
       <w:spacing w:val="5"/>
       <w:kern w:val="28"/>
-      <w:sz w:val="40"/>
+      <w:sz w:val="22"/>
       <w:szCs w:val="52"/>
     </w:rPr>
   </w:style>
@@ -4845,8 +3619,14 @@
       <w:numPr>
         <w:numId w:val="1"/>
       </w:numPr>
+      <w:spacing w:line="240" w:lineRule="auto"/>
       <w:contextualSpacing/>
     </w:pPr>
+    <w:rPr>
+      <w:rFonts w:ascii="Arial" w:hAnsi="Arial" w:eastAsia="Arial"/>
+      <w:color w:val="000000"/>
+      <w:sz w:val="22"/>
+    </w:rPr>
   </w:style>
   <w:style w:type="paragraph" w:styleId="ListBullet2">
     <w:name w:val="List Bullet 2"/>
@@ -4858,8 +3638,14 @@
       <w:numPr>
         <w:numId w:val="2"/>
       </w:numPr>
+      <w:spacing w:line="240" w:lineRule="auto"/>
       <w:contextualSpacing/>
     </w:pPr>
+    <w:rPr>
+      <w:rFonts w:ascii="Arial" w:hAnsi="Arial" w:eastAsia="Arial"/>
+      <w:color w:val="000000"/>
+      <w:sz w:val="22"/>
+    </w:rPr>
   </w:style>
   <w:style w:type="paragraph" w:styleId="ListBullet3">
     <w:name w:val="List Bullet 3"/>
@@ -4884,8 +3670,14 @@
       <w:numPr>
         <w:numId w:val="5"/>
       </w:numPr>
+      <w:spacing w:line="240" w:lineRule="auto"/>
       <w:contextualSpacing/>
     </w:pPr>
+    <w:rPr>
+      <w:rFonts w:ascii="Arial" w:hAnsi="Arial" w:eastAsia="Arial"/>
+      <w:color w:val="000000"/>
+      <w:sz w:val="22"/>
+    </w:rPr>
   </w:style>
   <w:style w:type="paragraph" w:styleId="ListNumber2">
     <w:name w:val="List Number 2"/>
@@ -4897,8 +3689,14 @@
       <w:numPr>
         <w:numId w:val="6"/>
       </w:numPr>
+      <w:spacing w:line="240" w:lineRule="auto"/>
       <w:contextualSpacing/>
     </w:pPr>
+    <w:rPr>
+      <w:rFonts w:ascii="Arial" w:hAnsi="Arial" w:eastAsia="Arial"/>
+      <w:color w:val="000000"/>
+      <w:sz w:val="22"/>
+    </w:rPr>
   </w:style>
   <w:style w:type="paragraph" w:styleId="ListNumber3">
     <w:name w:val="List Number 3"/>

--- a/docs/word/02_Entregable_2_Avance_50.docx
+++ b/docs/word/02_Entregable_2_Avance_50.docx
@@ -466,7 +466,7 @@
                 <w:color w:val="000000"/>
                 <w:sz w:val="22"/>
               </w:rPr>
-              <w:t>Conexión y prueba remota pendientes de configurar.</w:t>
+              <w:t>Conexión y disponibilidad remota verificadas; falta la prueba autenticada de venta.</w:t>
             </w:r>
           </w:p>
         </w:tc>
@@ -1538,7 +1538,7 @@
               <a:graphicData uri="http://schemas.openxmlformats.org/drawingml/2006/picture">
                 <pic:pic>
                   <pic:nvPicPr>
-                    <pic:cNvPr id="0" name="tmpua4npnws.png"/>
+                    <pic:cNvPr id="0" name="tmpn8w8niu6.png"/>
                     <pic:cNvPicPr/>
                   </pic:nvPicPr>
                   <pic:blipFill>
@@ -2424,7 +2424,7 @@
           <w:color w:val="000000"/>
           <w:sz w:val="22"/>
         </w:rPr>
-        <w:t>El workflow `.github/workflows/ci.yml` compila los dos modos del frontend, compila la solución .NET y verifica que el programa Java compile. El workflow de GitHub Pages publica solo la demo estática. La prueba HTTP de venta con PostgreSQL queda pendiente de ejecutar contra el proyecto Supabase de desarrollo.</w:t>
+        <w:t>El workflow `.github/workflows/ci.yml` compila los dos modos del frontend, compila la solución .NET y verifica que el programa Java compile. El workflow de GitHub Pages publica el frontend conectado a la API de Render. La prueba HTTP de venta con PostgreSQL queda pendiente de ejecutar contra el proyecto Supabase de desarrollo.</w:t>
       </w:r>
     </w:p>
     <w:p>
@@ -2526,7 +2526,7 @@
           <w:color w:val="000000"/>
           <w:sz w:val="22"/>
         </w:rPr>
-        <w:t>Validación técnica: 18 pruebas locales aprobadas; frontend y .NET compilan, con cero errores y advertencias en .NET; Java compila. La revisión de navegador se realizó en modo demo. La conexión privada del backend, integración HTTP PostgreSQL, despliegue Render y aceptación del Grupo 10 están pendientes. La evidencia detallada está en docs/evidencias/validacion_tecnica_2026-10-04.md.</w:t>
+        <w:t>Validación técnica: 18 pruebas locales aprobadas y compilaciones correctas. Render está publicado y conectado a Supabase con TLS y certificado validado; /api/health/ready responde HTTP 200 y las rutas privadas rechazan acceso anónimo. GitHub Pages usa la API remota. Falta confirmar la cuenta inicial, probar operaciones autenticadas y registrar aceptación del Grupo 10. Evidencia: docs/evidencias/validacion_tecnica_2026-10-04.md.</w:t>
       </w:r>
     </w:p>
     <w:p>
@@ -2565,7 +2565,7 @@
               <a:graphicData uri="http://schemas.openxmlformats.org/drawingml/2006/picture">
                 <pic:pic>
                   <pic:nvPicPr>
-                    <pic:cNvPr id="0" name="tmpfxvou6_4.png"/>
+                    <pic:cNvPr id="0" name="tmpvkeyacpo.png"/>
                     <pic:cNvPicPr/>
                   </pic:nvPicPr>
                   <pic:blipFill>
@@ -2623,7 +2623,7 @@
               <a:graphicData uri="http://schemas.openxmlformats.org/drawingml/2006/picture">
                 <pic:pic>
                   <pic:nvPicPr>
-                    <pic:cNvPr id="0" name="tmpslkdzms4.png"/>
+                    <pic:cNvPr id="0" name="tmpi75xretd.png"/>
                     <pic:cNvPicPr/>
                   </pic:nvPicPr>
                   <pic:blipFill>

--- a/docs/word/02_Entregable_2_Avance_50.docx
+++ b/docs/word/02_Entregable_2_Avance_50.docx
@@ -1538,7 +1538,7 @@
               <a:graphicData uri="http://schemas.openxmlformats.org/drawingml/2006/picture">
                 <pic:pic>
                   <pic:nvPicPr>
-                    <pic:cNvPr id="0" name="tmpn8w8niu6.png"/>
+                    <pic:cNvPr id="0" name="tmpnwnpzxgu.png"/>
                     <pic:cNvPicPr/>
                   </pic:nvPicPr>
                   <pic:blipFill>
@@ -2395,11 +2395,11 @@
     <w:p>
       <w:r>
         <w:rPr>
-          <w:rFonts w:ascii="Arial" w:hAnsi="Arial" w:eastAsia="Arial"/>
+          <w:rFonts w:ascii="Arial" w:hAnsi="Arial"/>
           <w:color w:val="000000"/>
           <w:sz w:val="22"/>
         </w:rPr>
-        <w:t>El registro detallado se encuentra en `docs/evidencias/validacion_tecnica_2026-09-28.md`. La prueba HTTP documentada corresponde a la versión histórica SQL Server. El backend Npgsql actual ya compila, pero su conexión Supabase aún requiere la cadena de conexión del proyecto nuevo.</w:t>
+        <w:t>El registro detallado se adjunta como Anexo de evidencias de validación técnica de Bodega Norte, en el archivo Anexo_Evidencias_Tecnicas_Grupo10.docx. Incluye los registros del 28 de septiembre y del 4 de octubre de 2026. La prueba HTTP de venta y stock corresponde a SQL Server. La conexión del backend Npgsql con Supabase se verificó el 4 de octubre; la prueba autenticada de venta y stock en PostgreSQL permanece pendiente.</w:t>
       </w:r>
     </w:p>
     <w:p>
@@ -2526,7 +2526,7 @@
           <w:color w:val="000000"/>
           <w:sz w:val="22"/>
         </w:rPr>
-        <w:t>Validación técnica: 18 pruebas locales aprobadas y compilaciones correctas. Render está publicado y conectado a Supabase con TLS y certificado validado; /api/health/ready responde HTTP 200 y las rutas privadas rechazan acceso anónimo. GitHub Pages usa la API remota. Falta confirmar la cuenta inicial, probar operaciones autenticadas y registrar aceptación del Grupo 10. Evidencia: docs/evidencias/validacion_tecnica_2026-10-04.md.</w:t>
+        <w:t>Validación técnica: 18 pruebas locales aprobadas y compilaciones correctas. El 4 de octubre de 2026 se verificaron Render, la conexión TLS con Supabase, el rechazo de acceso anónimo y el ingreso de la cuenta inicial como administrador activo. GitHub Pages usa la API remota. Las pruebas de escritura autenticada y la aceptación del Grupo 10 permanecen pendientes. Las nuevas capturas de la sección 8 documentan el modo de demostración local.</w:t>
       </w:r>
     </w:p>
     <w:p>
@@ -2542,6 +2542,31 @@
           <w:sz w:val="22"/>
         </w:rPr>
         <w:t>8. Evidencias visuales</w:t>
+      </w:r>
+    </w:p>
+    <w:p>
+      <w:r>
+        <w:rPr>
+          <w:rFonts w:ascii="Arial" w:hAnsi="Arial" w:eastAsia="Arial"/>
+          <w:color w:val="000000"/>
+          <w:sz w:val="22"/>
+        </w:rPr>
+        <w:t>La sección reúne seis capturas: las dos referencias de escritorio y móvil del informe original y cuatro vistas complementarias obtenidas el 11 de octubre de 2026. Las capturas nuevas corresponden a la demostración local con datos ficticios; documentan la interfaz y no constituyen aceptación de una bodega real ni una prueba de persistencia en Supabase.</w:t>
+      </w:r>
+    </w:p>
+    <w:p>
+      <w:pPr>
+        <w:pStyle w:val="Heading2"/>
+        <w:keepNext/>
+        <w:keepLines/>
+      </w:pPr>
+      <w:r>
+        <w:rPr>
+          <w:rFonts w:ascii="Arial" w:hAnsi="Arial" w:eastAsia="Arial"/>
+          <w:color w:val="000000"/>
+          <w:sz w:val="22"/>
+        </w:rPr>
+        <w:t>8.1 Panel en escritorio</w:t>
       </w:r>
     </w:p>
     <w:p>
@@ -2565,7 +2590,7 @@
               <a:graphicData uri="http://schemas.openxmlformats.org/drawingml/2006/picture">
                 <pic:pic>
                   <pic:nvPicPr>
-                    <pic:cNvPr id="0" name="tmpvkeyacpo.png"/>
+                    <pic:cNvPr id="0" name="tmpkcwe20ud.png"/>
                     <pic:cNvPicPr/>
                   </pic:nvPicPr>
                   <pic:blipFill>
@@ -2599,7 +2624,32 @@
           <w:color w:val="000000"/>
           <w:sz w:val="22"/>
         </w:rPr>
-        <w:t>Evidencia visual de referencia en escritorio</w:t>
+        <w:t>Captura 1. Referencia visual del panel en escritorio</w:t>
+      </w:r>
+    </w:p>
+    <w:p>
+      <w:r>
+        <w:rPr>
+          <w:rFonts w:ascii="Arial" w:hAnsi="Arial" w:eastAsia="Arial"/>
+          <w:color w:val="000000"/>
+          <w:sz w:val="22"/>
+        </w:rPr>
+        <w:t>El panel presenta indicadores de ventas, existencias y productos por reponer. Esta imagen conserva la referencia visual incluida en el informe original.</w:t>
+      </w:r>
+    </w:p>
+    <w:p>
+      <w:pPr>
+        <w:pStyle w:val="Heading2"/>
+        <w:keepNext/>
+        <w:keepLines/>
+      </w:pPr>
+      <w:r>
+        <w:rPr>
+          <w:rFonts w:ascii="Arial" w:hAnsi="Arial" w:eastAsia="Arial"/>
+          <w:color w:val="000000"/>
+          <w:sz w:val="22"/>
+        </w:rPr>
+        <w:t>8.2 Panel en móvil</w:t>
       </w:r>
     </w:p>
     <w:p>
@@ -2623,7 +2673,7 @@
               <a:graphicData uri="http://schemas.openxmlformats.org/drawingml/2006/picture">
                 <pic:pic>
                   <pic:nvPicPr>
-                    <pic:cNvPr id="0" name="tmpi75xretd.png"/>
+                    <pic:cNvPr id="0" name="tmppkrp7aio.png"/>
                     <pic:cNvPicPr/>
                   </pic:nvPicPr>
                   <pic:blipFill>
@@ -2657,12 +2707,434 @@
           <w:color w:val="000000"/>
           <w:sz w:val="22"/>
         </w:rPr>
-        <w:t>Evidencia visual de referencia en móvil</w:t>
+        <w:t>Captura 2. Referencia visual del panel en móvil</w:t>
+      </w:r>
+    </w:p>
+    <w:p>
+      <w:r>
+        <w:rPr>
+          <w:rFonts w:ascii="Arial" w:hAnsi="Arial" w:eastAsia="Arial"/>
+          <w:color w:val="000000"/>
+          <w:sz w:val="22"/>
+        </w:rPr>
+        <w:t>La disposición móvil reúne los indicadores y la actividad de ventas en una columna. Se conserva como referencia del diseño responsive.</w:t>
+      </w:r>
+    </w:p>
+    <w:p>
+      <w:r>
+        <w:rPr>
+          <w:rFonts w:ascii="Arial" w:hAnsi="Arial" w:eastAsia="Arial"/>
+          <w:color w:val="000000"/>
+          <w:sz w:val="22"/>
+        </w:rPr>
+        <w:br w:type="page"/>
+      </w:r>
+    </w:p>
+    <w:p>
+      <w:pPr>
+        <w:pStyle w:val="Heading2"/>
+        <w:keepNext/>
+        <w:keepLines/>
+      </w:pPr>
+      <w:r>
+        <w:rPr>
+          <w:rFonts w:ascii="Arial" w:hAnsi="Arial" w:eastAsia="Arial"/>
+          <w:color w:val="000000"/>
+          <w:sz w:val="22"/>
+        </w:rPr>
+        <w:t>8.3 Consulta del inventario</w:t>
+      </w:r>
+    </w:p>
+    <w:p>
+      <w:r>
+        <w:rPr>
+          <w:rFonts w:ascii="Arial" w:hAnsi="Arial" w:eastAsia="Arial"/>
+          <w:color w:val="000000"/>
+          <w:sz w:val="22"/>
+        </w:rPr>
+        <w:t>Captura obtenida el 11 de octubre de 2026 en el modo de demostración local de Bodega Norte.</w:t>
+      </w:r>
+    </w:p>
+    <w:p>
+      <w:pPr>
+        <w:jc w:val="center"/>
+      </w:pPr>
+      <w:r>
+        <w:rPr>
+          <w:rFonts w:ascii="Arial" w:hAnsi="Arial" w:eastAsia="Arial"/>
+          <w:color w:val="000000"/>
+          <w:sz w:val="22"/>
+        </w:rPr>
+        <w:drawing>
+          <wp:inline xmlns:a="http://schemas.openxmlformats.org/drawingml/2006/main" xmlns:pic="http://schemas.openxmlformats.org/drawingml/2006/picture">
+            <wp:extent cx="5577840" cy="3971422"/>
+            <wp:docPr id="4" name="Picture 4"/>
+            <wp:cNvGraphicFramePr>
+              <a:graphicFrameLocks noChangeAspect="1"/>
+            </wp:cNvGraphicFramePr>
+            <a:graphic>
+              <a:graphicData uri="http://schemas.openxmlformats.org/drawingml/2006/picture">
+                <pic:pic>
+                  <pic:nvPicPr>
+                    <pic:cNvPr id="0" name="tmpgf_gozaf.png"/>
+                    <pic:cNvPicPr/>
+                  </pic:nvPicPr>
+                  <pic:blipFill>
+                    <a:blip r:embed="rId12"/>
+                    <a:stretch>
+                      <a:fillRect/>
+                    </a:stretch>
+                  </pic:blipFill>
+                  <pic:spPr>
+                    <a:xfrm>
+                      <a:off x="0" y="0"/>
+                      <a:ext cx="5577840" cy="3971422"/>
+                    </a:xfrm>
+                    <a:prstGeom prst="rect"/>
+                  </pic:spPr>
+                </pic:pic>
+              </a:graphicData>
+            </a:graphic>
+          </wp:inline>
+        </w:drawing>
+      </w:r>
+    </w:p>
+    <w:p>
+      <w:pPr>
+        <w:jc w:val="center"/>
+      </w:pPr>
+      <w:r>
+        <w:rPr>
+          <w:rFonts w:ascii="Arial" w:hAnsi="Arial" w:eastAsia="Arial"/>
+          <w:i/>
+          <w:color w:val="000000"/>
+          <w:sz w:val="22"/>
+        </w:rPr>
+        <w:t>Captura 3. Inventario en la demostración local</w:t>
+      </w:r>
+    </w:p>
+    <w:p>
+      <w:r>
+        <w:rPr>
+          <w:rFonts w:ascii="Arial" w:hAnsi="Arial" w:eastAsia="Arial"/>
+          <w:color w:val="000000"/>
+          <w:sz w:val="22"/>
+        </w:rPr>
+        <w:t>La vista muestra la búsqueda por producto, código, categoría o proveedor; el filtro por disponibilidad; y las columnas de stock, precio, proveedor y estado. Las etiquetas de stock bajo permiten ubicar productos que requieren reposición.</w:t>
+      </w:r>
+    </w:p>
+    <w:p>
+      <w:r>
+        <w:rPr>
+          <w:rFonts w:ascii="Arial" w:hAnsi="Arial" w:eastAsia="Arial"/>
+          <w:color w:val="000000"/>
+          <w:sz w:val="22"/>
+        </w:rPr>
+        <w:br w:type="page"/>
+      </w:r>
+    </w:p>
+    <w:p>
+      <w:pPr>
+        <w:pStyle w:val="Heading2"/>
+        <w:keepNext/>
+        <w:keepLines/>
+      </w:pPr>
+      <w:r>
+        <w:rPr>
+          <w:rFonts w:ascii="Arial" w:hAnsi="Arial" w:eastAsia="Arial"/>
+          <w:color w:val="000000"/>
+          <w:sz w:val="22"/>
+        </w:rPr>
+        <w:t>8.4 Preparación de una venta</w:t>
+      </w:r>
+    </w:p>
+    <w:p>
+      <w:r>
+        <w:rPr>
+          <w:rFonts w:ascii="Arial" w:hAnsi="Arial" w:eastAsia="Arial"/>
+          <w:color w:val="000000"/>
+          <w:sz w:val="22"/>
+        </w:rPr>
+        <w:t>Captura obtenida el 11 de octubre de 2026 en el modo de demostración local de Bodega Norte.</w:t>
+      </w:r>
+    </w:p>
+    <w:p>
+      <w:pPr>
+        <w:jc w:val="center"/>
+      </w:pPr>
+      <w:r>
+        <w:rPr>
+          <w:rFonts w:ascii="Arial" w:hAnsi="Arial" w:eastAsia="Arial"/>
+          <w:color w:val="000000"/>
+          <w:sz w:val="22"/>
+        </w:rPr>
+        <w:drawing>
+          <wp:inline xmlns:a="http://schemas.openxmlformats.org/drawingml/2006/main" xmlns:pic="http://schemas.openxmlformats.org/drawingml/2006/picture">
+            <wp:extent cx="5577840" cy="3971422"/>
+            <wp:docPr id="5" name="Picture 5"/>
+            <wp:cNvGraphicFramePr>
+              <a:graphicFrameLocks noChangeAspect="1"/>
+            </wp:cNvGraphicFramePr>
+            <a:graphic>
+              <a:graphicData uri="http://schemas.openxmlformats.org/drawingml/2006/picture">
+                <pic:pic>
+                  <pic:nvPicPr>
+                    <pic:cNvPr id="0" name="tmp64a6b3pc.png"/>
+                    <pic:cNvPicPr/>
+                  </pic:nvPicPr>
+                  <pic:blipFill>
+                    <a:blip r:embed="rId13"/>
+                    <a:stretch>
+                      <a:fillRect/>
+                    </a:stretch>
+                  </pic:blipFill>
+                  <pic:spPr>
+                    <a:xfrm>
+                      <a:off x="0" y="0"/>
+                      <a:ext cx="5577840" cy="3971422"/>
+                    </a:xfrm>
+                    <a:prstGeom prst="rect"/>
+                  </pic:spPr>
+                </pic:pic>
+              </a:graphicData>
+            </a:graphic>
+          </wp:inline>
+        </w:drawing>
+      </w:r>
+    </w:p>
+    <w:p>
+      <w:pPr>
+        <w:jc w:val="center"/>
+      </w:pPr>
+      <w:r>
+        <w:rPr>
+          <w:rFonts w:ascii="Arial" w:hAnsi="Arial" w:eastAsia="Arial"/>
+          <w:i/>
+          <w:color w:val="000000"/>
+          <w:sz w:val="22"/>
+        </w:rPr>
+        <w:t>Captura 4. Carrito de venta en la demostración local</w:t>
+      </w:r>
+    </w:p>
+    <w:p>
+      <w:r>
+        <w:rPr>
+          <w:rFonts w:ascii="Arial" w:hAnsi="Arial" w:eastAsia="Arial"/>
+          <w:color w:val="000000"/>
+          <w:sz w:val="22"/>
+        </w:rPr>
+        <w:t>El punto de venta reúne el catálogo, las categorías y el carrito. La captura muestra una unidad de Leche Gloria 1L y una unidad de Gaseosa Inca Kola 1.5L, con un total de S/ 13.00. Corresponde a una venta en preparación; no se confirmó el cobro ni se registró una transacción.</w:t>
+      </w:r>
+    </w:p>
+    <w:p>
+      <w:r>
+        <w:rPr>
+          <w:rFonts w:ascii="Arial" w:hAnsi="Arial" w:eastAsia="Arial"/>
+          <w:color w:val="000000"/>
+          <w:sz w:val="22"/>
+        </w:rPr>
+        <w:br w:type="page"/>
+      </w:r>
+    </w:p>
+    <w:p>
+      <w:pPr>
+        <w:pStyle w:val="Heading2"/>
+        <w:keepNext/>
+        <w:keepLines/>
+      </w:pPr>
+      <w:r>
+        <w:rPr>
+          <w:rFonts w:ascii="Arial" w:hAnsi="Arial" w:eastAsia="Arial"/>
+          <w:color w:val="000000"/>
+          <w:sz w:val="22"/>
+        </w:rPr>
+        <w:t>8.5 Consulta de proveedores</w:t>
+      </w:r>
+    </w:p>
+    <w:p>
+      <w:r>
+        <w:rPr>
+          <w:rFonts w:ascii="Arial" w:hAnsi="Arial" w:eastAsia="Arial"/>
+          <w:color w:val="000000"/>
+          <w:sz w:val="22"/>
+        </w:rPr>
+        <w:t>Captura obtenida el 11 de octubre de 2026 en el modo de demostración local de Bodega Norte.</w:t>
+      </w:r>
+    </w:p>
+    <w:p>
+      <w:pPr>
+        <w:jc w:val="center"/>
+      </w:pPr>
+      <w:r>
+        <w:rPr>
+          <w:rFonts w:ascii="Arial" w:hAnsi="Arial" w:eastAsia="Arial"/>
+          <w:color w:val="000000"/>
+          <w:sz w:val="22"/>
+        </w:rPr>
+        <w:drawing>
+          <wp:inline xmlns:a="http://schemas.openxmlformats.org/drawingml/2006/main" xmlns:pic="http://schemas.openxmlformats.org/drawingml/2006/picture">
+            <wp:extent cx="5577840" cy="3956694"/>
+            <wp:docPr id="6" name="Picture 6"/>
+            <wp:cNvGraphicFramePr>
+              <a:graphicFrameLocks noChangeAspect="1"/>
+            </wp:cNvGraphicFramePr>
+            <a:graphic>
+              <a:graphicData uri="http://schemas.openxmlformats.org/drawingml/2006/picture">
+                <pic:pic>
+                  <pic:nvPicPr>
+                    <pic:cNvPr id="0" name="tmpo6qzusxz.png"/>
+                    <pic:cNvPicPr/>
+                  </pic:nvPicPr>
+                  <pic:blipFill>
+                    <a:blip r:embed="rId14"/>
+                    <a:stretch>
+                      <a:fillRect/>
+                    </a:stretch>
+                  </pic:blipFill>
+                  <pic:spPr>
+                    <a:xfrm>
+                      <a:off x="0" y="0"/>
+                      <a:ext cx="5577840" cy="3956694"/>
+                    </a:xfrm>
+                    <a:prstGeom prst="rect"/>
+                  </pic:spPr>
+                </pic:pic>
+              </a:graphicData>
+            </a:graphic>
+          </wp:inline>
+        </w:drawing>
+      </w:r>
+    </w:p>
+    <w:p>
+      <w:pPr>
+        <w:jc w:val="center"/>
+      </w:pPr>
+      <w:r>
+        <w:rPr>
+          <w:rFonts w:ascii="Arial" w:hAnsi="Arial" w:eastAsia="Arial"/>
+          <w:i/>
+          <w:color w:val="000000"/>
+          <w:sz w:val="22"/>
+        </w:rPr>
+        <w:t>Captura 5. Proveedores en la demostración local</w:t>
+      </w:r>
+    </w:p>
+    <w:p>
+      <w:r>
+        <w:rPr>
+          <w:rFonts w:ascii="Arial" w:hAnsi="Arial" w:eastAsia="Arial"/>
+          <w:color w:val="000000"/>
+          <w:sz w:val="22"/>
+        </w:rPr>
+        <w:t>Las tarjetas agrupan el nombre del proveedor, el contacto de ejemplo, el teléfono de demostración y la cantidad de productos asociados. Se muestran las opciones de consulta, edición y eliminación, sin registrar cambios en los proveedores.</w:t>
+      </w:r>
+    </w:p>
+    <w:p>
+      <w:r>
+        <w:rPr>
+          <w:rFonts w:ascii="Arial" w:hAnsi="Arial" w:eastAsia="Arial"/>
+          <w:color w:val="000000"/>
+          <w:sz w:val="22"/>
+        </w:rPr>
+        <w:br w:type="page"/>
+      </w:r>
+    </w:p>
+    <w:p>
+      <w:pPr>
+        <w:pStyle w:val="Heading2"/>
+        <w:keepNext/>
+        <w:keepLines/>
+      </w:pPr>
+      <w:r>
+        <w:rPr>
+          <w:rFonts w:ascii="Arial" w:hAnsi="Arial" w:eastAsia="Arial"/>
+          <w:color w:val="000000"/>
+          <w:sz w:val="22"/>
+        </w:rPr>
+        <w:t>8.6 Consulta de reportes</w:t>
+      </w:r>
+    </w:p>
+    <w:p>
+      <w:r>
+        <w:rPr>
+          <w:rFonts w:ascii="Arial" w:hAnsi="Arial" w:eastAsia="Arial"/>
+          <w:color w:val="000000"/>
+          <w:sz w:val="22"/>
+        </w:rPr>
+        <w:t>Captura obtenida el 11 de octubre de 2026 en el modo de demostración local de Bodega Norte.</w:t>
+      </w:r>
+    </w:p>
+    <w:p>
+      <w:pPr>
+        <w:jc w:val="center"/>
+      </w:pPr>
+      <w:r>
+        <w:rPr>
+          <w:rFonts w:ascii="Arial" w:hAnsi="Arial" w:eastAsia="Arial"/>
+          <w:color w:val="000000"/>
+          <w:sz w:val="22"/>
+        </w:rPr>
+        <w:drawing>
+          <wp:inline xmlns:a="http://schemas.openxmlformats.org/drawingml/2006/main" xmlns:pic="http://schemas.openxmlformats.org/drawingml/2006/picture">
+            <wp:extent cx="5577840" cy="3971422"/>
+            <wp:docPr id="7" name="Picture 7"/>
+            <wp:cNvGraphicFramePr>
+              <a:graphicFrameLocks noChangeAspect="1"/>
+            </wp:cNvGraphicFramePr>
+            <a:graphic>
+              <a:graphicData uri="http://schemas.openxmlformats.org/drawingml/2006/picture">
+                <pic:pic>
+                  <pic:nvPicPr>
+                    <pic:cNvPr id="0" name="tmpe8i42qtx.png"/>
+                    <pic:cNvPicPr/>
+                  </pic:nvPicPr>
+                  <pic:blipFill>
+                    <a:blip r:embed="rId15"/>
+                    <a:stretch>
+                      <a:fillRect/>
+                    </a:stretch>
+                  </pic:blipFill>
+                  <pic:spPr>
+                    <a:xfrm>
+                      <a:off x="0" y="0"/>
+                      <a:ext cx="5577840" cy="3971422"/>
+                    </a:xfrm>
+                    <a:prstGeom prst="rect"/>
+                  </pic:spPr>
+                </pic:pic>
+              </a:graphicData>
+            </a:graphic>
+          </wp:inline>
+        </w:drawing>
+      </w:r>
+    </w:p>
+    <w:p>
+      <w:pPr>
+        <w:jc w:val="center"/>
+      </w:pPr>
+      <w:r>
+        <w:rPr>
+          <w:rFonts w:ascii="Arial" w:hAnsi="Arial" w:eastAsia="Arial"/>
+          <w:i/>
+          <w:color w:val="000000"/>
+          <w:sz w:val="22"/>
+        </w:rPr>
+        <w:t>Captura 6. Reportes en la demostración local</w:t>
+      </w:r>
+    </w:p>
+    <w:p>
+      <w:r>
+        <w:rPr>
+          <w:rFonts w:ascii="Arial" w:hAnsi="Arial" w:eastAsia="Arial"/>
+          <w:color w:val="000000"/>
+          <w:sz w:val="22"/>
+        </w:rPr>
+        <w:t>Los controles Desde y Hasta delimitan el período. La vista presenta ventas, unidades, margen, productos por reponer, ranking y medios de pago. Los valores pertenecen al conjunto de demostración y no representan resultados comerciales reales.</w:t>
       </w:r>
     </w:p>
     <w:sectPr>
-      <w:headerReference w:type="default" r:id="rId12"/>
-      <w:footerReference w:type="default" r:id="rId13"/>
+      <w:headerReference w:type="default" r:id="rId16"/>
+      <w:footerReference w:type="default" r:id="rId17"/>
       <w:pgSz w:w="11906" w:h="16838"/>
       <w:pgMar w:top="1701" w:right="1417" w:bottom="1701" w:left="1417" w:header="720" w:footer="720" w:gutter="0"/>
       <w:cols w:space="720"/>
